--- a/Kỹ thuật Phục hồi chức năng/01. Môn học Cơ sở (II.1)/MH09. Hóa sinh/Đề cương /1. GLUCID.docx
+++ b/Kỹ thuật Phục hồi chức năng/01. Môn học Cơ sở (II.1)/MH09. Hóa sinh/Đề cương /1. GLUCID.docx
@@ -39,6 +39,14 @@
           <w:lang w:val="en-US"/>
         </w:rPr>
       </w:r>
+      <w:r>
+        <w:rPr>
+          <w:rFonts w:cs="Times New Roman"/>
+          <w:b/>
+          <w:szCs w:val="28"/>
+          <w:lang w:val="en-US"/>
+        </w:rPr>
+      </w:r>
     </w:p>
     <w:p>
       <w:pPr>
@@ -79,6 +87,12 @@
           <w:szCs w:val="28"/>
         </w:rPr>
       </w:r>
+      <w:r>
+        <w:rPr>
+          <w:rFonts w:cs="Times New Roman"/>
+          <w:szCs w:val="28"/>
+        </w:rPr>
+      </w:r>
     </w:p>
     <w:p>
       <w:pPr>
@@ -156,6 +170,13 @@
           <w:szCs w:val="28"/>
         </w:rPr>
         <w:t xml:space="preserve">. &gt; 3</w:t>
+      </w:r>
+      <w:r>
+        <w:rPr>
+          <w:rFonts w:cs="Times New Roman"/>
+          <w:szCs w:val="28"/>
+          <w:lang w:val="en-US"/>
+        </w:rPr>
       </w:r>
       <w:r>
         <w:rPr>
@@ -233,6 +254,14 @@
           <w:lang w:val="fr-FR"/>
         </w:rPr>
       </w:r>
+      <w:r>
+        <w:rPr>
+          <w:rFonts w:cs="Times New Roman"/>
+          <w:bCs/>
+          <w:szCs w:val="28"/>
+          <w:lang w:val="fr-FR"/>
+        </w:rPr>
+      </w:r>
     </w:p>
     <w:p>
       <w:pPr>
@@ -298,6 +327,14 @@
           <w:lang w:val="fr-FR"/>
         </w:rPr>
       </w:r>
+      <w:r>
+        <w:rPr>
+          <w:rFonts w:cs="Times New Roman"/>
+          <w:bCs/>
+          <w:szCs w:val="28"/>
+          <w:lang w:val="fr-FR"/>
+        </w:rPr>
+      </w:r>
     </w:p>
     <w:p>
       <w:pPr>
@@ -377,6 +414,14 @@
           <w:lang w:val="fr-FR"/>
         </w:rPr>
       </w:r>
+      <w:r>
+        <w:rPr>
+          <w:rFonts w:cs="Times New Roman"/>
+          <w:bCs/>
+          <w:szCs w:val="28"/>
+          <w:lang w:val="fr-FR"/>
+        </w:rPr>
+      </w:r>
     </w:p>
     <w:p>
       <w:pPr>
@@ -460,6 +505,13 @@
           <w:szCs w:val="28"/>
         </w:rPr>
       </w:r>
+      <w:r>
+        <w:rPr>
+          <w:rFonts w:cs="Times New Roman"/>
+          <w:bCs/>
+          <w:szCs w:val="28"/>
+        </w:rPr>
+      </w:r>
     </w:p>
     <w:p>
       <w:pPr>
@@ -545,6 +597,13 @@
           <w:szCs w:val="28"/>
         </w:rPr>
       </w:r>
+      <w:r>
+        <w:rPr>
+          <w:rFonts w:cs="Times New Roman"/>
+          <w:bCs/>
+          <w:szCs w:val="28"/>
+        </w:rPr>
+      </w:r>
     </w:p>
     <w:p>
       <w:pPr>
@@ -614,6 +673,14 @@
           <w:lang w:val="fr-FR"/>
         </w:rPr>
       </w:r>
+      <w:r>
+        <w:rPr>
+          <w:rFonts w:cs="Times New Roman"/>
+          <w:bCs/>
+          <w:szCs w:val="28"/>
+          <w:lang w:val="fr-FR"/>
+        </w:rPr>
+      </w:r>
     </w:p>
     <w:p>
       <w:pPr>
@@ -691,6 +758,14 @@
           <w:lang w:val="fr-FR"/>
         </w:rPr>
       </w:r>
+      <w:r>
+        <w:rPr>
+          <w:rFonts w:cs="Times New Roman"/>
+          <w:bCs/>
+          <w:szCs w:val="28"/>
+          <w:lang w:val="fr-FR"/>
+        </w:rPr>
+      </w:r>
     </w:p>
     <w:p>
       <w:pPr>
@@ -739,6 +814,14 @@
           <w:lang w:val="fr-FR"/>
         </w:rPr>
       </w:r>
+      <w:r>
+        <w:rPr>
+          <w:rFonts w:cs="Times New Roman"/>
+          <w:bCs/>
+          <w:szCs w:val="28"/>
+          <w:lang w:val="fr-FR"/>
+        </w:rPr>
+      </w:r>
     </w:p>
     <w:p>
       <w:pPr>
@@ -785,6 +868,13 @@
           <w:szCs w:val="28"/>
         </w:rPr>
       </w:r>
+      <w:r>
+        <w:rPr>
+          <w:rFonts w:cs="Times New Roman"/>
+          <w:bCs/>
+          <w:szCs w:val="28"/>
+        </w:rPr>
+      </w:r>
     </w:p>
     <w:p>
       <w:pPr>
@@ -833,6 +923,14 @@
           <w:lang w:val="fr-FR"/>
         </w:rPr>
       </w:r>
+      <w:r>
+        <w:rPr>
+          <w:rFonts w:cs="Times New Roman"/>
+          <w:bCs/>
+          <w:szCs w:val="28"/>
+          <w:lang w:val="fr-FR"/>
+        </w:rPr>
+      </w:r>
     </w:p>
     <w:p>
       <w:pPr>
@@ -917,6 +1015,15 @@
           <w:lang w:val="fr-FR"/>
         </w:rPr>
       </w:r>
+      <w:r>
+        <w:rPr>
+          <w:rFonts w:cs="Times New Roman"/>
+          <w:bCs/>
+          <w:iCs/>
+          <w:szCs w:val="28"/>
+          <w:lang w:val="fr-FR"/>
+        </w:rPr>
+      </w:r>
     </w:p>
     <w:p>
       <w:pPr>
@@ -979,6 +1086,15 @@
           <w:lang w:val="fr-FR"/>
         </w:rPr>
       </w:r>
+      <w:r>
+        <w:rPr>
+          <w:rFonts w:cs="Times New Roman"/>
+          <w:bCs/>
+          <w:iCs/>
+          <w:szCs w:val="28"/>
+          <w:lang w:val="fr-FR"/>
+        </w:rPr>
+      </w:r>
     </w:p>
     <w:p>
       <w:pPr>
@@ -1031,6 +1147,15 @@
           <w:lang w:val="fr-FR"/>
         </w:rPr>
       </w:r>
+      <w:r>
+        <w:rPr>
+          <w:rFonts w:cs="Times New Roman"/>
+          <w:bCs/>
+          <w:iCs/>
+          <w:szCs w:val="28"/>
+          <w:lang w:val="fr-FR"/>
+        </w:rPr>
+      </w:r>
     </w:p>
     <w:p>
       <w:pPr>
@@ -1084,6 +1209,15 @@
           <w:lang w:val="fr-FR"/>
         </w:rPr>
       </w:r>
+      <w:r>
+        <w:rPr>
+          <w:rFonts w:cs="Times New Roman"/>
+          <w:bCs/>
+          <w:iCs/>
+          <w:szCs w:val="28"/>
+          <w:lang w:val="fr-FR"/>
+        </w:rPr>
+      </w:r>
     </w:p>
     <w:p>
       <w:pPr>
@@ -1136,6 +1270,15 @@
           <w:lang w:val="fr-FR"/>
         </w:rPr>
       </w:r>
+      <w:r>
+        <w:rPr>
+          <w:rFonts w:cs="Times New Roman"/>
+          <w:bCs/>
+          <w:iCs/>
+          <w:szCs w:val="28"/>
+          <w:lang w:val="fr-FR"/>
+        </w:rPr>
+      </w:r>
     </w:p>
     <w:p>
       <w:pPr>
@@ -1207,6 +1350,13 @@
           <w:lang w:val="fr-FR"/>
         </w:rPr>
       </w:r>
+      <w:r>
+        <w:rPr>
+          <w:rFonts w:cs="Times New Roman"/>
+          <w:szCs w:val="28"/>
+          <w:lang w:val="fr-FR"/>
+        </w:rPr>
+      </w:r>
     </w:p>
     <w:p>
       <w:pPr>
@@ -1256,6 +1406,12 @@
           <w:szCs w:val="28"/>
         </w:rPr>
       </w:r>
+      <w:r>
+        <w:rPr>
+          <w:rFonts w:cs="Times New Roman"/>
+          <w:szCs w:val="28"/>
+        </w:rPr>
+      </w:r>
     </w:p>
     <w:p>
       <w:pPr>
@@ -1320,6 +1476,12 @@
           <w:szCs w:val="28"/>
         </w:rPr>
       </w:r>
+      <w:r>
+        <w:rPr>
+          <w:rFonts w:cs="Times New Roman"/>
+          <w:szCs w:val="28"/>
+        </w:rPr>
+      </w:r>
     </w:p>
     <w:p>
       <w:pPr>
@@ -1378,6 +1540,12 @@
           <w:szCs w:val="28"/>
         </w:rPr>
       </w:r>
+      <w:r>
+        <w:rPr>
+          <w:rFonts w:cs="Times New Roman"/>
+          <w:szCs w:val="28"/>
+        </w:rPr>
+      </w:r>
     </w:p>
     <w:p>
       <w:pPr>
@@ -1429,6 +1597,13 @@
           <w:szCs w:val="28"/>
         </w:rPr>
       </w:r>
+      <w:r>
+        <w:rPr>
+          <w:rFonts w:cs="Times New Roman"/>
+          <w:bCs/>
+          <w:szCs w:val="28"/>
+        </w:rPr>
+      </w:r>
     </w:p>
     <w:p>
       <w:pPr>
@@ -1475,6 +1650,13 @@
           <w:szCs w:val="28"/>
         </w:rPr>
       </w:r>
+      <w:r>
+        <w:rPr>
+          <w:rFonts w:cs="Times New Roman"/>
+          <w:bCs/>
+          <w:szCs w:val="28"/>
+        </w:rPr>
+      </w:r>
     </w:p>
     <w:p>
       <w:pPr>
@@ -1559,6 +1741,14 @@
           <w:lang w:val="fr-FR"/>
         </w:rPr>
       </w:r>
+      <w:r>
+        <w:rPr>
+          <w:rFonts w:cs="Times New Roman"/>
+          <w:bCs/>
+          <w:szCs w:val="28"/>
+          <w:lang w:val="fr-FR"/>
+        </w:rPr>
+      </w:r>
     </w:p>
     <w:p>
       <w:pPr>
@@ -1625,6 +1815,14 @@
           <w:lang w:val="fr-FR"/>
         </w:rPr>
       </w:r>
+      <w:r>
+        <w:rPr>
+          <w:rFonts w:cs="Times New Roman"/>
+          <w:bCs/>
+          <w:szCs w:val="28"/>
+          <w:lang w:val="fr-FR"/>
+        </w:rPr>
+      </w:r>
     </w:p>
     <w:p>
       <w:pPr>
@@ -1688,6 +1886,13 @@
           <w:lang w:val="fr-FR"/>
         </w:rPr>
         <w:t xml:space="preserve">Glucid?</w:t>
+      </w:r>
+      <w:r>
+        <w:rPr>
+          <w:rFonts w:cs="Times New Roman"/>
+          <w:szCs w:val="28"/>
+          <w:lang w:val="fr-FR"/>
+        </w:rPr>
       </w:r>
       <w:r>
         <w:rPr>
@@ -1833,6 +2038,12 @@
           <w:szCs w:val="28"/>
         </w:rPr>
       </w:r>
+      <w:r>
+        <w:rPr>
+          <w:rFonts w:cs="Times New Roman"/>
+          <w:szCs w:val="28"/>
+        </w:rPr>
+      </w:r>
     </w:p>
     <w:p>
       <w:pPr>
@@ -1896,6 +2107,12 @@
           <w:szCs w:val="28"/>
         </w:rPr>
       </w:r>
+      <w:r>
+        <w:rPr>
+          <w:rFonts w:cs="Times New Roman"/>
+          <w:szCs w:val="28"/>
+        </w:rPr>
+      </w:r>
     </w:p>
     <w:p>
       <w:pPr>
@@ -1962,6 +2179,14 @@
           <w:lang w:val="en-US"/>
         </w:rPr>
       </w:r>
+      <w:r>
+        <w:rPr>
+          <w:rFonts w:cs="Times New Roman"/>
+          <w:bCs/>
+          <w:szCs w:val="28"/>
+          <w:lang w:val="en-US"/>
+        </w:rPr>
+      </w:r>
     </w:p>
     <w:p>
       <w:pPr>
@@ -2052,6 +2277,14 @@
           <w:lang w:val="en-US"/>
         </w:rPr>
       </w:r>
+      <w:r>
+        <w:rPr>
+          <w:rFonts w:cs="Times New Roman"/>
+          <w:bCs/>
+          <w:szCs w:val="28"/>
+          <w:lang w:val="en-US"/>
+        </w:rPr>
+      </w:r>
     </w:p>
     <w:p>
       <w:pPr>
@@ -2122,6 +2355,14 @@
           <w:szCs w:val="28"/>
         </w:rPr>
       </w:r>
+      <w:r>
+        <w:rPr>
+          <w:rFonts w:cs="Times New Roman"/>
+          <w:bCs/>
+          <w:iCs/>
+          <w:szCs w:val="28"/>
+        </w:rPr>
+      </w:r>
     </w:p>
     <w:p>
       <w:pPr>
@@ -2180,6 +2421,14 @@
           <w:szCs w:val="28"/>
         </w:rPr>
       </w:r>
+      <w:r>
+        <w:rPr>
+          <w:rFonts w:cs="Times New Roman"/>
+          <w:bCs/>
+          <w:iCs/>
+          <w:szCs w:val="28"/>
+        </w:rPr>
+      </w:r>
     </w:p>
     <w:p>
       <w:pPr>
@@ -2230,6 +2479,14 @@
           <w:szCs w:val="28"/>
         </w:rPr>
       </w:r>
+      <w:r>
+        <w:rPr>
+          <w:rFonts w:cs="Times New Roman"/>
+          <w:bCs/>
+          <w:iCs/>
+          <w:szCs w:val="28"/>
+        </w:rPr>
+      </w:r>
     </w:p>
     <w:p>
       <w:pPr>
@@ -2279,6 +2536,14 @@
           <w:szCs w:val="28"/>
         </w:rPr>
       </w:r>
+      <w:r>
+        <w:rPr>
+          <w:rFonts w:cs="Times New Roman"/>
+          <w:bCs/>
+          <w:iCs/>
+          <w:szCs w:val="28"/>
+        </w:rPr>
+      </w:r>
     </w:p>
     <w:p>
       <w:pPr>
@@ -2328,6 +2593,14 @@
           <w:szCs w:val="28"/>
         </w:rPr>
       </w:r>
+      <w:r>
+        <w:rPr>
+          <w:rFonts w:cs="Times New Roman"/>
+          <w:bCs/>
+          <w:iCs/>
+          <w:szCs w:val="28"/>
+        </w:rPr>
+      </w:r>
     </w:p>
     <w:p>
       <w:pPr>
@@ -2386,6 +2659,12 @@
           <w:szCs w:val="28"/>
         </w:rPr>
       </w:r>
+      <w:r>
+        <w:rPr>
+          <w:rFonts w:cs="Times New Roman"/>
+          <w:szCs w:val="28"/>
+        </w:rPr>
+      </w:r>
     </w:p>
     <w:p>
       <w:pPr>
@@ -2435,6 +2714,12 @@
           <w:szCs w:val="28"/>
         </w:rPr>
       </w:r>
+      <w:r>
+        <w:rPr>
+          <w:rFonts w:cs="Times New Roman"/>
+          <w:szCs w:val="28"/>
+        </w:rPr>
+      </w:r>
     </w:p>
     <w:p>
       <w:pPr>
@@ -2507,6 +2792,12 @@
           <w:szCs w:val="28"/>
         </w:rPr>
       </w:r>
+      <w:r>
+        <w:rPr>
+          <w:rFonts w:cs="Times New Roman"/>
+          <w:szCs w:val="28"/>
+        </w:rPr>
+      </w:r>
     </w:p>
     <w:p>
       <w:pPr>
@@ -2565,6 +2856,12 @@
           <w:szCs w:val="28"/>
         </w:rPr>
       </w:r>
+      <w:r>
+        <w:rPr>
+          <w:rFonts w:cs="Times New Roman"/>
+          <w:szCs w:val="28"/>
+        </w:rPr>
+      </w:r>
     </w:p>
     <w:p>
       <w:pPr>
@@ -2615,6 +2912,12 @@
           <w:szCs w:val="28"/>
         </w:rPr>
       </w:r>
+      <w:r>
+        <w:rPr>
+          <w:rFonts w:cs="Times New Roman"/>
+          <w:szCs w:val="28"/>
+        </w:rPr>
+      </w:r>
     </w:p>
     <w:p>
       <w:pPr>
@@ -2671,6 +2974,12 @@
           <w:szCs w:val="28"/>
         </w:rPr>
       </w:r>
+      <w:r>
+        <w:rPr>
+          <w:rFonts w:cs="Times New Roman"/>
+          <w:szCs w:val="28"/>
+        </w:rPr>
+      </w:r>
     </w:p>
     <w:p>
       <w:pPr>
@@ -2735,6 +3044,13 @@
           <w:szCs w:val="28"/>
         </w:rPr>
       </w:r>
+      <w:r>
+        <w:rPr>
+          <w:rFonts w:cs="Times New Roman"/>
+          <w:bCs/>
+          <w:szCs w:val="28"/>
+        </w:rPr>
+      </w:r>
     </w:p>
     <w:p>
       <w:pPr>
@@ -2781,6 +3097,13 @@
           <w:szCs w:val="28"/>
         </w:rPr>
       </w:r>
+      <w:r>
+        <w:rPr>
+          <w:rFonts w:cs="Times New Roman"/>
+          <w:bCs/>
+          <w:szCs w:val="28"/>
+        </w:rPr>
+      </w:r>
     </w:p>
     <w:p>
       <w:pPr>
@@ -2826,6 +3149,13 @@
           <w:szCs w:val="28"/>
         </w:rPr>
       </w:r>
+      <w:r>
+        <w:rPr>
+          <w:rFonts w:cs="Times New Roman"/>
+          <w:bCs/>
+          <w:szCs w:val="28"/>
+        </w:rPr>
+      </w:r>
     </w:p>
     <w:p>
       <w:pPr>
@@ -2871,6 +3201,13 @@
           <w:szCs w:val="28"/>
         </w:rPr>
       </w:r>
+      <w:r>
+        <w:rPr>
+          <w:rFonts w:cs="Times New Roman"/>
+          <w:bCs/>
+          <w:szCs w:val="28"/>
+        </w:rPr>
+      </w:r>
     </w:p>
     <w:p>
       <w:pPr>
@@ -2916,6 +3253,13 @@
           <w:szCs w:val="28"/>
         </w:rPr>
       </w:r>
+      <w:r>
+        <w:rPr>
+          <w:rFonts w:cs="Times New Roman"/>
+          <w:bCs/>
+          <w:szCs w:val="28"/>
+        </w:rPr>
+      </w:r>
     </w:p>
     <w:p>
       <w:pPr>
@@ -2976,6 +3320,14 @@
           <w:szCs w:val="28"/>
         </w:rPr>
       </w:r>
+      <w:r>
+        <w:rPr>
+          <w:rFonts w:cs="Times New Roman"/>
+          <w:bCs/>
+          <w:iCs/>
+          <w:szCs w:val="28"/>
+        </w:rPr>
+      </w:r>
     </w:p>
     <w:p>
       <w:pPr>
@@ -3033,6 +3385,14 @@
           <w:szCs w:val="28"/>
         </w:rPr>
         <w:tab/>
+      </w:r>
+      <w:r>
+        <w:rPr>
+          <w:rFonts w:cs="Times New Roman"/>
+          <w:bCs/>
+          <w:iCs/>
+          <w:szCs w:val="28"/>
+        </w:rPr>
       </w:r>
       <w:r>
         <w:rPr>
@@ -3091,6 +3451,14 @@
           <w:szCs w:val="28"/>
         </w:rPr>
       </w:r>
+      <w:r>
+        <w:rPr>
+          <w:rFonts w:cs="Times New Roman"/>
+          <w:bCs/>
+          <w:iCs/>
+          <w:szCs w:val="28"/>
+        </w:rPr>
+      </w:r>
     </w:p>
     <w:p>
       <w:pPr>
@@ -3140,6 +3508,14 @@
           <w:szCs w:val="28"/>
         </w:rPr>
       </w:r>
+      <w:r>
+        <w:rPr>
+          <w:rFonts w:cs="Times New Roman"/>
+          <w:bCs/>
+          <w:iCs/>
+          <w:szCs w:val="28"/>
+        </w:rPr>
+      </w:r>
     </w:p>
     <w:p>
       <w:pPr>
@@ -3189,6 +3565,14 @@
           <w:szCs w:val="28"/>
         </w:rPr>
       </w:r>
+      <w:r>
+        <w:rPr>
+          <w:rFonts w:cs="Times New Roman"/>
+          <w:bCs/>
+          <w:iCs/>
+          <w:szCs w:val="28"/>
+        </w:rPr>
+      </w:r>
     </w:p>
     <w:p>
       <w:pPr>
@@ -3256,6 +3640,12 @@
           <w:szCs w:val="28"/>
         </w:rPr>
       </w:r>
+      <w:r>
+        <w:rPr>
+          <w:rFonts w:cs="Times New Roman"/>
+          <w:szCs w:val="28"/>
+        </w:rPr>
+      </w:r>
     </w:p>
     <w:p>
       <w:pPr>
@@ -3305,6 +3695,12 @@
           <w:szCs w:val="28"/>
         </w:rPr>
       </w:r>
+      <w:r>
+        <w:rPr>
+          <w:rFonts w:cs="Times New Roman"/>
+          <w:szCs w:val="28"/>
+        </w:rPr>
+      </w:r>
     </w:p>
     <w:p>
       <w:pPr>
@@ -3377,6 +3773,12 @@
           <w:szCs w:val="28"/>
         </w:rPr>
       </w:r>
+      <w:r>
+        <w:rPr>
+          <w:rFonts w:cs="Times New Roman"/>
+          <w:szCs w:val="28"/>
+        </w:rPr>
+      </w:r>
     </w:p>
     <w:p>
       <w:pPr>
@@ -3464,6 +3866,13 @@
           <w:lang w:val="en-US"/>
         </w:rPr>
       </w:r>
+      <w:r>
+        <w:rPr>
+          <w:rFonts w:cs="Times New Roman"/>
+          <w:bCs/>
+          <w:lang w:val="en-US"/>
+        </w:rPr>
+      </w:r>
     </w:p>
     <w:p>
       <w:pPr>
@@ -3557,6 +3966,13 @@
           <w:lang w:val="en-US"/>
         </w:rPr>
       </w:r>
+      <w:r>
+        <w:rPr>
+          <w:rFonts w:cs="Times New Roman"/>
+          <w:bCs/>
+          <w:lang w:val="en-US"/>
+        </w:rPr>
+      </w:r>
     </w:p>
     <w:p>
       <w:pPr>
@@ -3620,6 +4036,12 @@
           <w:lang w:val="en-US"/>
         </w:rPr>
       </w:r>
+      <w:r>
+        <w:rPr>
+          <w:rFonts w:cs="Times New Roman"/>
+          <w:lang w:val="en-US"/>
+        </w:rPr>
+      </w:r>
     </w:p>
     <w:p>
       <w:pPr>
@@ -3713,6 +4135,13 @@
           <w:lang w:val="en-US"/>
         </w:rPr>
       </w:r>
+      <w:r>
+        <w:rPr>
+          <w:rFonts w:cs="Times New Roman"/>
+          <w:bCs/>
+          <w:lang w:val="en-US"/>
+        </w:rPr>
+      </w:r>
     </w:p>
     <w:p>
       <w:pPr>
@@ -3776,6 +4205,12 @@
           <w:lang w:val="en-US"/>
         </w:rPr>
       </w:r>
+      <w:r>
+        <w:rPr>
+          <w:rFonts w:cs="Times New Roman"/>
+          <w:lang w:val="en-US"/>
+        </w:rPr>
+      </w:r>
     </w:p>
     <w:p>
       <w:pPr>
@@ -3870,6 +4305,13 @@
           <w:lang w:val="en-US"/>
         </w:rPr>
       </w:r>
+      <w:r>
+        <w:rPr>
+          <w:rFonts w:cs="Times New Roman"/>
+          <w:bCs/>
+          <w:lang w:val="en-US"/>
+        </w:rPr>
+      </w:r>
     </w:p>
     <w:p>
       <w:pPr>
@@ -3940,6 +4382,13 @@
           <w:lang w:val="en-US"/>
         </w:rPr>
       </w:r>
+      <w:r>
+        <w:rPr>
+          <w:rFonts w:cs="Times New Roman"/>
+          <w:bCs/>
+          <w:lang w:val="en-US"/>
+        </w:rPr>
+      </w:r>
     </w:p>
     <w:p>
       <w:pPr>
@@ -4019,6 +4468,13 @@
           <w:lang w:val="en-US"/>
         </w:rPr>
       </w:r>
+      <w:r>
+        <w:rPr>
+          <w:rFonts w:cs="Times New Roman"/>
+          <w:bCs/>
+          <w:lang w:val="en-US"/>
+        </w:rPr>
+      </w:r>
     </w:p>
     <w:p>
       <w:pPr>
@@ -4082,6 +4538,12 @@
           <w:lang w:val="en-US"/>
         </w:rPr>
       </w:r>
+      <w:r>
+        <w:rPr>
+          <w:rFonts w:cs="Times New Roman"/>
+          <w:lang w:val="en-US"/>
+        </w:rPr>
+      </w:r>
     </w:p>
     <w:p>
       <w:pPr>
@@ -4157,6 +4619,12 @@
           <w:lang w:val="en-US"/>
         </w:rPr>
       </w:r>
+      <w:r>
+        <w:rPr>
+          <w:rFonts w:cs="Times New Roman"/>
+          <w:lang w:val="en-US"/>
+        </w:rPr>
+      </w:r>
     </w:p>
     <w:p>
       <w:pPr>
@@ -4224,6 +4692,12 @@
           <w:lang w:val="en-US"/>
         </w:rPr>
       </w:r>
+      <w:r>
+        <w:rPr>
+          <w:rFonts w:cs="Times New Roman"/>
+          <w:lang w:val="en-US"/>
+        </w:rPr>
+      </w:r>
     </w:p>
     <w:p>
       <w:pPr>
@@ -4285,10 +4759,17 @@
           <w:lang w:val="en-US"/>
         </w:rPr>
       </w:r>
+      <w:r>
+        <w:rPr>
+          <w:rFonts w:cs="Times New Roman"/>
+          <w:szCs w:val="28"/>
+          <w:lang w:val="en-US"/>
+        </w:rPr>
+      </w:r>
     </w:p>
     <w:p>
       <w:pPr>
-        <w:pStyle w:val="764"/>
+        <w:pStyle w:val="970"/>
         <w:keepNext w:val="false"/>
         <w:numPr>
           <w:ilvl w:val="0"/>
@@ -4365,6 +4846,11 @@
           <w:szCs w:val="28"/>
         </w:rPr>
       </w:r>
+      <w:r>
+        <w:rPr>
+          <w:szCs w:val="28"/>
+        </w:rPr>
+      </w:r>
     </w:p>
     <w:p>
       <w:pPr>
@@ -4436,10 +4922,16 @@
           <w:szCs w:val="28"/>
         </w:rPr>
       </w:r>
+      <w:r>
+        <w:rPr>
+          <w:rFonts w:cs="Times New Roman"/>
+          <w:szCs w:val="28"/>
+        </w:rPr>
+      </w:r>
     </w:p>
     <w:p>
       <w:pPr>
-        <w:pStyle w:val="764"/>
+        <w:pStyle w:val="970"/>
         <w:keepNext w:val="false"/>
         <w:numPr>
           <w:ilvl w:val="0"/>
@@ -4516,6 +5008,11 @@
           <w:szCs w:val="28"/>
         </w:rPr>
       </w:r>
+      <w:r>
+        <w:rPr>
+          <w:szCs w:val="28"/>
+        </w:rPr>
+      </w:r>
     </w:p>
     <w:p>
       <w:pPr>
@@ -4587,10 +5084,16 @@
           <w:szCs w:val="28"/>
         </w:rPr>
       </w:r>
+      <w:r>
+        <w:rPr>
+          <w:rFonts w:cs="Times New Roman"/>
+          <w:szCs w:val="28"/>
+        </w:rPr>
+      </w:r>
     </w:p>
     <w:p>
       <w:pPr>
-        <w:pStyle w:val="764"/>
+        <w:pStyle w:val="970"/>
         <w:keepNext w:val="false"/>
         <w:numPr>
           <w:ilvl w:val="0"/>
@@ -4667,6 +5170,11 @@
           <w:szCs w:val="28"/>
         </w:rPr>
       </w:r>
+      <w:r>
+        <w:rPr>
+          <w:szCs w:val="28"/>
+        </w:rPr>
+      </w:r>
     </w:p>
     <w:p>
       <w:pPr>
@@ -4728,10 +5236,17 @@
           <w:lang w:val="en-US"/>
         </w:rPr>
       </w:r>
+      <w:r>
+        <w:rPr>
+          <w:rFonts w:cs="Times New Roman"/>
+          <w:szCs w:val="28"/>
+          <w:lang w:val="en-US"/>
+        </w:rPr>
+      </w:r>
     </w:p>
     <w:p>
       <w:pPr>
-        <w:pStyle w:val="764"/>
+        <w:pStyle w:val="970"/>
         <w:keepNext w:val="false"/>
         <w:numPr>
           <w:ilvl w:val="0"/>
@@ -4797,6 +5312,11 @@
           <w:szCs w:val="28"/>
         </w:rPr>
       </w:r>
+      <w:r>
+        <w:rPr>
+          <w:szCs w:val="28"/>
+        </w:rPr>
+      </w:r>
     </w:p>
     <w:p>
       <w:pPr>
@@ -4848,6 +5368,11 @@
           <w:szCs w:val="28"/>
         </w:rPr>
       </w:r>
+      <w:r>
+        <w:rPr>
+          <w:szCs w:val="28"/>
+        </w:rPr>
+      </w:r>
     </w:p>
     <w:p>
       <w:pPr>
@@ -4913,6 +5438,11 @@
           <w:szCs w:val="28"/>
         </w:rPr>
       </w:r>
+      <w:r>
+        <w:rPr>
+          <w:szCs w:val="28"/>
+        </w:rPr>
+      </w:r>
     </w:p>
     <w:p>
       <w:pPr>
@@ -4962,10 +5492,15 @@
           <w:szCs w:val="28"/>
         </w:rPr>
       </w:r>
+      <w:r>
+        <w:rPr>
+          <w:szCs w:val="28"/>
+        </w:rPr>
+      </w:r>
     </w:p>
     <w:p>
       <w:pPr>
-        <w:pStyle w:val="764"/>
+        <w:pStyle w:val="970"/>
         <w:pBdr/>
         <w:tabs>
           <w:tab w:val="left" w:leader="none" w:pos="360"/>
@@ -4997,12 +5532,6 @@
         <w:rPr>
           <w:szCs w:val="28"/>
         </w:rPr>
-        <w:t xml:space="preserve">￼</w:t>
-      </w:r>
-      <w:r>
-        <w:rPr>
-          <w:szCs w:val="28"/>
-        </w:rPr>
         <w:t xml:space="preserve">B. Carbohydrat</w:t>
       </w:r>
       <w:r>
@@ -5031,6 +5560,11 @@
           <w:highlight w:val="yellow"/>
         </w:rPr>
         <w:t xml:space="preserve">E. A và B</w:t>
+      </w:r>
+      <w:r>
+        <w:rPr>
+          <w:szCs w:val="28"/>
+        </w:rPr>
       </w:r>
       <w:r>
         <w:rPr>
@@ -5086,10 +5620,15 @@
           <w:szCs w:val="28"/>
         </w:rPr>
       </w:r>
+      <w:r>
+        <w:rPr>
+          <w:szCs w:val="28"/>
+        </w:rPr>
+      </w:r>
     </w:p>
     <w:p>
       <w:pPr>
-        <w:pStyle w:val="764"/>
+        <w:pStyle w:val="970"/>
         <w:pBdr/>
         <w:tabs>
           <w:tab w:val="left" w:leader="none" w:pos="360"/>
@@ -5150,6 +5689,11 @@
           <w:szCs w:val="28"/>
         </w:rPr>
       </w:r>
+      <w:r>
+        <w:rPr>
+          <w:szCs w:val="28"/>
+        </w:rPr>
+      </w:r>
     </w:p>
     <w:p>
       <w:pPr>
@@ -5199,10 +5743,15 @@
           <w:szCs w:val="28"/>
         </w:rPr>
       </w:r>
+      <w:r>
+        <w:rPr>
+          <w:szCs w:val="28"/>
+        </w:rPr>
+      </w:r>
     </w:p>
     <w:p>
       <w:pPr>
-        <w:pStyle w:val="764"/>
+        <w:pStyle w:val="970"/>
         <w:pBdr/>
         <w:tabs>
           <w:tab w:val="left" w:leader="none" w:pos="360"/>
@@ -5262,6 +5811,11 @@
           <w:szCs w:val="28"/>
         </w:rPr>
       </w:r>
+      <w:r>
+        <w:rPr>
+          <w:szCs w:val="28"/>
+        </w:rPr>
+      </w:r>
     </w:p>
     <w:p>
       <w:pPr>
@@ -5317,6 +5871,12 @@
           <w:lang w:val="en-US"/>
         </w:rPr>
       </w:r>
+      <w:r>
+        <w:rPr>
+          <w:szCs w:val="28"/>
+          <w:lang w:val="en-US"/>
+        </w:rPr>
+      </w:r>
     </w:p>
     <w:p>
       <w:pPr>
@@ -5447,6 +6007,12 @@
           <w:lang w:val="en-US"/>
         </w:rPr>
       </w:r>
+      <w:r>
+        <w:rPr>
+          <w:szCs w:val="28"/>
+          <w:lang w:val="en-US"/>
+        </w:rPr>
+      </w:r>
     </w:p>
     <w:p>
       <w:pPr>
@@ -5592,6 +6158,12 @@
           <w:lang w:val="en-US"/>
         </w:rPr>
       </w:r>
+      <w:r>
+        <w:rPr>
+          <w:szCs w:val="28"/>
+          <w:lang w:val="en-US"/>
+        </w:rPr>
+      </w:r>
     </w:p>
     <w:p>
       <w:pPr>
@@ -5667,6 +6239,12 @@
           <w:lang w:val="en-US"/>
         </w:rPr>
       </w:r>
+      <w:r>
+        <w:rPr>
+          <w:szCs w:val="28"/>
+          <w:lang w:val="en-US"/>
+        </w:rPr>
+      </w:r>
     </w:p>
     <w:p>
       <w:pPr>
@@ -5797,6 +6375,12 @@
           <w:lang w:val="en-US"/>
         </w:rPr>
       </w:r>
+      <w:r>
+        <w:rPr>
+          <w:szCs w:val="28"/>
+          <w:lang w:val="en-US"/>
+        </w:rPr>
+      </w:r>
     </w:p>
     <w:p>
       <w:pPr>
@@ -5935,6 +6519,12 @@
           <w:lang w:val="en-US"/>
         </w:rPr>
       </w:r>
+      <w:r>
+        <w:rPr>
+          <w:szCs w:val="28"/>
+          <w:lang w:val="en-US"/>
+        </w:rPr>
+      </w:r>
     </w:p>
     <w:p>
       <w:pPr>
@@ -6004,6 +6594,12 @@
           <w:lang w:val="en-US"/>
         </w:rPr>
       </w:r>
+      <w:r>
+        <w:rPr>
+          <w:szCs w:val="28"/>
+          <w:lang w:val="en-US"/>
+        </w:rPr>
+      </w:r>
     </w:p>
     <w:p>
       <w:pPr>
@@ -6134,6 +6730,12 @@
           <w:lang w:val="en-US"/>
         </w:rPr>
       </w:r>
+      <w:r>
+        <w:rPr>
+          <w:szCs w:val="28"/>
+          <w:lang w:val="en-US"/>
+        </w:rPr>
+      </w:r>
     </w:p>
     <w:p>
       <w:pPr>
@@ -6272,6 +6874,12 @@
           <w:lang w:val="en-US"/>
         </w:rPr>
       </w:r>
+      <w:r>
+        <w:rPr>
+          <w:szCs w:val="28"/>
+          <w:lang w:val="en-US"/>
+        </w:rPr>
+      </w:r>
     </w:p>
     <w:p>
       <w:pPr>
@@ -6341,6 +6949,12 @@
           <w:lang w:val="en-US"/>
         </w:rPr>
       </w:r>
+      <w:r>
+        <w:rPr>
+          <w:szCs w:val="28"/>
+          <w:lang w:val="en-US"/>
+        </w:rPr>
+      </w:r>
     </w:p>
     <w:p>
       <w:pPr>
@@ -6471,6 +7085,12 @@
           <w:lang w:val="en-US"/>
         </w:rPr>
       </w:r>
+      <w:r>
+        <w:rPr>
+          <w:szCs w:val="28"/>
+          <w:lang w:val="en-US"/>
+        </w:rPr>
+      </w:r>
     </w:p>
     <w:p>
       <w:pPr>
@@ -6572,6 +7192,12 @@
           <w:lang w:val="en-US"/>
         </w:rPr>
       </w:r>
+      <w:r>
+        <w:rPr>
+          <w:szCs w:val="28"/>
+          <w:lang w:val="en-US"/>
+        </w:rPr>
+      </w:r>
     </w:p>
     <w:p>
       <w:pPr>
@@ -6705,10 +7331,16 @@
           <w:lang w:val="en-US"/>
         </w:rPr>
       </w:r>
+      <w:r>
+        <w:rPr>
+          <w:szCs w:val="28"/>
+          <w:lang w:val="en-US"/>
+        </w:rPr>
+      </w:r>
     </w:p>
     <w:p>
       <w:pPr>
-        <w:pStyle w:val="764"/>
+        <w:pStyle w:val="970"/>
         <w:keepNext w:val="false"/>
         <w:numPr>
           <w:ilvl w:val="0"/>
@@ -6743,10 +7375,16 @@
           <w:highlight w:val="yellow"/>
         </w:rPr>
       </w:r>
+      <w:r>
+        <w:rPr>
+          <w:szCs w:val="28"/>
+          <w:highlight w:val="yellow"/>
+        </w:rPr>
+      </w:r>
     </w:p>
     <w:p>
       <w:pPr>
-        <w:pStyle w:val="764"/>
+        <w:pStyle w:val="970"/>
         <w:keepNext w:val="false"/>
         <w:numPr>
           <w:ilvl w:val="0"/>
@@ -6778,10 +7416,15 @@
           <w:szCs w:val="28"/>
         </w:rPr>
       </w:r>
+      <w:r>
+        <w:rPr>
+          <w:szCs w:val="28"/>
+        </w:rPr>
+      </w:r>
     </w:p>
     <w:p>
       <w:pPr>
-        <w:pStyle w:val="764"/>
+        <w:pStyle w:val="970"/>
         <w:keepNext w:val="false"/>
         <w:numPr>
           <w:ilvl w:val="0"/>
@@ -6813,10 +7456,15 @@
           <w:szCs w:val="28"/>
         </w:rPr>
       </w:r>
+      <w:r>
+        <w:rPr>
+          <w:szCs w:val="28"/>
+        </w:rPr>
+      </w:r>
     </w:p>
     <w:p>
       <w:pPr>
-        <w:pStyle w:val="764"/>
+        <w:pStyle w:val="970"/>
         <w:keepNext w:val="false"/>
         <w:numPr>
           <w:ilvl w:val="0"/>
@@ -6848,10 +7496,15 @@
           <w:szCs w:val="28"/>
         </w:rPr>
       </w:r>
+      <w:r>
+        <w:rPr>
+          <w:szCs w:val="28"/>
+        </w:rPr>
+      </w:r>
     </w:p>
     <w:p>
       <w:pPr>
-        <w:pStyle w:val="764"/>
+        <w:pStyle w:val="970"/>
         <w:keepNext w:val="false"/>
         <w:numPr>
           <w:ilvl w:val="0"/>
@@ -6883,6 +7536,11 @@
           <w:szCs w:val="28"/>
         </w:rPr>
       </w:r>
+      <w:r>
+        <w:rPr>
+          <w:szCs w:val="28"/>
+        </w:rPr>
+      </w:r>
     </w:p>
     <w:p>
       <w:pPr>
@@ -6938,6 +7596,12 @@
           <w:lang w:val="en-US"/>
         </w:rPr>
       </w:r>
+      <w:r>
+        <w:rPr>
+          <w:szCs w:val="28"/>
+          <w:lang w:val="en-US"/>
+        </w:rPr>
+      </w:r>
     </w:p>
     <w:p>
       <w:pPr>
@@ -6991,6 +7655,12 @@
           <w:lang w:val="en-US"/>
         </w:rPr>
       </w:r>
+      <w:r>
+        <w:rPr>
+          <w:szCs w:val="28"/>
+          <w:lang w:val="en-US"/>
+        </w:rPr>
+      </w:r>
     </w:p>
     <w:p>
       <w:pPr>
@@ -7038,6 +7708,12 @@
           <w:lang w:val="en-US"/>
         </w:rPr>
       </w:r>
+      <w:r>
+        <w:rPr>
+          <w:szCs w:val="28"/>
+          <w:lang w:val="en-US"/>
+        </w:rPr>
+      </w:r>
     </w:p>
     <w:p>
       <w:pPr>
@@ -7068,6 +7744,11 @@
           <w:szCs w:val="28"/>
         </w:rPr>
       </w:r>
+      <w:r>
+        <w:rPr>
+          <w:szCs w:val="28"/>
+        </w:rPr>
+      </w:r>
     </w:p>
     <w:p>
       <w:pPr>
@@ -7123,6 +7804,12 @@
           <w:lang w:val="en-US"/>
         </w:rPr>
       </w:r>
+      <w:r>
+        <w:rPr>
+          <w:szCs w:val="28"/>
+          <w:lang w:val="en-US"/>
+        </w:rPr>
+      </w:r>
     </w:p>
     <w:p>
       <w:pPr>
@@ -7190,6 +7877,12 @@
           <w:lang w:val="en-US"/>
         </w:rPr>
       </w:r>
+      <w:r>
+        <w:rPr>
+          <w:szCs w:val="28"/>
+          <w:lang w:val="en-US"/>
+        </w:rPr>
+      </w:r>
     </w:p>
     <w:p>
       <w:pPr>
@@ -7249,6 +7942,12 @@
           <w:lang w:val="en-US"/>
         </w:rPr>
       </w:r>
+      <w:r>
+        <w:rPr>
+          <w:szCs w:val="28"/>
+          <w:lang w:val="en-US"/>
+        </w:rPr>
+      </w:r>
     </w:p>
     <w:p>
       <w:pPr>
@@ -7281,6 +7980,12 @@
           <w:lang w:val="en-US"/>
         </w:rPr>
       </w:r>
+      <w:r>
+        <w:rPr>
+          <w:szCs w:val="28"/>
+          <w:lang w:val="en-US"/>
+        </w:rPr>
+      </w:r>
     </w:p>
     <w:p>
       <w:pPr>
@@ -7350,6 +8055,12 @@
           <w:lang w:val="en-US"/>
         </w:rPr>
       </w:r>
+      <w:r>
+        <w:rPr>
+          <w:szCs w:val="28"/>
+          <w:lang w:val="en-US"/>
+        </w:rPr>
+      </w:r>
     </w:p>
     <w:p>
       <w:pPr>
@@ -7445,6 +8156,12 @@
           <w:lang w:val="en-US"/>
         </w:rPr>
       </w:r>
+      <w:r>
+        <w:rPr>
+          <w:szCs w:val="28"/>
+          <w:lang w:val="en-US"/>
+        </w:rPr>
+      </w:r>
     </w:p>
     <w:p>
       <w:pPr>
@@ -7500,6 +8217,12 @@
           <w:lang w:val="en-US"/>
         </w:rPr>
       </w:r>
+      <w:r>
+        <w:rPr>
+          <w:szCs w:val="28"/>
+          <w:lang w:val="en-US"/>
+        </w:rPr>
+      </w:r>
     </w:p>
     <w:p>
       <w:pPr>
@@ -7601,6 +8324,12 @@
           <w:lang w:val="en-US"/>
         </w:rPr>
       </w:r>
+      <w:r>
+        <w:rPr>
+          <w:szCs w:val="28"/>
+          <w:lang w:val="en-US"/>
+        </w:rPr>
+      </w:r>
     </w:p>
     <w:p>
       <w:pPr>
@@ -7656,6 +8385,12 @@
           <w:lang w:val="en-US"/>
         </w:rPr>
       </w:r>
+      <w:r>
+        <w:rPr>
+          <w:szCs w:val="28"/>
+          <w:lang w:val="en-US"/>
+        </w:rPr>
+      </w:r>
     </w:p>
     <w:p>
       <w:pPr>
@@ -7744,6 +8479,12 @@
         </w:rPr>
         <w:tab/>
         <w:t xml:space="preserve">E. Maltose</w:t>
+      </w:r>
+      <w:r>
+        <w:rPr>
+          <w:szCs w:val="28"/>
+          <w:lang w:val="en-US"/>
+        </w:rPr>
       </w:r>
       <w:r>
         <w:rPr>
@@ -7905,6 +8646,12 @@
           <w:lang w:val="en-US"/>
         </w:rPr>
       </w:r>
+      <w:r>
+        <w:rPr>
+          <w:szCs w:val="28"/>
+          <w:lang w:val="en-US"/>
+        </w:rPr>
+      </w:r>
     </w:p>
     <w:p>
       <w:pPr>
@@ -8000,6 +8747,12 @@
           <w:lang w:val="en-US"/>
         </w:rPr>
       </w:r>
+      <w:r>
+        <w:rPr>
+          <w:szCs w:val="28"/>
+          <w:lang w:val="en-US"/>
+        </w:rPr>
+      </w:r>
     </w:p>
     <w:p>
       <w:pPr>
@@ -8055,6 +8808,12 @@
           <w:lang w:val="en-US"/>
         </w:rPr>
       </w:r>
+      <w:r>
+        <w:rPr>
+          <w:szCs w:val="28"/>
+          <w:lang w:val="en-US"/>
+        </w:rPr>
+      </w:r>
     </w:p>
     <w:p>
       <w:pPr>
@@ -8138,6 +8897,12 @@
           <w:lang w:val="en-US"/>
         </w:rPr>
       </w:r>
+      <w:r>
+        <w:rPr>
+          <w:szCs w:val="28"/>
+          <w:lang w:val="en-US"/>
+        </w:rPr>
+      </w:r>
     </w:p>
     <w:p>
       <w:pPr>
@@ -8193,6 +8958,12 @@
           <w:lang w:val="en-US"/>
         </w:rPr>
       </w:r>
+      <w:r>
+        <w:rPr>
+          <w:szCs w:val="28"/>
+          <w:lang w:val="en-US"/>
+        </w:rPr>
+      </w:r>
     </w:p>
     <w:p>
       <w:pPr>
@@ -8284,6 +9055,12 @@
           <w:lang w:val="en-US"/>
         </w:rPr>
       </w:r>
+      <w:r>
+        <w:rPr>
+          <w:szCs w:val="28"/>
+          <w:lang w:val="en-US"/>
+        </w:rPr>
+      </w:r>
     </w:p>
     <w:p>
       <w:pPr>
@@ -8370,6 +9147,12 @@
           <w:lang w:val="en-US"/>
         </w:rPr>
       </w:r>
+      <w:r>
+        <w:rPr>
+          <w:szCs w:val="28"/>
+          <w:lang w:val="en-US"/>
+        </w:rPr>
+      </w:r>
     </w:p>
     <w:p>
       <w:pPr>
@@ -8433,6 +9216,12 @@
           <w:lang w:val="en-US"/>
         </w:rPr>
       </w:r>
+      <w:r>
+        <w:rPr>
+          <w:szCs w:val="28"/>
+          <w:lang w:val="en-US"/>
+        </w:rPr>
+      </w:r>
     </w:p>
     <w:p>
       <w:pPr>
@@ -8513,6 +9302,12 @@
           <w:lang w:val="en-US"/>
         </w:rPr>
       </w:r>
+      <w:r>
+        <w:rPr>
+          <w:szCs w:val="28"/>
+          <w:lang w:val="en-US"/>
+        </w:rPr>
+      </w:r>
     </w:p>
     <w:p>
       <w:pPr>
@@ -8606,6 +9401,12 @@
           <w:lang w:val="en-US"/>
         </w:rPr>
       </w:r>
+      <w:r>
+        <w:rPr>
+          <w:szCs w:val="28"/>
+          <w:lang w:val="en-US"/>
+        </w:rPr>
+      </w:r>
     </w:p>
     <w:p>
       <w:pPr>
@@ -8669,6 +9470,12 @@
           <w:lang w:val="en-US"/>
         </w:rPr>
       </w:r>
+      <w:r>
+        <w:rPr>
+          <w:szCs w:val="28"/>
+          <w:lang w:val="en-US"/>
+        </w:rPr>
+      </w:r>
     </w:p>
     <w:p>
       <w:pPr>
@@ -8758,6 +9565,12 @@
           <w:lang w:val="en-US"/>
         </w:rPr>
       </w:r>
+      <w:r>
+        <w:rPr>
+          <w:szCs w:val="28"/>
+          <w:lang w:val="en-US"/>
+        </w:rPr>
+      </w:r>
     </w:p>
     <w:p>
       <w:pPr>
@@ -8844,6 +9657,12 @@
           <w:lang w:val="en-US"/>
         </w:rPr>
       </w:r>
+      <w:r>
+        <w:rPr>
+          <w:szCs w:val="28"/>
+          <w:lang w:val="en-US"/>
+        </w:rPr>
+      </w:r>
     </w:p>
     <w:p>
       <w:pPr>
@@ -8907,6 +9726,12 @@
           <w:lang w:val="en-US"/>
         </w:rPr>
       </w:r>
+      <w:r>
+        <w:rPr>
+          <w:szCs w:val="28"/>
+          <w:lang w:val="en-US"/>
+        </w:rPr>
+      </w:r>
     </w:p>
     <w:p>
       <w:pPr>
@@ -8998,6 +9823,12 @@
           <w:lang w:val="en-US"/>
         </w:rPr>
       </w:r>
+      <w:r>
+        <w:rPr>
+          <w:szCs w:val="28"/>
+          <w:lang w:val="en-US"/>
+        </w:rPr>
+      </w:r>
     </w:p>
     <w:p>
       <w:pPr>
@@ -9082,6 +9913,11 @@
           <w:szCs w:val="28"/>
         </w:rPr>
       </w:r>
+      <w:r>
+        <w:rPr>
+          <w:szCs w:val="28"/>
+        </w:rPr>
+      </w:r>
     </w:p>
     <w:p>
       <w:pPr>
@@ -9137,6 +9973,12 @@
           <w:lang w:val="en-US"/>
         </w:rPr>
       </w:r>
+      <w:r>
+        <w:rPr>
+          <w:szCs w:val="28"/>
+          <w:lang w:val="en-US"/>
+        </w:rPr>
+      </w:r>
     </w:p>
     <w:p>
       <w:pPr>
@@ -9220,6 +10062,12 @@
           <w:lang w:val="en-US"/>
         </w:rPr>
       </w:r>
+      <w:r>
+        <w:rPr>
+          <w:szCs w:val="28"/>
+          <w:lang w:val="en-US"/>
+        </w:rPr>
+      </w:r>
     </w:p>
     <w:p>
       <w:pPr>
@@ -9288,6 +10136,12 @@
           <w:lang w:val="en-US"/>
         </w:rPr>
       </w:r>
+      <w:r>
+        <w:rPr>
+          <w:szCs w:val="28"/>
+          <w:lang w:val="en-US"/>
+        </w:rPr>
+      </w:r>
     </w:p>
     <w:p>
       <w:pPr>
@@ -9371,6 +10225,12 @@
           <w:lang w:val="en-US"/>
         </w:rPr>
       </w:r>
+      <w:r>
+        <w:rPr>
+          <w:szCs w:val="28"/>
+          <w:lang w:val="en-US"/>
+        </w:rPr>
+      </w:r>
     </w:p>
     <w:p>
       <w:pPr>
@@ -9426,6 +10286,12 @@
           <w:lang w:val="en-US"/>
         </w:rPr>
       </w:r>
+      <w:r>
+        <w:rPr>
+          <w:szCs w:val="28"/>
+          <w:lang w:val="en-US"/>
+        </w:rPr>
+      </w:r>
     </w:p>
     <w:p>
       <w:pPr>
@@ -9509,6 +10375,12 @@
           <w:lang w:val="en-US"/>
         </w:rPr>
       </w:r>
+      <w:r>
+        <w:rPr>
+          <w:szCs w:val="28"/>
+          <w:lang w:val="en-US"/>
+        </w:rPr>
+      </w:r>
     </w:p>
     <w:p>
       <w:pPr>
@@ -9564,6 +10436,12 @@
           <w:lang w:val="en-US"/>
         </w:rPr>
       </w:r>
+      <w:r>
+        <w:rPr>
+          <w:szCs w:val="28"/>
+          <w:lang w:val="en-US"/>
+        </w:rPr>
+      </w:r>
     </w:p>
     <w:p>
       <w:pPr>
@@ -9647,6 +10525,12 @@
           <w:lang w:val="en-US"/>
         </w:rPr>
       </w:r>
+      <w:r>
+        <w:rPr>
+          <w:szCs w:val="28"/>
+          <w:lang w:val="en-US"/>
+        </w:rPr>
+      </w:r>
     </w:p>
     <w:p>
       <w:pPr>
@@ -9702,6 +10586,12 @@
           <w:lang w:val="en-US"/>
         </w:rPr>
       </w:r>
+      <w:r>
+        <w:rPr>
+          <w:szCs w:val="28"/>
+          <w:lang w:val="en-US"/>
+        </w:rPr>
+      </w:r>
     </w:p>
     <w:p>
       <w:pPr>
@@ -9785,6 +10675,12 @@
           <w:lang w:val="en-US"/>
         </w:rPr>
       </w:r>
+      <w:r>
+        <w:rPr>
+          <w:szCs w:val="28"/>
+          <w:lang w:val="en-US"/>
+        </w:rPr>
+      </w:r>
     </w:p>
     <w:p>
       <w:pPr>
@@ -9840,6 +10736,12 @@
           <w:lang w:val="en-US"/>
         </w:rPr>
       </w:r>
+      <w:r>
+        <w:rPr>
+          <w:szCs w:val="28"/>
+          <w:lang w:val="en-US"/>
+        </w:rPr>
+      </w:r>
     </w:p>
     <w:p>
       <w:pPr>
@@ -9911,6 +10813,12 @@
           <w:lang w:val="en-US"/>
         </w:rPr>
       </w:r>
+      <w:r>
+        <w:rPr>
+          <w:szCs w:val="28"/>
+          <w:lang w:val="en-US"/>
+        </w:rPr>
+      </w:r>
     </w:p>
     <w:p>
       <w:pPr>
@@ -9966,6 +10874,12 @@
           <w:lang w:val="en-US"/>
         </w:rPr>
       </w:r>
+      <w:r>
+        <w:rPr>
+          <w:szCs w:val="28"/>
+          <w:lang w:val="en-US"/>
+        </w:rPr>
+      </w:r>
     </w:p>
     <w:p>
       <w:pPr>
@@ -10043,6 +10957,12 @@
           <w:lang w:val="en-US"/>
         </w:rPr>
       </w:r>
+      <w:r>
+        <w:rPr>
+          <w:szCs w:val="28"/>
+          <w:lang w:val="en-US"/>
+        </w:rPr>
+      </w:r>
     </w:p>
     <w:p>
       <w:pPr>
@@ -10098,6 +11018,12 @@
           <w:lang w:val="en-US"/>
         </w:rPr>
       </w:r>
+      <w:r>
+        <w:rPr>
+          <w:szCs w:val="28"/>
+          <w:lang w:val="en-US"/>
+        </w:rPr>
+      </w:r>
     </w:p>
     <w:p>
       <w:pPr>
@@ -10169,6 +11095,12 @@
           <w:lang w:val="en-US"/>
         </w:rPr>
       </w:r>
+      <w:r>
+        <w:rPr>
+          <w:szCs w:val="28"/>
+          <w:lang w:val="en-US"/>
+        </w:rPr>
+      </w:r>
     </w:p>
     <w:p>
       <w:pPr>
@@ -10244,6 +11176,12 @@
           <w:lang w:val="en-US"/>
         </w:rPr>
       </w:r>
+      <w:r>
+        <w:rPr>
+          <w:szCs w:val="28"/>
+          <w:lang w:val="en-US"/>
+        </w:rPr>
+      </w:r>
     </w:p>
     <w:p>
       <w:pPr>
@@ -10334,6 +11272,12 @@
           <w:lang w:val="en-US"/>
         </w:rPr>
       </w:r>
+      <w:r>
+        <w:rPr>
+          <w:szCs w:val="28"/>
+          <w:lang w:val="en-US"/>
+        </w:rPr>
+      </w:r>
     </w:p>
     <w:p>
       <w:pPr>
@@ -10389,6 +11333,12 @@
           <w:lang w:val="en-US"/>
         </w:rPr>
       </w:r>
+      <w:r>
+        <w:rPr>
+          <w:szCs w:val="28"/>
+          <w:lang w:val="en-US"/>
+        </w:rPr>
+      </w:r>
     </w:p>
     <w:p>
       <w:pPr>
@@ -10434,6 +11384,12 @@
           <w:lang w:val="en-US"/>
         </w:rPr>
       </w:r>
+      <w:r>
+        <w:rPr>
+          <w:szCs w:val="28"/>
+          <w:lang w:val="en-US"/>
+        </w:rPr>
+      </w:r>
     </w:p>
     <w:p>
       <w:pPr>
@@ -10474,6 +11430,12 @@
           <w:lang w:val="en-US"/>
         </w:rPr>
       </w:r>
+      <w:r>
+        <w:rPr>
+          <w:szCs w:val="28"/>
+          <w:highlight w:val="yellow"/>
+        </w:rPr>
+      </w:r>
     </w:p>
     <w:p>
       <w:pPr>
@@ -10506,6 +11468,12 @@
           <w:lang w:val="en-US"/>
         </w:rPr>
       </w:r>
+      <w:r>
+        <w:rPr>
+          <w:szCs w:val="28"/>
+          <w:lang w:val="en-US"/>
+        </w:rPr>
+      </w:r>
     </w:p>
     <w:p>
       <w:pPr>
@@ -10538,6 +11506,12 @@
           <w:lang w:val="en-US"/>
         </w:rPr>
       </w:r>
+      <w:r>
+        <w:rPr>
+          <w:szCs w:val="28"/>
+          <w:lang w:val="en-US"/>
+        </w:rPr>
+      </w:r>
     </w:p>
     <w:p>
       <w:pPr>
@@ -10570,6 +11544,12 @@
           <w:lang w:val="en-US"/>
         </w:rPr>
       </w:r>
+      <w:r>
+        <w:rPr>
+          <w:szCs w:val="28"/>
+          <w:lang w:val="en-US"/>
+        </w:rPr>
+      </w:r>
     </w:p>
     <w:p>
       <w:pPr>
@@ -10639,6 +11619,12 @@
           <w:lang w:val="en-US"/>
         </w:rPr>
       </w:r>
+      <w:r>
+        <w:rPr>
+          <w:szCs w:val="28"/>
+          <w:lang w:val="en-US"/>
+        </w:rPr>
+      </w:r>
     </w:p>
     <w:p>
       <w:pPr>
@@ -10737,6 +11723,12 @@
           <w:lang w:val="en-US"/>
         </w:rPr>
       </w:r>
+      <w:r>
+        <w:rPr>
+          <w:szCs w:val="28"/>
+          <w:lang w:val="en-US"/>
+        </w:rPr>
+      </w:r>
     </w:p>
     <w:p>
       <w:pPr>
@@ -10806,6 +11798,12 @@
           <w:lang w:val="en-US"/>
         </w:rPr>
       </w:r>
+      <w:r>
+        <w:rPr>
+          <w:szCs w:val="28"/>
+          <w:lang w:val="en-US"/>
+        </w:rPr>
+      </w:r>
     </w:p>
     <w:p>
       <w:pPr>
@@ -10897,6 +11895,12 @@
           <w:lang w:val="en-US"/>
         </w:rPr>
       </w:r>
+      <w:r>
+        <w:rPr>
+          <w:szCs w:val="28"/>
+          <w:lang w:val="en-US"/>
+        </w:rPr>
+      </w:r>
     </w:p>
     <w:p>
       <w:pPr>
@@ -10966,6 +11970,12 @@
           <w:lang w:val="en-US"/>
         </w:rPr>
       </w:r>
+      <w:r>
+        <w:rPr>
+          <w:szCs w:val="28"/>
+          <w:lang w:val="en-US"/>
+        </w:rPr>
+      </w:r>
     </w:p>
     <w:p>
       <w:pPr>
@@ -11063,6 +12073,12 @@
           <w:lang w:val="en-US"/>
         </w:rPr>
       </w:r>
+      <w:r>
+        <w:rPr>
+          <w:szCs w:val="28"/>
+          <w:lang w:val="en-US"/>
+        </w:rPr>
+      </w:r>
     </w:p>
     <w:p>
       <w:pPr>
@@ -11132,6 +12148,12 @@
           <w:lang w:val="en-US"/>
         </w:rPr>
       </w:r>
+      <w:r>
+        <w:rPr>
+          <w:szCs w:val="28"/>
+          <w:lang w:val="en-US"/>
+        </w:rPr>
+      </w:r>
     </w:p>
     <w:p>
       <w:pPr>
@@ -11201,6 +12223,11 @@
         </w:rPr>
         <w:tab/>
         <w:t xml:space="preserve">E. Hyraluronic</w:t>
+      </w:r>
+      <w:r>
+        <w:rPr>
+          <w:szCs w:val="28"/>
+        </w:rPr>
       </w:r>
       <w:r>
         <w:rPr>
@@ -11265,6 +12292,12 @@
           <w:szCs w:val="28"/>
         </w:rPr>
       </w:r>
+      <w:r>
+        <w:rPr>
+          <w:rFonts w:cs="Times New Roman"/>
+          <w:szCs w:val="28"/>
+        </w:rPr>
+      </w:r>
     </w:p>
     <w:p>
       <w:pPr>
@@ -11336,6 +12369,12 @@
           <w:szCs w:val="28"/>
         </w:rPr>
       </w:r>
+      <w:r>
+        <w:rPr>
+          <w:rFonts w:cs="Times New Roman"/>
+          <w:szCs w:val="28"/>
+        </w:rPr>
+      </w:r>
     </w:p>
     <w:p>
       <w:pPr>
@@ -11395,6 +12434,12 @@
           <w:szCs w:val="28"/>
         </w:rPr>
       </w:r>
+      <w:r>
+        <w:rPr>
+          <w:rFonts w:cs="Times New Roman"/>
+          <w:szCs w:val="28"/>
+        </w:rPr>
+      </w:r>
     </w:p>
     <w:p>
       <w:pPr>
@@ -11431,6 +12476,12 @@
           <w:szCs w:val="28"/>
         </w:rPr>
       </w:r>
+      <w:r>
+        <w:rPr>
+          <w:rFonts w:cs="Times New Roman"/>
+          <w:szCs w:val="28"/>
+        </w:rPr>
+      </w:r>
     </w:p>
     <w:p>
       <w:pPr>
@@ -11467,6 +12518,12 @@
           <w:szCs w:val="28"/>
         </w:rPr>
       </w:r>
+      <w:r>
+        <w:rPr>
+          <w:rFonts w:cs="Times New Roman"/>
+          <w:szCs w:val="28"/>
+        </w:rPr>
+      </w:r>
     </w:p>
     <w:p>
       <w:pPr>
@@ -11505,6 +12562,13 @@
           <w:szCs w:val="28"/>
         </w:rPr>
       </w:r>
+      <w:r>
+        <w:rPr>
+          <w:rFonts w:cs="Times New Roman"/>
+          <w:bCs/>
+          <w:szCs w:val="28"/>
+        </w:rPr>
+      </w:r>
     </w:p>
     <w:p>
       <w:pPr>
@@ -11533,7 +12597,21 @@
           <w:szCs w:val="28"/>
         </w:rPr>
         <w:tab/>
+      </w:r>
+      <w:r>
+        <w:rPr>
+          <w:rFonts w:cs="Times New Roman"/>
+          <w:bCs/>
+          <w:szCs w:val="28"/>
+          <w:highlight w:val="yellow"/>
+        </w:rPr>
         <w:t xml:space="preserve">D. A, B và C đều đúng</w:t>
+      </w:r>
+      <w:r>
+        <w:rPr>
+          <w:rFonts w:cs="Times New Roman"/>
+          <w:szCs w:val="28"/>
+        </w:rPr>
       </w:r>
       <w:r>
         <w:rPr>
@@ -11604,6 +12682,13 @@
           <w:szCs w:val="28"/>
         </w:rPr>
       </w:r>
+      <w:r>
+        <w:rPr>
+          <w:rFonts w:cs="Times New Roman"/>
+          <w:bCs/>
+          <w:szCs w:val="28"/>
+        </w:rPr>
+      </w:r>
     </w:p>
     <w:p>
       <w:pPr>
@@ -11667,6 +12752,7 @@
           <w:rFonts w:cs="Times New Roman"/>
           <w:bCs/>
           <w:szCs w:val="28"/>
+          <w:highlight w:val="yellow"/>
           <w:lang w:val="en-US"/>
         </w:rPr>
         <w:t xml:space="preserve">C. Bào tương</w:t>
@@ -11680,6 +12766,14 @@
         </w:rPr>
         <w:tab/>
         <w:t xml:space="preserve">D. Ribosom</w:t>
+      </w:r>
+      <w:r>
+        <w:rPr>
+          <w:rFonts w:cs="Times New Roman"/>
+          <w:bCs/>
+          <w:szCs w:val="28"/>
+          <w:lang w:val="en-US"/>
+        </w:rPr>
       </w:r>
       <w:r>
         <w:rPr>
@@ -11758,6 +12852,14 @@
           <w:lang w:val="en-US"/>
         </w:rPr>
       </w:r>
+      <w:r>
+        <w:rPr>
+          <w:rFonts w:cs="Times New Roman"/>
+          <w:bCs/>
+          <w:szCs w:val="28"/>
+          <w:lang w:val="en-US"/>
+        </w:rPr>
+      </w:r>
     </w:p>
     <w:p>
       <w:pPr>
@@ -11806,6 +12908,15 @@
           <w:lang w:val="fr-FR"/>
         </w:rPr>
         <w:tab/>
+      </w:r>
+      <w:r>
+        <w:rPr>
+          <w:rFonts w:cs="Times New Roman"/>
+          <w:bCs/>
+          <w:szCs w:val="28"/>
+          <w:highlight w:val="yellow"/>
+          <w:lang w:val="fr-FR"/>
+        </w:rPr>
         <w:t xml:space="preserve">B. Gan</w:t>
       </w:r>
       <w:r>
@@ -11835,6 +12946,14 @@
         </w:rPr>
         <w:tab/>
         <w:t xml:space="preserve">D. Tim</w:t>
+      </w:r>
+      <w:r>
+        <w:rPr>
+          <w:rFonts w:cs="Times New Roman"/>
+          <w:bCs/>
+          <w:szCs w:val="28"/>
+          <w:lang w:val="fr-FR"/>
+        </w:rPr>
       </w:r>
       <w:r>
         <w:rPr>
@@ -11951,6 +13070,14 @@
           <w:szCs w:val="28"/>
         </w:rPr>
       </w:r>
+      <w:r>
+        <w:rPr>
+          <w:rFonts w:cs="Times New Roman"/>
+          <w:bCs/>
+          <w:iCs/>
+          <w:szCs w:val="28"/>
+        </w:rPr>
+      </w:r>
     </w:p>
     <w:p>
       <w:pPr>
@@ -12017,6 +13144,14 @@
           <w:szCs w:val="28"/>
         </w:rPr>
       </w:r>
+      <w:r>
+        <w:rPr>
+          <w:rFonts w:cs="Times New Roman"/>
+          <w:bCs/>
+          <w:iCs/>
+          <w:szCs w:val="28"/>
+        </w:rPr>
+      </w:r>
     </w:p>
     <w:p>
       <w:pPr>
@@ -12147,6 +13282,14 @@
           <w:szCs w:val="28"/>
         </w:rPr>
       </w:r>
+      <w:r>
+        <w:rPr>
+          <w:rFonts w:cs="Times New Roman"/>
+          <w:bCs/>
+          <w:iCs/>
+          <w:szCs w:val="28"/>
+        </w:rPr>
+      </w:r>
     </w:p>
     <w:p>
       <w:pPr>
@@ -12204,6 +13347,14 @@
           <w:szCs w:val="28"/>
         </w:rPr>
       </w:r>
+      <w:r>
+        <w:rPr>
+          <w:rFonts w:cs="Times New Roman"/>
+          <w:bCs/>
+          <w:iCs/>
+          <w:szCs w:val="28"/>
+        </w:rPr>
+      </w:r>
     </w:p>
     <w:p>
       <w:pPr>
@@ -12234,7 +13385,24 @@
           <w:szCs w:val="28"/>
         </w:rPr>
         <w:tab/>
+      </w:r>
+      <w:r>
+        <w:rPr>
+          <w:rFonts w:cs="Times New Roman"/>
+          <w:bCs/>
+          <w:iCs/>
+          <w:szCs w:val="28"/>
+          <w:highlight w:val="yellow"/>
+        </w:rPr>
         <w:t xml:space="preserve">D. A và C đúng</w:t>
+      </w:r>
+      <w:r>
+        <w:rPr>
+          <w:rFonts w:cs="Times New Roman"/>
+          <w:bCs/>
+          <w:iCs/>
+          <w:szCs w:val="28"/>
+        </w:rPr>
       </w:r>
       <w:r>
         <w:rPr>
@@ -12314,6 +13482,14 @@
           <w:szCs w:val="28"/>
         </w:rPr>
       </w:r>
+      <w:r>
+        <w:rPr>
+          <w:rFonts w:cs="Times New Roman"/>
+          <w:bCs/>
+          <w:iCs/>
+          <w:szCs w:val="28"/>
+        </w:rPr>
+      </w:r>
     </w:p>
     <w:p>
       <w:pPr>
@@ -12354,6 +13530,14 @@
           <w:szCs w:val="28"/>
         </w:rPr>
       </w:r>
+      <w:r>
+        <w:rPr>
+          <w:rFonts w:cs="Times New Roman"/>
+          <w:bCs/>
+          <w:iCs/>
+          <w:szCs w:val="28"/>
+        </w:rPr>
+      </w:r>
     </w:p>
     <w:p>
       <w:pPr>
@@ -12394,6 +13578,14 @@
           <w:szCs w:val="28"/>
         </w:rPr>
       </w:r>
+      <w:r>
+        <w:rPr>
+          <w:rFonts w:cs="Times New Roman"/>
+          <w:bCs/>
+          <w:iCs/>
+          <w:szCs w:val="28"/>
+        </w:rPr>
+      </w:r>
     </w:p>
     <w:p>
       <w:pPr>
@@ -12434,6 +13626,14 @@
           <w:szCs w:val="28"/>
         </w:rPr>
       </w:r>
+      <w:r>
+        <w:rPr>
+          <w:rFonts w:cs="Times New Roman"/>
+          <w:bCs/>
+          <w:iCs/>
+          <w:szCs w:val="28"/>
+        </w:rPr>
+      </w:r>
     </w:p>
     <w:p>
       <w:pPr>
@@ -12471,9 +13671,19 @@
           <w:bCs/>
           <w:iCs/>
           <w:szCs w:val="28"/>
+          <w:highlight w:val="yellow"/>
           <w:lang w:val="en-US"/>
         </w:rPr>
         <w:t xml:space="preserve">D. A, B và C đều đúng.</w:t>
+      </w:r>
+      <w:r>
+        <w:rPr>
+          <w:rFonts w:cs="Times New Roman"/>
+          <w:bCs/>
+          <w:iCs/>
+          <w:szCs w:val="28"/>
+          <w:highlight w:val="yellow"/>
+        </w:rPr>
       </w:r>
       <w:r>
         <w:rPr>
@@ -12522,6 +13732,12 @@
           <w:lang w:val="en-US"/>
         </w:rPr>
       </w:r>
+      <w:r>
+        <w:rPr>
+          <w:szCs w:val="28"/>
+          <w:lang w:val="en-US"/>
+        </w:rPr>
+      </w:r>
     </w:p>
     <w:p>
       <w:pPr>
@@ -12550,6 +13766,7 @@
       <w:r>
         <w:rPr>
           <w:szCs w:val="28"/>
+          <w:highlight w:val="yellow"/>
           <w:lang w:val="en-US"/>
         </w:rPr>
         <w:t xml:space="preserve">A.Ty</w:t>
@@ -12557,6 +13774,7 @@
       <w:r>
         <w:rPr>
           <w:szCs w:val="28"/>
+          <w:highlight w:val="yellow"/>
           <w:lang w:val="en-US"/>
         </w:rPr>
         <w:t xml:space="preserve"> thể</w:t>
@@ -12592,6 +13810,12 @@
         </w:rPr>
         <w:tab/>
         <w:t xml:space="preserve">E.Cơ</w:t>
+      </w:r>
+      <w:r>
+        <w:rPr>
+          <w:szCs w:val="28"/>
+          <w:lang w:val="en-US"/>
+        </w:rPr>
       </w:r>
       <w:r>
         <w:rPr>
@@ -12638,6 +13862,12 @@
           <w:lang w:val="en-US"/>
         </w:rPr>
       </w:r>
+      <w:r>
+        <w:rPr>
+          <w:szCs w:val="28"/>
+          <w:lang w:val="en-US"/>
+        </w:rPr>
+      </w:r>
     </w:p>
     <w:p>
       <w:pPr>
@@ -12691,6 +13921,12 @@
           <w:lang w:val="en-US"/>
         </w:rPr>
       </w:r>
+      <w:r>
+        <w:rPr>
+          <w:szCs w:val="28"/>
+          <w:lang w:val="en-US"/>
+        </w:rPr>
+      </w:r>
     </w:p>
     <w:p>
       <w:pPr>
@@ -12723,6 +13959,13 @@
           <w:lang w:val="en-US"/>
         </w:rPr>
         <w:tab/>
+      </w:r>
+      <w:r>
+        <w:rPr>
+          <w:szCs w:val="28"/>
+          <w:highlight w:val="yellow"/>
+          <w:lang w:val="en-US"/>
+        </w:rPr>
         <w:t xml:space="preserve">D. Tất cả đều đúng</w:t>
       </w:r>
       <w:r>
@@ -12739,6 +13982,12 @@
           <w:lang w:val="en-US"/>
         </w:rPr>
         <w:tab/>
+      </w:r>
+      <w:r>
+        <w:rPr>
+          <w:szCs w:val="28"/>
+          <w:lang w:val="en-US"/>
+        </w:rPr>
       </w:r>
       <w:r>
         <w:rPr>
@@ -12785,6 +14034,12 @@
           <w:lang w:val="en-US"/>
         </w:rPr>
       </w:r>
+      <w:r>
+        <w:rPr>
+          <w:szCs w:val="28"/>
+          <w:lang w:val="en-US"/>
+        </w:rPr>
+      </w:r>
     </w:p>
     <w:p>
       <w:pPr>
@@ -12867,6 +14122,13 @@
           <w:lang w:val="en-US"/>
         </w:rPr>
         <w:tab/>
+      </w:r>
+      <w:r>
+        <w:rPr>
+          <w:szCs w:val="28"/>
+          <w:highlight w:val="yellow"/>
+          <w:lang w:val="en-US"/>
+        </w:rPr>
         <w:t xml:space="preserve">E. C và D đúng</w:t>
       </w:r>
       <w:r>
@@ -12874,6 +14136,12 @@
           <w:szCs w:val="28"/>
         </w:rPr>
         <w:tab/>
+      </w:r>
+      <w:r>
+        <w:rPr>
+          <w:szCs w:val="28"/>
+          <w:lang w:val="en-US"/>
+        </w:rPr>
       </w:r>
       <w:r>
         <w:rPr>
@@ -12997,6 +14265,12 @@
           <w:lang w:val="en-US"/>
         </w:rPr>
       </w:r>
+      <w:r>
+        <w:rPr>
+          <w:szCs w:val="28"/>
+          <w:lang w:val="en-US"/>
+        </w:rPr>
+      </w:r>
     </w:p>
     <w:p>
       <w:pPr>
@@ -13025,6 +14299,7 @@
       <w:r>
         <w:rPr>
           <w:szCs w:val="28"/>
+          <w:highlight w:val="yellow"/>
           <w:lang w:val="en-US"/>
         </w:rPr>
         <w:t xml:space="preserve">A.(1)monophosphat</w:t>
@@ -13032,9 +14307,17 @@
       <w:r>
         <w:rPr>
           <w:szCs w:val="28"/>
+          <w:highlight w:val="yellow"/>
           <w:lang w:val="en-US"/>
         </w:rPr>
         <w:t xml:space="preserve">, (2) Glucose-6P</w:t>
+      </w:r>
+      <w:r>
+        <w:rPr>
+          <w:szCs w:val="28"/>
+          <w:highlight w:val="yellow"/>
+          <w:lang w:val="en-US"/>
+        </w:rPr>
       </w:r>
       <w:r>
         <w:rPr>
@@ -13088,6 +14371,12 @@
           <w:lang w:val="en-US"/>
         </w:rPr>
       </w:r>
+      <w:r>
+        <w:rPr>
+          <w:szCs w:val="28"/>
+          <w:lang w:val="en-US"/>
+        </w:rPr>
+      </w:r>
     </w:p>
     <w:p>
       <w:pPr>
@@ -13134,6 +14423,12 @@
           <w:lang w:val="en-US"/>
         </w:rPr>
       </w:r>
+      <w:r>
+        <w:rPr>
+          <w:szCs w:val="28"/>
+          <w:lang w:val="en-US"/>
+        </w:rPr>
+      </w:r>
     </w:p>
     <w:p>
       <w:pPr>
@@ -13180,6 +14475,12 @@
           <w:lang w:val="en-US"/>
         </w:rPr>
       </w:r>
+      <w:r>
+        <w:rPr>
+          <w:szCs w:val="28"/>
+          <w:lang w:val="en-US"/>
+        </w:rPr>
+      </w:r>
     </w:p>
     <w:p>
       <w:pPr>
@@ -13226,6 +14527,12 @@
           <w:lang w:val="en-US"/>
         </w:rPr>
       </w:r>
+      <w:r>
+        <w:rPr>
+          <w:szCs w:val="28"/>
+          <w:lang w:val="en-US"/>
+        </w:rPr>
+      </w:r>
     </w:p>
     <w:p>
       <w:pPr>
@@ -13293,6 +14600,12 @@
           <w:lang w:val="en-US"/>
         </w:rPr>
       </w:r>
+      <w:r>
+        <w:rPr>
+          <w:szCs w:val="28"/>
+          <w:lang w:val="en-US"/>
+        </w:rPr>
+      </w:r>
     </w:p>
     <w:p>
       <w:pPr>
@@ -13338,6 +14651,12 @@
           <w:lang w:val="en-US"/>
         </w:rPr>
       </w:r>
+      <w:r>
+        <w:rPr>
+          <w:szCs w:val="28"/>
+          <w:lang w:val="en-US"/>
+        </w:rPr>
+      </w:r>
     </w:p>
     <w:p>
       <w:pPr>
@@ -13384,6 +14703,12 @@
           <w:lang w:val="en-US"/>
         </w:rPr>
       </w:r>
+      <w:r>
+        <w:rPr>
+          <w:szCs w:val="28"/>
+          <w:lang w:val="en-US"/>
+        </w:rPr>
+      </w:r>
     </w:p>
     <w:p>
       <w:pPr>
@@ -13429,6 +14754,12 @@
           <w:lang w:val="en-US"/>
         </w:rPr>
       </w:r>
+      <w:r>
+        <w:rPr>
+          <w:szCs w:val="28"/>
+          <w:lang w:val="en-US"/>
+        </w:rPr>
+      </w:r>
     </w:p>
     <w:p>
       <w:pPr>
@@ -13453,7 +14784,20 @@
           <w:lang w:val="en-US"/>
         </w:rPr>
         <w:tab/>
+      </w:r>
+      <w:r>
+        <w:rPr>
+          <w:szCs w:val="28"/>
+          <w:highlight w:val="yellow"/>
+          <w:lang w:val="en-US"/>
+        </w:rPr>
         <w:t xml:space="preserve">D. A và B đúng</w:t>
+      </w:r>
+      <w:r>
+        <w:rPr>
+          <w:szCs w:val="28"/>
+          <w:lang w:val="en-US"/>
+        </w:rPr>
       </w:r>
       <w:r>
         <w:rPr>
@@ -13493,6 +14837,12 @@
           <w:lang w:val="en-US"/>
         </w:rPr>
       </w:r>
+      <w:r>
+        <w:rPr>
+          <w:szCs w:val="28"/>
+          <w:lang w:val="en-US"/>
+        </w:rPr>
+      </w:r>
     </w:p>
     <w:p>
       <w:pPr>
@@ -13574,6 +14924,12 @@
           <w:lang w:val="en-US"/>
         </w:rPr>
       </w:r>
+      <w:r>
+        <w:rPr>
+          <w:szCs w:val="28"/>
+          <w:lang w:val="en-US"/>
+        </w:rPr>
+      </w:r>
     </w:p>
     <w:p>
       <w:pPr>
@@ -13613,6 +14969,12 @@
           <w:lang w:val="en-US"/>
         </w:rPr>
       </w:r>
+      <w:r>
+        <w:rPr>
+          <w:szCs w:val="28"/>
+          <w:lang w:val="en-US"/>
+        </w:rPr>
+      </w:r>
     </w:p>
     <w:p>
       <w:pPr>
@@ -13645,6 +15007,12 @@
           <w:lang w:val="en-US"/>
         </w:rPr>
       </w:r>
+      <w:r>
+        <w:rPr>
+          <w:szCs w:val="28"/>
+          <w:lang w:val="en-US"/>
+        </w:rPr>
+      </w:r>
     </w:p>
     <w:p>
       <w:pPr>
@@ -13684,6 +15052,12 @@
           <w:lang w:val="en-US"/>
         </w:rPr>
       </w:r>
+      <w:r>
+        <w:rPr>
+          <w:szCs w:val="28"/>
+          <w:lang w:val="en-US"/>
+        </w:rPr>
+      </w:r>
     </w:p>
     <w:p>
       <w:pPr>
@@ -13716,6 +15090,12 @@
           <w:lang w:val="en-US"/>
         </w:rPr>
       </w:r>
+      <w:r>
+        <w:rPr>
+          <w:szCs w:val="28"/>
+          <w:lang w:val="en-US"/>
+        </w:rPr>
+      </w:r>
     </w:p>
     <w:p>
       <w:pPr>
@@ -13740,7 +15120,20 @@
           <w:lang w:val="en-US"/>
         </w:rPr>
         <w:tab/>
+      </w:r>
+      <w:r>
+        <w:rPr>
+          <w:szCs w:val="28"/>
+          <w:highlight w:val="yellow"/>
+          <w:lang w:val="en-US"/>
+        </w:rPr>
         <w:t xml:space="preserve">E. (1) Ribulose-5P, (2) NADPH</w:t>
+      </w:r>
+      <w:r>
+        <w:rPr>
+          <w:szCs w:val="28"/>
+          <w:lang w:val="en-US"/>
+        </w:rPr>
       </w:r>
       <w:r>
         <w:rPr>
@@ -13815,6 +15208,12 @@
           <w:lang w:val="en-US"/>
         </w:rPr>
       </w:r>
+      <w:r>
+        <w:rPr>
+          <w:szCs w:val="28"/>
+          <w:lang w:val="en-US"/>
+        </w:rPr>
+      </w:r>
     </w:p>
     <w:p>
       <w:pPr>
@@ -13860,6 +15259,12 @@
           <w:lang w:val="en-US"/>
         </w:rPr>
       </w:r>
+      <w:r>
+        <w:rPr>
+          <w:szCs w:val="28"/>
+          <w:lang w:val="en-US"/>
+        </w:rPr>
+      </w:r>
     </w:p>
     <w:p>
       <w:pPr>
@@ -13892,6 +15297,12 @@
           <w:lang w:val="en-US"/>
         </w:rPr>
       </w:r>
+      <w:r>
+        <w:rPr>
+          <w:szCs w:val="28"/>
+          <w:lang w:val="en-US"/>
+        </w:rPr>
+      </w:r>
     </w:p>
     <w:p>
       <w:pPr>
@@ -13937,6 +15348,12 @@
           <w:lang w:val="en-US"/>
         </w:rPr>
       </w:r>
+      <w:r>
+        <w:rPr>
+          <w:szCs w:val="28"/>
+          <w:lang w:val="en-US"/>
+        </w:rPr>
+      </w:r>
     </w:p>
     <w:p>
       <w:pPr>
@@ -13969,6 +15386,12 @@
           <w:lang w:val="en-US"/>
         </w:rPr>
       </w:r>
+      <w:r>
+        <w:rPr>
+          <w:szCs w:val="28"/>
+          <w:lang w:val="en-US"/>
+        </w:rPr>
+      </w:r>
     </w:p>
     <w:p>
       <w:pPr>
@@ -14001,6 +15424,12 @@
           <w:lang w:val="en-US"/>
         </w:rPr>
       </w:r>
+      <w:r>
+        <w:rPr>
+          <w:szCs w:val="28"/>
+          <w:lang w:val="en-US"/>
+        </w:rPr>
+      </w:r>
     </w:p>
     <w:p>
       <w:pPr>
@@ -14068,6 +15497,12 @@
           <w:lang w:val="en-US"/>
         </w:rPr>
       </w:r>
+      <w:r>
+        <w:rPr>
+          <w:szCs w:val="28"/>
+          <w:lang w:val="en-US"/>
+        </w:rPr>
+      </w:r>
     </w:p>
     <w:p>
       <w:pPr>
@@ -14100,6 +15535,12 @@
           <w:lang w:val="en-US"/>
         </w:rPr>
       </w:r>
+      <w:r>
+        <w:rPr>
+          <w:szCs w:val="28"/>
+          <w:lang w:val="en-US"/>
+        </w:rPr>
+      </w:r>
     </w:p>
     <w:p>
       <w:pPr>
@@ -14132,6 +15573,12 @@
           <w:lang w:val="en-US"/>
         </w:rPr>
       </w:r>
+      <w:r>
+        <w:rPr>
+          <w:szCs w:val="28"/>
+          <w:lang w:val="en-US"/>
+        </w:rPr>
+      </w:r>
     </w:p>
     <w:p>
       <w:pPr>
@@ -14164,6 +15611,12 @@
           <w:lang w:val="en-US"/>
         </w:rPr>
       </w:r>
+      <w:r>
+        <w:rPr>
+          <w:szCs w:val="28"/>
+          <w:lang w:val="en-US"/>
+        </w:rPr>
+      </w:r>
     </w:p>
     <w:p>
       <w:pPr>
@@ -14196,6 +15649,12 @@
           <w:lang w:val="en-US"/>
         </w:rPr>
       </w:r>
+      <w:r>
+        <w:rPr>
+          <w:szCs w:val="28"/>
+          <w:lang w:val="en-US"/>
+        </w:rPr>
+      </w:r>
     </w:p>
     <w:p>
       <w:pPr>
@@ -14228,6 +15687,12 @@
           <w:lang w:val="en-US"/>
         </w:rPr>
       </w:r>
+      <w:r>
+        <w:rPr>
+          <w:szCs w:val="28"/>
+          <w:lang w:val="en-US"/>
+        </w:rPr>
+      </w:r>
     </w:p>
     <w:p>
       <w:pPr>
@@ -14295,6 +15760,12 @@
           <w:lang w:val="en-US"/>
         </w:rPr>
       </w:r>
+      <w:r>
+        <w:rPr>
+          <w:szCs w:val="28"/>
+          <w:lang w:val="en-US"/>
+        </w:rPr>
+      </w:r>
     </w:p>
     <w:p>
       <w:pPr>
@@ -14383,6 +15854,12 @@
           <w:lang w:val="en-US"/>
         </w:rPr>
       </w:r>
+      <w:r>
+        <w:rPr>
+          <w:szCs w:val="28"/>
+          <w:lang w:val="en-US"/>
+        </w:rPr>
+      </w:r>
     </w:p>
     <w:p>
       <w:pPr>
@@ -14434,6 +15911,12 @@
           <w:lang w:val="en-US"/>
         </w:rPr>
       </w:r>
+      <w:r>
+        <w:rPr>
+          <w:szCs w:val="28"/>
+          <w:lang w:val="en-US"/>
+        </w:rPr>
+      </w:r>
     </w:p>
     <w:p>
       <w:pPr>
@@ -14498,6 +15981,12 @@
           <w:lang w:val="en-US"/>
         </w:rPr>
       </w:r>
+      <w:r>
+        <w:rPr>
+          <w:szCs w:val="28"/>
+          <w:lang w:val="en-US"/>
+        </w:rPr>
+      </w:r>
     </w:p>
     <w:p>
       <w:pPr>
@@ -14562,6 +16051,12 @@
           <w:lang w:val="en-US"/>
         </w:rPr>
       </w:r>
+      <w:r>
+        <w:rPr>
+          <w:szCs w:val="28"/>
+          <w:lang w:val="en-US"/>
+        </w:rPr>
+      </w:r>
     </w:p>
     <w:p>
       <w:pPr>
@@ -14594,6 +16089,12 @@
           <w:lang w:val="en-US"/>
         </w:rPr>
       </w:r>
+      <w:r>
+        <w:rPr>
+          <w:szCs w:val="28"/>
+          <w:lang w:val="en-US"/>
+        </w:rPr>
+      </w:r>
     </w:p>
     <w:p>
       <w:pPr>
@@ -14675,6 +16176,12 @@
           <w:lang w:val="en-US"/>
         </w:rPr>
       </w:r>
+      <w:r>
+        <w:rPr>
+          <w:szCs w:val="28"/>
+          <w:lang w:val="en-US"/>
+        </w:rPr>
+      </w:r>
     </w:p>
     <w:p>
       <w:pPr>
@@ -14707,6 +16214,12 @@
           <w:lang w:val="en-US"/>
         </w:rPr>
       </w:r>
+      <w:r>
+        <w:rPr>
+          <w:szCs w:val="28"/>
+          <w:lang w:val="en-US"/>
+        </w:rPr>
+      </w:r>
     </w:p>
     <w:p>
       <w:pPr>
@@ -14739,6 +16252,12 @@
           <w:lang w:val="en-US"/>
         </w:rPr>
       </w:r>
+      <w:r>
+        <w:rPr>
+          <w:szCs w:val="28"/>
+          <w:lang w:val="en-US"/>
+        </w:rPr>
+      </w:r>
     </w:p>
     <w:p>
       <w:pPr>
@@ -14771,6 +16290,12 @@
           <w:lang w:val="en-US"/>
         </w:rPr>
       </w:r>
+      <w:r>
+        <w:rPr>
+          <w:szCs w:val="28"/>
+          <w:lang w:val="en-US"/>
+        </w:rPr>
+      </w:r>
     </w:p>
     <w:p>
       <w:pPr>
@@ -14803,6 +16328,12 @@
           <w:lang w:val="en-US"/>
         </w:rPr>
       </w:r>
+      <w:r>
+        <w:rPr>
+          <w:szCs w:val="28"/>
+          <w:lang w:val="en-US"/>
+        </w:rPr>
+      </w:r>
     </w:p>
     <w:p>
       <w:pPr>
@@ -14828,6 +16359,12 @@
         </w:rPr>
         <w:tab/>
         <w:t xml:space="preserve">E. A và B đúng</w:t>
+      </w:r>
+      <w:r>
+        <w:rPr>
+          <w:szCs w:val="28"/>
+          <w:lang w:val="en-US"/>
+        </w:rPr>
       </w:r>
       <w:r>
         <w:rPr>
@@ -14916,6 +16453,12 @@
           <w:lang w:val="en-US"/>
         </w:rPr>
       </w:r>
+      <w:r>
+        <w:rPr>
+          <w:szCs w:val="28"/>
+          <w:lang w:val="en-US"/>
+        </w:rPr>
+      </w:r>
     </w:p>
     <w:p>
       <w:pPr>
@@ -14949,6 +16492,12 @@
           <w:lang w:val="en-US"/>
         </w:rPr>
       </w:r>
+      <w:r>
+        <w:rPr>
+          <w:szCs w:val="28"/>
+          <w:lang w:val="en-US"/>
+        </w:rPr>
+      </w:r>
     </w:p>
     <w:p>
       <w:pPr>
@@ -14982,6 +16531,12 @@
           <w:lang w:val="en-US"/>
         </w:rPr>
       </w:r>
+      <w:r>
+        <w:rPr>
+          <w:szCs w:val="28"/>
+          <w:lang w:val="en-US"/>
+        </w:rPr>
+      </w:r>
     </w:p>
     <w:p>
       <w:pPr>
@@ -15015,6 +16570,12 @@
           <w:lang w:val="en-US"/>
         </w:rPr>
       </w:r>
+      <w:r>
+        <w:rPr>
+          <w:szCs w:val="28"/>
+          <w:lang w:val="en-US"/>
+        </w:rPr>
+      </w:r>
     </w:p>
     <w:p>
       <w:pPr>
@@ -15048,6 +16609,12 @@
           <w:lang w:val="en-US"/>
         </w:rPr>
       </w:r>
+      <w:r>
+        <w:rPr>
+          <w:szCs w:val="28"/>
+          <w:lang w:val="en-US"/>
+        </w:rPr>
+      </w:r>
     </w:p>
     <w:p>
       <w:pPr>
@@ -15081,6 +16648,12 @@
           <w:lang w:val="en-US"/>
         </w:rPr>
       </w:r>
+      <w:r>
+        <w:rPr>
+          <w:szCs w:val="28"/>
+          <w:lang w:val="en-US"/>
+        </w:rPr>
+      </w:r>
     </w:p>
     <w:p>
       <w:pPr>
@@ -15162,6 +16735,12 @@
           <w:lang w:val="en-US"/>
         </w:rPr>
       </w:r>
+      <w:r>
+        <w:rPr>
+          <w:szCs w:val="28"/>
+          <w:lang w:val="en-US"/>
+        </w:rPr>
+      </w:r>
     </w:p>
     <w:p>
       <w:pPr>
@@ -15195,6 +16774,12 @@
           <w:lang w:val="en-US"/>
         </w:rPr>
       </w:r>
+      <w:r>
+        <w:rPr>
+          <w:szCs w:val="28"/>
+          <w:lang w:val="en-US"/>
+        </w:rPr>
+      </w:r>
     </w:p>
     <w:p>
       <w:pPr>
@@ -15228,6 +16813,12 @@
           <w:lang w:val="en-US"/>
         </w:rPr>
       </w:r>
+      <w:r>
+        <w:rPr>
+          <w:szCs w:val="28"/>
+          <w:lang w:val="en-US"/>
+        </w:rPr>
+      </w:r>
     </w:p>
     <w:p>
       <w:pPr>
@@ -15261,6 +16852,12 @@
           <w:lang w:val="en-US"/>
         </w:rPr>
       </w:r>
+      <w:r>
+        <w:rPr>
+          <w:szCs w:val="28"/>
+          <w:lang w:val="en-US"/>
+        </w:rPr>
+      </w:r>
     </w:p>
     <w:p>
       <w:pPr>
@@ -15294,6 +16891,12 @@
           <w:lang w:val="en-US"/>
         </w:rPr>
       </w:r>
+      <w:r>
+        <w:rPr>
+          <w:szCs w:val="28"/>
+          <w:lang w:val="en-US"/>
+        </w:rPr>
+      </w:r>
     </w:p>
     <w:p>
       <w:pPr>
@@ -15327,6 +16930,12 @@
           <w:lang w:val="en-US"/>
         </w:rPr>
       </w:r>
+      <w:r>
+        <w:rPr>
+          <w:szCs w:val="28"/>
+          <w:lang w:val="en-US"/>
+        </w:rPr>
+      </w:r>
     </w:p>
     <w:p>
       <w:pPr>
@@ -15419,6 +17028,12 @@
           <w:lang w:val="en-US"/>
         </w:rPr>
       </w:r>
+      <w:r>
+        <w:rPr>
+          <w:szCs w:val="28"/>
+          <w:lang w:val="en-US"/>
+        </w:rPr>
+      </w:r>
     </w:p>
     <w:p>
       <w:pPr>
@@ -15460,6 +17075,12 @@
           <w:lang w:val="en-US"/>
         </w:rPr>
       </w:r>
+      <w:r>
+        <w:rPr>
+          <w:szCs w:val="28"/>
+          <w:lang w:val="en-US"/>
+        </w:rPr>
+      </w:r>
     </w:p>
     <w:p>
       <w:pPr>
@@ -15501,6 +17122,12 @@
           <w:lang w:val="en-US"/>
         </w:rPr>
       </w:r>
+      <w:r>
+        <w:rPr>
+          <w:szCs w:val="28"/>
+          <w:lang w:val="en-US"/>
+        </w:rPr>
+      </w:r>
     </w:p>
     <w:p>
       <w:pPr>
@@ -15526,6 +17153,11 @@
         </w:rPr>
         <w:tab/>
         <w:t xml:space="preserve">E. (1) Bào tương, (2) Glucose-6P</w:t>
+      </w:r>
+      <w:r>
+        <w:rPr>
+          <w:szCs w:val="28"/>
+        </w:rPr>
       </w:r>
       <w:r>
         <w:rPr>
@@ -15590,6 +17222,12 @@
           <w:szCs w:val="28"/>
         </w:rPr>
       </w:r>
+      <w:r>
+        <w:rPr>
+          <w:rFonts w:cs="Times New Roman"/>
+          <w:szCs w:val="28"/>
+        </w:rPr>
+      </w:r>
     </w:p>
     <w:p>
       <w:pPr>
@@ -15670,6 +17308,12 @@
           <w:szCs w:val="28"/>
         </w:rPr>
       </w:r>
+      <w:r>
+        <w:rPr>
+          <w:rFonts w:cs="Times New Roman"/>
+          <w:szCs w:val="28"/>
+        </w:rPr>
+      </w:r>
     </w:p>
     <w:p>
       <w:pPr>
@@ -15728,6 +17372,12 @@
           <w:szCs w:val="28"/>
         </w:rPr>
       </w:r>
+      <w:r>
+        <w:rPr>
+          <w:rFonts w:cs="Times New Roman"/>
+          <w:szCs w:val="28"/>
+        </w:rPr>
+      </w:r>
     </w:p>
     <w:p>
       <w:pPr>
@@ -15806,6 +17456,12 @@
           <w:szCs w:val="28"/>
         </w:rPr>
       </w:r>
+      <w:r>
+        <w:rPr>
+          <w:rFonts w:cs="Times New Roman"/>
+          <w:szCs w:val="28"/>
+        </w:rPr>
+      </w:r>
     </w:p>
     <w:p>
       <w:pPr>
@@ -15864,6 +17520,12 @@
           <w:szCs w:val="28"/>
         </w:rPr>
       </w:r>
+      <w:r>
+        <w:rPr>
+          <w:rFonts w:cs="Times New Roman"/>
+          <w:szCs w:val="28"/>
+        </w:rPr>
+      </w:r>
     </w:p>
     <w:p>
       <w:pPr>
@@ -15905,6 +17567,12 @@
           <w:szCs w:val="28"/>
         </w:rPr>
       </w:r>
+      <w:r>
+        <w:rPr>
+          <w:rFonts w:cs="Times New Roman"/>
+          <w:szCs w:val="28"/>
+        </w:rPr>
+      </w:r>
     </w:p>
     <w:p>
       <w:pPr>
@@ -15938,6 +17606,12 @@
           <w:szCs w:val="28"/>
         </w:rPr>
       </w:r>
+      <w:r>
+        <w:rPr>
+          <w:rFonts w:cs="Times New Roman"/>
+          <w:szCs w:val="28"/>
+        </w:rPr>
+      </w:r>
     </w:p>
     <w:p>
       <w:pPr>
@@ -15971,6 +17645,12 @@
           <w:szCs w:val="28"/>
         </w:rPr>
       </w:r>
+      <w:r>
+        <w:rPr>
+          <w:rFonts w:cs="Times New Roman"/>
+          <w:szCs w:val="28"/>
+        </w:rPr>
+      </w:r>
     </w:p>
     <w:p>
       <w:pPr>
@@ -16004,6 +17684,12 @@
           <w:szCs w:val="28"/>
         </w:rPr>
       </w:r>
+      <w:r>
+        <w:rPr>
+          <w:rFonts w:cs="Times New Roman"/>
+          <w:szCs w:val="28"/>
+        </w:rPr>
+      </w:r>
     </w:p>
     <w:p>
       <w:pPr>
@@ -16062,6 +17748,12 @@
           <w:szCs w:val="28"/>
         </w:rPr>
       </w:r>
+      <w:r>
+        <w:rPr>
+          <w:rFonts w:cs="Times New Roman"/>
+          <w:szCs w:val="28"/>
+        </w:rPr>
+      </w:r>
     </w:p>
     <w:p>
       <w:pPr>
@@ -16104,6 +17796,12 @@
           <w:szCs w:val="28"/>
         </w:rPr>
       </w:r>
+      <w:r>
+        <w:rPr>
+          <w:rFonts w:cs="Times New Roman"/>
+          <w:szCs w:val="28"/>
+        </w:rPr>
+      </w:r>
     </w:p>
     <w:p>
       <w:pPr>
@@ -16146,6 +17844,12 @@
           <w:szCs w:val="28"/>
         </w:rPr>
       </w:r>
+      <w:r>
+        <w:rPr>
+          <w:rFonts w:cs="Times New Roman"/>
+          <w:szCs w:val="28"/>
+        </w:rPr>
+      </w:r>
     </w:p>
     <w:p>
       <w:pPr>
@@ -16182,6 +17886,13 @@
           <w:szCs w:val="28"/>
         </w:rPr>
       </w:r>
+      <w:r>
+        <w:rPr>
+          <w:rFonts w:cs="Times New Roman"/>
+          <w:bCs/>
+          <w:szCs w:val="28"/>
+        </w:rPr>
+      </w:r>
     </w:p>
     <w:p>
       <w:pPr>
@@ -16218,6 +17929,13 @@
           <w:szCs w:val="28"/>
         </w:rPr>
       </w:r>
+      <w:r>
+        <w:rPr>
+          <w:rFonts w:cs="Times New Roman"/>
+          <w:bCs/>
+          <w:szCs w:val="28"/>
+        </w:rPr>
+      </w:r>
     </w:p>
     <w:p>
       <w:pPr>
@@ -16276,6 +17994,12 @@
           <w:szCs w:val="28"/>
         </w:rPr>
       </w:r>
+      <w:r>
+        <w:rPr>
+          <w:rFonts w:cs="Times New Roman"/>
+          <w:szCs w:val="28"/>
+        </w:rPr>
+      </w:r>
     </w:p>
     <w:p>
       <w:pPr>
@@ -16309,6 +18033,12 @@
           <w:szCs w:val="28"/>
         </w:rPr>
       </w:r>
+      <w:r>
+        <w:rPr>
+          <w:rFonts w:cs="Times New Roman"/>
+          <w:szCs w:val="28"/>
+        </w:rPr>
+      </w:r>
     </w:p>
     <w:p>
       <w:pPr>
@@ -16342,6 +18072,12 @@
           <w:szCs w:val="28"/>
         </w:rPr>
       </w:r>
+      <w:r>
+        <w:rPr>
+          <w:rFonts w:cs="Times New Roman"/>
+          <w:szCs w:val="28"/>
+        </w:rPr>
+      </w:r>
     </w:p>
     <w:p>
       <w:pPr>
@@ -16405,6 +18141,12 @@
           <w:szCs w:val="28"/>
         </w:rPr>
       </w:r>
+      <w:r>
+        <w:rPr>
+          <w:rFonts w:cs="Times New Roman"/>
+          <w:szCs w:val="28"/>
+        </w:rPr>
+      </w:r>
     </w:p>
     <w:p>
       <w:pPr>
@@ -16438,6 +18180,12 @@
           <w:szCs w:val="28"/>
         </w:rPr>
       </w:r>
+      <w:r>
+        <w:rPr>
+          <w:rFonts w:cs="Times New Roman"/>
+          <w:szCs w:val="28"/>
+        </w:rPr>
+      </w:r>
     </w:p>
     <w:p>
       <w:pPr>
@@ -16496,6 +18244,12 @@
           <w:szCs w:val="28"/>
         </w:rPr>
       </w:r>
+      <w:r>
+        <w:rPr>
+          <w:rFonts w:cs="Times New Roman"/>
+          <w:szCs w:val="28"/>
+        </w:rPr>
+      </w:r>
     </w:p>
     <w:p>
       <w:pPr>
@@ -16537,6 +18291,12 @@
           <w:szCs w:val="28"/>
         </w:rPr>
       </w:r>
+      <w:r>
+        <w:rPr>
+          <w:rFonts w:cs="Times New Roman"/>
+          <w:szCs w:val="28"/>
+        </w:rPr>
+      </w:r>
     </w:p>
     <w:p>
       <w:pPr>
@@ -16578,6 +18338,12 @@
           <w:szCs w:val="28"/>
         </w:rPr>
       </w:r>
+      <w:r>
+        <w:rPr>
+          <w:rFonts w:cs="Times New Roman"/>
+          <w:szCs w:val="28"/>
+        </w:rPr>
+      </w:r>
     </w:p>
     <w:p>
       <w:pPr>
@@ -16648,6 +18414,14 @@
           <w:szCs w:val="28"/>
         </w:rPr>
       </w:r>
+      <w:r>
+        <w:rPr>
+          <w:rFonts w:cs="Times New Roman"/>
+          <w:bCs/>
+          <w:iCs/>
+          <w:szCs w:val="28"/>
+        </w:rPr>
+      </w:r>
     </w:p>
     <w:p>
       <w:pPr>
@@ -16697,6 +18471,14 @@
           <w:szCs w:val="28"/>
         </w:rPr>
       </w:r>
+      <w:r>
+        <w:rPr>
+          <w:rFonts w:cs="Times New Roman"/>
+          <w:bCs/>
+          <w:iCs/>
+          <w:szCs w:val="28"/>
+        </w:rPr>
+      </w:r>
     </w:p>
     <w:p>
       <w:pPr>
@@ -16746,6 +18528,14 @@
           <w:szCs w:val="28"/>
         </w:rPr>
       </w:r>
+      <w:r>
+        <w:rPr>
+          <w:rFonts w:cs="Times New Roman"/>
+          <w:bCs/>
+          <w:iCs/>
+          <w:szCs w:val="28"/>
+        </w:rPr>
+      </w:r>
     </w:p>
     <w:p>
       <w:pPr>
@@ -16816,6 +18606,14 @@
           <w:szCs w:val="28"/>
         </w:rPr>
       </w:r>
+      <w:r>
+        <w:rPr>
+          <w:rFonts w:cs="Times New Roman"/>
+          <w:bCs/>
+          <w:iCs/>
+          <w:szCs w:val="28"/>
+        </w:rPr>
+      </w:r>
     </w:p>
     <w:p>
       <w:pPr>
@@ -16855,6 +18653,14 @@
           <w:szCs w:val="28"/>
         </w:rPr>
       </w:r>
+      <w:r>
+        <w:rPr>
+          <w:rFonts w:cs="Times New Roman"/>
+          <w:bCs/>
+          <w:iCs/>
+          <w:szCs w:val="28"/>
+        </w:rPr>
+      </w:r>
     </w:p>
     <w:p>
       <w:pPr>
@@ -16894,6 +18700,14 @@
           <w:szCs w:val="28"/>
         </w:rPr>
       </w:r>
+      <w:r>
+        <w:rPr>
+          <w:rFonts w:cs="Times New Roman"/>
+          <w:bCs/>
+          <w:iCs/>
+          <w:szCs w:val="28"/>
+        </w:rPr>
+      </w:r>
     </w:p>
     <w:p>
       <w:pPr>
@@ -16933,6 +18747,14 @@
           <w:szCs w:val="28"/>
         </w:rPr>
       </w:r>
+      <w:r>
+        <w:rPr>
+          <w:rFonts w:cs="Times New Roman"/>
+          <w:bCs/>
+          <w:iCs/>
+          <w:szCs w:val="28"/>
+        </w:rPr>
+      </w:r>
     </w:p>
     <w:p>
       <w:pPr>
@@ -16972,6 +18794,14 @@
           <w:szCs w:val="28"/>
         </w:rPr>
       </w:r>
+      <w:r>
+        <w:rPr>
+          <w:rFonts w:cs="Times New Roman"/>
+          <w:bCs/>
+          <w:iCs/>
+          <w:szCs w:val="28"/>
+        </w:rPr>
+      </w:r>
     </w:p>
     <w:p>
       <w:pPr>
@@ -17042,6 +18872,14 @@
           <w:szCs w:val="28"/>
         </w:rPr>
       </w:r>
+      <w:r>
+        <w:rPr>
+          <w:rFonts w:cs="Times New Roman"/>
+          <w:bCs/>
+          <w:iCs/>
+          <w:szCs w:val="28"/>
+        </w:rPr>
+      </w:r>
     </w:p>
     <w:p>
       <w:pPr>
@@ -17081,6 +18919,14 @@
           <w:szCs w:val="28"/>
         </w:rPr>
       </w:r>
+      <w:r>
+        <w:rPr>
+          <w:rFonts w:cs="Times New Roman"/>
+          <w:bCs/>
+          <w:iCs/>
+          <w:szCs w:val="28"/>
+        </w:rPr>
+      </w:r>
     </w:p>
     <w:p>
       <w:pPr>
@@ -17120,6 +18966,14 @@
           <w:szCs w:val="28"/>
         </w:rPr>
       </w:r>
+      <w:r>
+        <w:rPr>
+          <w:rFonts w:cs="Times New Roman"/>
+          <w:bCs/>
+          <w:iCs/>
+          <w:szCs w:val="28"/>
+        </w:rPr>
+      </w:r>
     </w:p>
     <w:p>
       <w:pPr>
@@ -17169,6 +19023,14 @@
           <w:szCs w:val="28"/>
         </w:rPr>
       </w:r>
+      <w:r>
+        <w:rPr>
+          <w:rFonts w:cs="Times New Roman"/>
+          <w:bCs/>
+          <w:iCs/>
+          <w:szCs w:val="28"/>
+        </w:rPr>
+      </w:r>
     </w:p>
     <w:p>
       <w:pPr>
@@ -17208,6 +19070,14 @@
           <w:szCs w:val="28"/>
         </w:rPr>
       </w:r>
+      <w:r>
+        <w:rPr>
+          <w:rFonts w:cs="Times New Roman"/>
+          <w:bCs/>
+          <w:iCs/>
+          <w:szCs w:val="28"/>
+        </w:rPr>
+      </w:r>
     </w:p>
     <w:p>
       <w:pPr>
@@ -17278,6 +19148,14 @@
           <w:szCs w:val="28"/>
         </w:rPr>
       </w:r>
+      <w:r>
+        <w:rPr>
+          <w:rFonts w:cs="Times New Roman"/>
+          <w:bCs/>
+          <w:iCs/>
+          <w:szCs w:val="28"/>
+        </w:rPr>
+      </w:r>
     </w:p>
     <w:p>
       <w:pPr>
@@ -17365,6 +19243,14 @@
           <w:szCs w:val="28"/>
         </w:rPr>
       </w:r>
+      <w:r>
+        <w:rPr>
+          <w:rFonts w:cs="Times New Roman"/>
+          <w:bCs/>
+          <w:iCs/>
+          <w:szCs w:val="28"/>
+        </w:rPr>
+      </w:r>
     </w:p>
     <w:p>
       <w:pPr>
@@ -17433,6 +19319,14 @@
           <w:szCs w:val="28"/>
         </w:rPr>
       </w:r>
+      <w:r>
+        <w:rPr>
+          <w:rFonts w:cs="Times New Roman"/>
+          <w:bCs/>
+          <w:iCs/>
+          <w:szCs w:val="28"/>
+        </w:rPr>
+      </w:r>
     </w:p>
     <w:p>
       <w:pPr>
@@ -17503,6 +19397,14 @@
           <w:szCs w:val="28"/>
         </w:rPr>
       </w:r>
+      <w:r>
+        <w:rPr>
+          <w:rFonts w:cs="Times New Roman"/>
+          <w:bCs/>
+          <w:iCs/>
+          <w:szCs w:val="28"/>
+        </w:rPr>
+      </w:r>
     </w:p>
     <w:p>
       <w:pPr>
@@ -17542,6 +19444,14 @@
           <w:szCs w:val="28"/>
         </w:rPr>
       </w:r>
+      <w:r>
+        <w:rPr>
+          <w:rFonts w:cs="Times New Roman"/>
+          <w:bCs/>
+          <w:iCs/>
+          <w:szCs w:val="28"/>
+        </w:rPr>
+      </w:r>
     </w:p>
     <w:p>
       <w:pPr>
@@ -17581,6 +19491,14 @@
           <w:szCs w:val="28"/>
         </w:rPr>
       </w:r>
+      <w:r>
+        <w:rPr>
+          <w:rFonts w:cs="Times New Roman"/>
+          <w:bCs/>
+          <w:iCs/>
+          <w:szCs w:val="28"/>
+        </w:rPr>
+      </w:r>
     </w:p>
     <w:p>
       <w:pPr>
@@ -17620,6 +19538,14 @@
           <w:szCs w:val="28"/>
         </w:rPr>
       </w:r>
+      <w:r>
+        <w:rPr>
+          <w:rFonts w:cs="Times New Roman"/>
+          <w:bCs/>
+          <w:iCs/>
+          <w:szCs w:val="28"/>
+        </w:rPr>
+      </w:r>
     </w:p>
     <w:p>
       <w:pPr>
@@ -17659,6 +19585,14 @@
           <w:szCs w:val="28"/>
         </w:rPr>
       </w:r>
+      <w:r>
+        <w:rPr>
+          <w:rFonts w:cs="Times New Roman"/>
+          <w:bCs/>
+          <w:iCs/>
+          <w:szCs w:val="28"/>
+        </w:rPr>
+      </w:r>
     </w:p>
     <w:p>
       <w:pPr>
@@ -17729,6 +19663,14 @@
           <w:szCs w:val="28"/>
         </w:rPr>
       </w:r>
+      <w:r>
+        <w:rPr>
+          <w:rFonts w:cs="Times New Roman"/>
+          <w:bCs/>
+          <w:iCs/>
+          <w:szCs w:val="28"/>
+        </w:rPr>
+      </w:r>
     </w:p>
     <w:p>
       <w:pPr>
@@ -17768,6 +19710,14 @@
           <w:szCs w:val="28"/>
         </w:rPr>
       </w:r>
+      <w:r>
+        <w:rPr>
+          <w:rFonts w:cs="Times New Roman"/>
+          <w:bCs/>
+          <w:iCs/>
+          <w:szCs w:val="28"/>
+        </w:rPr>
+      </w:r>
     </w:p>
     <w:p>
       <w:pPr>
@@ -17807,6 +19757,14 @@
           <w:szCs w:val="28"/>
         </w:rPr>
       </w:r>
+      <w:r>
+        <w:rPr>
+          <w:rFonts w:cs="Times New Roman"/>
+          <w:bCs/>
+          <w:iCs/>
+          <w:szCs w:val="28"/>
+        </w:rPr>
+      </w:r>
     </w:p>
     <w:p>
       <w:pPr>
@@ -17846,6 +19804,14 @@
           <w:szCs w:val="28"/>
         </w:rPr>
       </w:r>
+      <w:r>
+        <w:rPr>
+          <w:rFonts w:cs="Times New Roman"/>
+          <w:bCs/>
+          <w:iCs/>
+          <w:szCs w:val="28"/>
+        </w:rPr>
+      </w:r>
     </w:p>
     <w:p>
       <w:pPr>
@@ -17885,6 +19851,14 @@
           <w:szCs w:val="28"/>
         </w:rPr>
       </w:r>
+      <w:r>
+        <w:rPr>
+          <w:rFonts w:cs="Times New Roman"/>
+          <w:bCs/>
+          <w:iCs/>
+          <w:szCs w:val="28"/>
+        </w:rPr>
+      </w:r>
     </w:p>
     <w:p>
       <w:pPr>
@@ -17967,6 +19941,12 @@
           <w:lang w:val="en-US"/>
         </w:rPr>
       </w:r>
+      <w:r>
+        <w:rPr>
+          <w:szCs w:val="28"/>
+          <w:lang w:val="en-US"/>
+        </w:rPr>
+      </w:r>
     </w:p>
     <w:p>
       <w:pPr>
@@ -18020,6 +20000,12 @@
           <w:lang w:val="en-US"/>
         </w:rPr>
       </w:r>
+      <w:r>
+        <w:rPr>
+          <w:szCs w:val="28"/>
+          <w:lang w:val="en-US"/>
+        </w:rPr>
+      </w:r>
     </w:p>
     <w:p>
       <w:pPr>
@@ -18053,6 +20039,12 @@
           <w:lang w:val="en-US"/>
         </w:rPr>
       </w:r>
+      <w:r>
+        <w:rPr>
+          <w:szCs w:val="28"/>
+          <w:lang w:val="en-US"/>
+        </w:rPr>
+      </w:r>
     </w:p>
     <w:p>
       <w:pPr>
@@ -18099,6 +20091,12 @@
           <w:lang w:val="en-US"/>
         </w:rPr>
       </w:r>
+      <w:r>
+        <w:rPr>
+          <w:szCs w:val="28"/>
+          <w:lang w:val="en-US"/>
+        </w:rPr>
+      </w:r>
     </w:p>
     <w:p>
       <w:pPr>
@@ -18132,6 +20130,12 @@
           <w:lang w:val="en-US"/>
         </w:rPr>
       </w:r>
+      <w:r>
+        <w:rPr>
+          <w:szCs w:val="28"/>
+          <w:lang w:val="en-US"/>
+        </w:rPr>
+      </w:r>
     </w:p>
     <w:p>
       <w:pPr>
@@ -18165,6 +20169,12 @@
           <w:lang w:val="en-US"/>
         </w:rPr>
       </w:r>
+      <w:r>
+        <w:rPr>
+          <w:szCs w:val="28"/>
+          <w:lang w:val="en-US"/>
+        </w:rPr>
+      </w:r>
     </w:p>
     <w:p>
       <w:pPr>
@@ -18204,6 +20214,12 @@
           <w:lang w:val="en-US"/>
         </w:rPr>
       </w:r>
+      <w:r>
+        <w:rPr>
+          <w:szCs w:val="28"/>
+          <w:lang w:val="en-US"/>
+        </w:rPr>
+      </w:r>
     </w:p>
     <w:p>
       <w:pPr>
@@ -18274,6 +20290,12 @@
           <w:lang w:val="en-US"/>
         </w:rPr>
       </w:r>
+      <w:r>
+        <w:rPr>
+          <w:szCs w:val="28"/>
+          <w:lang w:val="en-US"/>
+        </w:rPr>
+      </w:r>
     </w:p>
     <w:p>
       <w:pPr>
@@ -18313,6 +20335,12 @@
           <w:lang w:val="en-US"/>
         </w:rPr>
       </w:r>
+      <w:r>
+        <w:rPr>
+          <w:szCs w:val="28"/>
+          <w:lang w:val="en-US"/>
+        </w:rPr>
+      </w:r>
     </w:p>
     <w:p>
       <w:pPr>
@@ -18383,6 +20411,12 @@
         </w:rPr>
         <w:tab/>
         <w:t xml:space="preserve">E.Cơ</w:t>
+      </w:r>
+      <w:r>
+        <w:rPr>
+          <w:szCs w:val="28"/>
+          <w:lang w:val="en-US"/>
+        </w:rPr>
       </w:r>
       <w:r>
         <w:rPr>
@@ -18430,6 +20464,12 @@
           <w:lang w:val="en-US"/>
         </w:rPr>
       </w:r>
+      <w:r>
+        <w:rPr>
+          <w:szCs w:val="28"/>
+          <w:lang w:val="en-US"/>
+        </w:rPr>
+      </w:r>
     </w:p>
     <w:p>
       <w:pPr>
@@ -18463,6 +20503,12 @@
           <w:lang w:val="en-US"/>
         </w:rPr>
       </w:r>
+      <w:r>
+        <w:rPr>
+          <w:szCs w:val="28"/>
+          <w:lang w:val="en-US"/>
+        </w:rPr>
+      </w:r>
     </w:p>
     <w:p>
       <w:pPr>
@@ -18496,6 +20542,12 @@
           <w:lang w:val="en-US"/>
         </w:rPr>
       </w:r>
+      <w:r>
+        <w:rPr>
+          <w:szCs w:val="28"/>
+          <w:lang w:val="en-US"/>
+        </w:rPr>
+      </w:r>
     </w:p>
     <w:p>
       <w:pPr>
@@ -18529,6 +20581,12 @@
           <w:lang w:val="en-US"/>
         </w:rPr>
       </w:r>
+      <w:r>
+        <w:rPr>
+          <w:szCs w:val="28"/>
+          <w:lang w:val="en-US"/>
+        </w:rPr>
+      </w:r>
     </w:p>
     <w:p>
       <w:pPr>
@@ -18562,6 +20620,12 @@
           <w:lang w:val="en-US"/>
         </w:rPr>
       </w:r>
+      <w:r>
+        <w:rPr>
+          <w:szCs w:val="28"/>
+          <w:lang w:val="en-US"/>
+        </w:rPr>
+      </w:r>
     </w:p>
     <w:p>
       <w:pPr>
@@ -18595,6 +20659,12 @@
           <w:lang w:val="en-US"/>
         </w:rPr>
       </w:r>
+      <w:r>
+        <w:rPr>
+          <w:szCs w:val="28"/>
+          <w:lang w:val="en-US"/>
+        </w:rPr>
+      </w:r>
     </w:p>
     <w:p>
       <w:pPr>
@@ -18635,6 +20705,12 @@
           <w:lang w:val="en-US"/>
         </w:rPr>
       </w:r>
+      <w:r>
+        <w:rPr>
+          <w:szCs w:val="28"/>
+          <w:lang w:val="en-US"/>
+        </w:rPr>
+      </w:r>
     </w:p>
     <w:p>
       <w:pPr>
@@ -18668,6 +20744,12 @@
           <w:lang w:val="en-US"/>
         </w:rPr>
       </w:r>
+      <w:r>
+        <w:rPr>
+          <w:szCs w:val="28"/>
+          <w:lang w:val="en-US"/>
+        </w:rPr>
+      </w:r>
     </w:p>
     <w:p>
       <w:pPr>
@@ -18701,6 +20783,12 @@
           <w:lang w:val="en-US"/>
         </w:rPr>
       </w:r>
+      <w:r>
+        <w:rPr>
+          <w:szCs w:val="28"/>
+          <w:lang w:val="en-US"/>
+        </w:rPr>
+      </w:r>
     </w:p>
     <w:p>
       <w:pPr>
@@ -18734,6 +20822,12 @@
           <w:lang w:val="en-US"/>
         </w:rPr>
       </w:r>
+      <w:r>
+        <w:rPr>
+          <w:szCs w:val="28"/>
+          <w:lang w:val="en-US"/>
+        </w:rPr>
+      </w:r>
     </w:p>
     <w:p>
       <w:pPr>
@@ -18767,6 +20861,12 @@
           <w:lang w:val="en-US"/>
         </w:rPr>
       </w:r>
+      <w:r>
+        <w:rPr>
+          <w:szCs w:val="28"/>
+          <w:lang w:val="en-US"/>
+        </w:rPr>
+      </w:r>
     </w:p>
     <w:p>
       <w:pPr>
@@ -18800,6 +20900,12 @@
           <w:lang w:val="en-US"/>
         </w:rPr>
       </w:r>
+      <w:r>
+        <w:rPr>
+          <w:szCs w:val="28"/>
+          <w:lang w:val="en-US"/>
+        </w:rPr>
+      </w:r>
     </w:p>
     <w:p>
       <w:pPr>
@@ -18840,6 +20946,12 @@
           <w:lang w:val="en-US"/>
         </w:rPr>
       </w:r>
+      <w:r>
+        <w:rPr>
+          <w:szCs w:val="28"/>
+          <w:lang w:val="en-US"/>
+        </w:rPr>
+      </w:r>
     </w:p>
     <w:p>
       <w:pPr>
@@ -18873,6 +20985,12 @@
           <w:lang w:val="en-US"/>
         </w:rPr>
       </w:r>
+      <w:r>
+        <w:rPr>
+          <w:szCs w:val="28"/>
+          <w:lang w:val="en-US"/>
+        </w:rPr>
+      </w:r>
     </w:p>
     <w:p>
       <w:pPr>
@@ -18906,6 +21024,12 @@
           <w:lang w:val="en-US"/>
         </w:rPr>
       </w:r>
+      <w:r>
+        <w:rPr>
+          <w:szCs w:val="28"/>
+          <w:lang w:val="en-US"/>
+        </w:rPr>
+      </w:r>
     </w:p>
     <w:p>
       <w:pPr>
@@ -18939,6 +21063,12 @@
           <w:lang w:val="en-US"/>
         </w:rPr>
       </w:r>
+      <w:r>
+        <w:rPr>
+          <w:szCs w:val="28"/>
+          <w:lang w:val="en-US"/>
+        </w:rPr>
+      </w:r>
     </w:p>
     <w:p>
       <w:pPr>
@@ -18972,6 +21102,12 @@
           <w:lang w:val="en-US"/>
         </w:rPr>
       </w:r>
+      <w:r>
+        <w:rPr>
+          <w:szCs w:val="28"/>
+          <w:lang w:val="en-US"/>
+        </w:rPr>
+      </w:r>
     </w:p>
     <w:p>
       <w:pPr>
@@ -19005,6 +21141,12 @@
           <w:lang w:val="en-US"/>
         </w:rPr>
       </w:r>
+      <w:r>
+        <w:rPr>
+          <w:szCs w:val="28"/>
+          <w:lang w:val="en-US"/>
+        </w:rPr>
+      </w:r>
     </w:p>
     <w:p>
       <w:pPr>
@@ -19045,6 +21187,12 @@
           <w:lang w:val="en-US"/>
         </w:rPr>
       </w:r>
+      <w:r>
+        <w:rPr>
+          <w:szCs w:val="28"/>
+          <w:lang w:val="en-US"/>
+        </w:rPr>
+      </w:r>
     </w:p>
     <w:p>
       <w:pPr>
@@ -19078,6 +21226,12 @@
           <w:lang w:val="en-US"/>
         </w:rPr>
       </w:r>
+      <w:r>
+        <w:rPr>
+          <w:szCs w:val="28"/>
+          <w:lang w:val="en-US"/>
+        </w:rPr>
+      </w:r>
     </w:p>
     <w:p>
       <w:pPr>
@@ -19111,6 +21265,12 @@
           <w:lang w:val="en-US"/>
         </w:rPr>
       </w:r>
+      <w:r>
+        <w:rPr>
+          <w:szCs w:val="28"/>
+          <w:lang w:val="en-US"/>
+        </w:rPr>
+      </w:r>
     </w:p>
     <w:p>
       <w:pPr>
@@ -19144,6 +21304,12 @@
           <w:lang w:val="en-US"/>
         </w:rPr>
       </w:r>
+      <w:r>
+        <w:rPr>
+          <w:szCs w:val="28"/>
+          <w:lang w:val="en-US"/>
+        </w:rPr>
+      </w:r>
     </w:p>
     <w:p>
       <w:pPr>
@@ -19177,6 +21343,12 @@
           <w:lang w:val="en-US"/>
         </w:rPr>
       </w:r>
+      <w:r>
+        <w:rPr>
+          <w:szCs w:val="28"/>
+          <w:lang w:val="en-US"/>
+        </w:rPr>
+      </w:r>
     </w:p>
     <w:p>
       <w:pPr>
@@ -19210,6 +21382,12 @@
           <w:lang w:val="en-US"/>
         </w:rPr>
       </w:r>
+      <w:r>
+        <w:rPr>
+          <w:szCs w:val="28"/>
+          <w:lang w:val="en-US"/>
+        </w:rPr>
+      </w:r>
     </w:p>
     <w:p>
       <w:pPr>
@@ -19250,6 +21428,12 @@
           <w:lang w:val="en-US"/>
         </w:rPr>
       </w:r>
+      <w:r>
+        <w:rPr>
+          <w:szCs w:val="28"/>
+          <w:lang w:val="en-US"/>
+        </w:rPr>
+      </w:r>
     </w:p>
     <w:p>
       <w:pPr>
@@ -19283,6 +21467,12 @@
           <w:lang w:val="en-US"/>
         </w:rPr>
       </w:r>
+      <w:r>
+        <w:rPr>
+          <w:szCs w:val="28"/>
+          <w:lang w:val="en-US"/>
+        </w:rPr>
+      </w:r>
     </w:p>
     <w:p>
       <w:pPr>
@@ -19316,6 +21506,12 @@
           <w:lang w:val="en-US"/>
         </w:rPr>
       </w:r>
+      <w:r>
+        <w:rPr>
+          <w:szCs w:val="28"/>
+          <w:lang w:val="en-US"/>
+        </w:rPr>
+      </w:r>
     </w:p>
     <w:p>
       <w:pPr>
@@ -19349,6 +21545,12 @@
           <w:lang w:val="en-US"/>
         </w:rPr>
       </w:r>
+      <w:r>
+        <w:rPr>
+          <w:szCs w:val="28"/>
+          <w:lang w:val="en-US"/>
+        </w:rPr>
+      </w:r>
     </w:p>
     <w:p>
       <w:pPr>
@@ -19382,6 +21584,12 @@
           <w:lang w:val="en-US"/>
         </w:rPr>
       </w:r>
+      <w:r>
+        <w:rPr>
+          <w:szCs w:val="28"/>
+          <w:lang w:val="en-US"/>
+        </w:rPr>
+      </w:r>
     </w:p>
     <w:p>
       <w:pPr>
@@ -19415,6 +21623,12 @@
           <w:lang w:val="en-US"/>
         </w:rPr>
       </w:r>
+      <w:r>
+        <w:rPr>
+          <w:szCs w:val="28"/>
+          <w:lang w:val="en-US"/>
+        </w:rPr>
+      </w:r>
     </w:p>
     <w:p>
       <w:pPr>
@@ -19455,6 +21669,12 @@
           <w:lang w:val="en-US"/>
         </w:rPr>
       </w:r>
+      <w:r>
+        <w:rPr>
+          <w:szCs w:val="28"/>
+          <w:lang w:val="en-US"/>
+        </w:rPr>
+      </w:r>
     </w:p>
     <w:p>
       <w:pPr>
@@ -19488,6 +21708,12 @@
           <w:lang w:val="en-US"/>
         </w:rPr>
       </w:r>
+      <w:r>
+        <w:rPr>
+          <w:szCs w:val="28"/>
+          <w:lang w:val="en-US"/>
+        </w:rPr>
+      </w:r>
     </w:p>
     <w:p>
       <w:pPr>
@@ -19521,6 +21747,12 @@
           <w:lang w:val="en-US"/>
         </w:rPr>
       </w:r>
+      <w:r>
+        <w:rPr>
+          <w:szCs w:val="28"/>
+          <w:lang w:val="en-US"/>
+        </w:rPr>
+      </w:r>
     </w:p>
     <w:p>
       <w:pPr>
@@ -19554,6 +21786,12 @@
           <w:lang w:val="en-US"/>
         </w:rPr>
       </w:r>
+      <w:r>
+        <w:rPr>
+          <w:szCs w:val="28"/>
+          <w:lang w:val="en-US"/>
+        </w:rPr>
+      </w:r>
     </w:p>
     <w:p>
       <w:pPr>
@@ -19589,6 +21827,13 @@
           <w:lang w:val="en-US"/>
         </w:rPr>
       </w:r>
+      <w:r>
+        <w:rPr>
+          <w:b/>
+          <w:szCs w:val="28"/>
+          <w:lang w:val="en-US"/>
+        </w:rPr>
+      </w:r>
     </w:p>
     <w:p>
       <w:pPr>
@@ -19629,6 +21874,12 @@
           <w:lang w:val="en-US"/>
         </w:rPr>
       </w:r>
+      <w:r>
+        <w:rPr>
+          <w:szCs w:val="28"/>
+          <w:lang w:val="en-US"/>
+        </w:rPr>
+      </w:r>
     </w:p>
     <w:p>
       <w:pPr>
@@ -19669,6 +21920,12 @@
           <w:lang w:val="en-US"/>
         </w:rPr>
       </w:r>
+      <w:r>
+        <w:rPr>
+          <w:szCs w:val="28"/>
+          <w:lang w:val="en-US"/>
+        </w:rPr>
+      </w:r>
     </w:p>
     <w:p>
       <w:pPr>
@@ -19702,6 +21959,12 @@
           <w:lang w:val="en-US"/>
         </w:rPr>
       </w:r>
+      <w:r>
+        <w:rPr>
+          <w:szCs w:val="28"/>
+          <w:lang w:val="en-US"/>
+        </w:rPr>
+      </w:r>
     </w:p>
     <w:p>
       <w:pPr>
@@ -19735,6 +21998,12 @@
           <w:lang w:val="en-US"/>
         </w:rPr>
       </w:r>
+      <w:r>
+        <w:rPr>
+          <w:szCs w:val="28"/>
+          <w:lang w:val="en-US"/>
+        </w:rPr>
+      </w:r>
     </w:p>
     <w:p>
       <w:pPr>
@@ -19768,6 +22037,12 @@
           <w:lang w:val="en-US"/>
         </w:rPr>
       </w:r>
+      <w:r>
+        <w:rPr>
+          <w:szCs w:val="28"/>
+          <w:lang w:val="en-US"/>
+        </w:rPr>
+      </w:r>
     </w:p>
     <w:p>
       <w:pPr>
@@ -19803,6 +22078,13 @@
           <w:lang w:val="en-US"/>
         </w:rPr>
       </w:r>
+      <w:r>
+        <w:rPr>
+          <w:b/>
+          <w:szCs w:val="28"/>
+          <w:lang w:val="en-US"/>
+        </w:rPr>
+      </w:r>
     </w:p>
     <w:p>
       <w:pPr>
@@ -19843,6 +22125,12 @@
           <w:lang w:val="en-US"/>
         </w:rPr>
       </w:r>
+      <w:r>
+        <w:rPr>
+          <w:szCs w:val="28"/>
+          <w:lang w:val="en-US"/>
+        </w:rPr>
+      </w:r>
     </w:p>
     <w:p>
       <w:pPr>
@@ -19883,6 +22171,12 @@
           <w:lang w:val="en-US"/>
         </w:rPr>
       </w:r>
+      <w:r>
+        <w:rPr>
+          <w:szCs w:val="28"/>
+          <w:lang w:val="en-US"/>
+        </w:rPr>
+      </w:r>
     </w:p>
     <w:p>
       <w:pPr>
@@ -19916,6 +22210,12 @@
           <w:lang w:val="en-US"/>
         </w:rPr>
       </w:r>
+      <w:r>
+        <w:rPr>
+          <w:szCs w:val="28"/>
+          <w:lang w:val="en-US"/>
+        </w:rPr>
+      </w:r>
     </w:p>
     <w:p>
       <w:pPr>
@@ -19949,6 +22249,12 @@
           <w:lang w:val="en-US"/>
         </w:rPr>
       </w:r>
+      <w:r>
+        <w:rPr>
+          <w:szCs w:val="28"/>
+          <w:lang w:val="en-US"/>
+        </w:rPr>
+      </w:r>
     </w:p>
     <w:p>
       <w:pPr>
@@ -19982,6 +22288,12 @@
           <w:lang w:val="en-US"/>
         </w:rPr>
       </w:r>
+      <w:r>
+        <w:rPr>
+          <w:szCs w:val="28"/>
+          <w:lang w:val="en-US"/>
+        </w:rPr>
+      </w:r>
     </w:p>
     <w:p>
       <w:pPr>
@@ -20017,6 +22329,13 @@
           <w:lang w:val="en-US"/>
         </w:rPr>
       </w:r>
+      <w:r>
+        <w:rPr>
+          <w:b/>
+          <w:szCs w:val="28"/>
+          <w:lang w:val="en-US"/>
+        </w:rPr>
+      </w:r>
     </w:p>
     <w:p>
       <w:pPr>
@@ -20050,6 +22369,12 @@
           <w:lang w:val="en-US"/>
         </w:rPr>
         <w:t xml:space="preserve">E. Tất cả đều sai</w:t>
+      </w:r>
+      <w:r>
+        <w:rPr>
+          <w:szCs w:val="28"/>
+          <w:lang w:val="en-US"/>
+        </w:rPr>
       </w:r>
       <w:r>
         <w:rPr>
@@ -20188,6 +22513,12 @@
           <w:lang w:val="en-US"/>
         </w:rPr>
       </w:r>
+      <w:r>
+        <w:rPr>
+          <w:szCs w:val="28"/>
+          <w:lang w:val="en-US"/>
+        </w:rPr>
+      </w:r>
     </w:p>
     <w:p>
       <w:pPr>
@@ -20219,6 +22550,12 @@
           <w:lang w:val="en-US"/>
         </w:rPr>
       </w:r>
+      <w:r>
+        <w:rPr>
+          <w:szCs w:val="28"/>
+          <w:lang w:val="en-US"/>
+        </w:rPr>
+      </w:r>
     </w:p>
     <w:p>
       <w:pPr>
@@ -20250,6 +22587,12 @@
           <w:lang w:val="en-US"/>
         </w:rPr>
       </w:r>
+      <w:r>
+        <w:rPr>
+          <w:szCs w:val="28"/>
+          <w:lang w:val="en-US"/>
+        </w:rPr>
+      </w:r>
     </w:p>
     <w:p>
       <w:pPr>
@@ -20281,6 +22624,12 @@
           <w:lang w:val="en-US"/>
         </w:rPr>
       </w:r>
+      <w:r>
+        <w:rPr>
+          <w:szCs w:val="28"/>
+          <w:lang w:val="en-US"/>
+        </w:rPr>
+      </w:r>
     </w:p>
     <w:p>
       <w:pPr>
@@ -20340,6 +22689,12 @@
           <w:lang w:val="en-US"/>
         </w:rPr>
         <w:tab/>
+      </w:r>
+      <w:r>
+        <w:rPr>
+          <w:szCs w:val="28"/>
+          <w:lang w:val="en-US"/>
+        </w:rPr>
       </w:r>
       <w:r>
         <w:rPr>
@@ -20378,6 +22733,12 @@
           <w:lang w:val="en-US"/>
         </w:rPr>
       </w:r>
+      <w:r>
+        <w:rPr>
+          <w:szCs w:val="28"/>
+          <w:lang w:val="en-US"/>
+        </w:rPr>
+      </w:r>
     </w:p>
     <w:p>
       <w:pPr>
@@ -20411,6 +22772,12 @@
           <w:lang w:val="en-US"/>
         </w:rPr>
       </w:r>
+      <w:r>
+        <w:rPr>
+          <w:szCs w:val="28"/>
+          <w:lang w:val="en-US"/>
+        </w:rPr>
+      </w:r>
     </w:p>
     <w:p>
       <w:pPr>
@@ -20444,6 +22811,12 @@
           <w:lang w:val="en-US"/>
         </w:rPr>
       </w:r>
+      <w:r>
+        <w:rPr>
+          <w:szCs w:val="28"/>
+          <w:lang w:val="en-US"/>
+        </w:rPr>
+      </w:r>
     </w:p>
     <w:p>
       <w:pPr>
@@ -20477,6 +22850,12 @@
           <w:lang w:val="en-US"/>
         </w:rPr>
       </w:r>
+      <w:r>
+        <w:rPr>
+          <w:szCs w:val="28"/>
+          <w:lang w:val="en-US"/>
+        </w:rPr>
+      </w:r>
     </w:p>
     <w:p>
       <w:pPr>
@@ -20516,6 +22895,12 @@
           <w:lang w:val="en-US"/>
         </w:rPr>
       </w:r>
+      <w:r>
+        <w:rPr>
+          <w:szCs w:val="28"/>
+          <w:lang w:val="en-US"/>
+        </w:rPr>
+      </w:r>
     </w:p>
     <w:p>
       <w:pPr>
@@ -20541,6 +22926,12 @@
         </w:rPr>
         <w:tab/>
         <w:t xml:space="preserve">E. (I) Fructose-1P, (II) UDP-Glucogen</w:t>
+      </w:r>
+      <w:r>
+        <w:rPr>
+          <w:szCs w:val="28"/>
+          <w:lang w:val="en-US"/>
+        </w:rPr>
       </w:r>
       <w:r>
         <w:rPr>
@@ -20679,6 +23070,12 @@
           <w:lang w:val="en-US"/>
         </w:rPr>
       </w:r>
+      <w:r>
+        <w:rPr>
+          <w:szCs w:val="28"/>
+          <w:lang w:val="en-US"/>
+        </w:rPr>
+      </w:r>
     </w:p>
     <w:p>
       <w:pPr>
@@ -20710,6 +23107,12 @@
           <w:lang w:val="en-US"/>
         </w:rPr>
       </w:r>
+      <w:r>
+        <w:rPr>
+          <w:szCs w:val="28"/>
+          <w:lang w:val="en-US"/>
+        </w:rPr>
+      </w:r>
     </w:p>
     <w:p>
       <w:pPr>
@@ -20741,6 +23144,12 @@
           <w:lang w:val="en-US"/>
         </w:rPr>
       </w:r>
+      <w:r>
+        <w:rPr>
+          <w:szCs w:val="28"/>
+          <w:lang w:val="en-US"/>
+        </w:rPr>
+      </w:r>
     </w:p>
     <w:p>
       <w:pPr>
@@ -20772,6 +23181,12 @@
           <w:lang w:val="en-US"/>
         </w:rPr>
       </w:r>
+      <w:r>
+        <w:rPr>
+          <w:szCs w:val="28"/>
+          <w:lang w:val="en-US"/>
+        </w:rPr>
+      </w:r>
     </w:p>
     <w:p>
       <w:pPr>
@@ -20803,6 +23218,12 @@
           <w:lang w:val="en-US"/>
         </w:rPr>
       </w:r>
+      <w:r>
+        <w:rPr>
+          <w:szCs w:val="28"/>
+          <w:lang w:val="en-US"/>
+        </w:rPr>
+      </w:r>
     </w:p>
     <w:p>
       <w:pPr>
@@ -20863,6 +23284,12 @@
           <w:lang w:val="en-US"/>
         </w:rPr>
       </w:r>
+      <w:r>
+        <w:rPr>
+          <w:szCs w:val="28"/>
+          <w:lang w:val="en-US"/>
+        </w:rPr>
+      </w:r>
     </w:p>
     <w:p>
       <w:pPr>
@@ -20896,6 +23323,12 @@
           <w:lang w:val="en-US"/>
         </w:rPr>
       </w:r>
+      <w:r>
+        <w:rPr>
+          <w:szCs w:val="28"/>
+          <w:lang w:val="en-US"/>
+        </w:rPr>
+      </w:r>
     </w:p>
     <w:p>
       <w:pPr>
@@ -20929,6 +23362,12 @@
           <w:lang w:val="en-US"/>
         </w:rPr>
       </w:r>
+      <w:r>
+        <w:rPr>
+          <w:szCs w:val="28"/>
+          <w:lang w:val="en-US"/>
+        </w:rPr>
+      </w:r>
     </w:p>
     <w:p>
       <w:pPr>
@@ -20962,6 +23401,12 @@
           <w:lang w:val="en-US"/>
         </w:rPr>
       </w:r>
+      <w:r>
+        <w:rPr>
+          <w:szCs w:val="28"/>
+          <w:lang w:val="en-US"/>
+        </w:rPr>
+      </w:r>
     </w:p>
     <w:p>
       <w:pPr>
@@ -21001,6 +23446,12 @@
           <w:lang w:val="en-US"/>
         </w:rPr>
       </w:r>
+      <w:r>
+        <w:rPr>
+          <w:szCs w:val="28"/>
+          <w:lang w:val="en-US"/>
+        </w:rPr>
+      </w:r>
     </w:p>
     <w:p>
       <w:pPr>
@@ -21026,6 +23477,12 @@
         </w:rPr>
         <w:tab/>
         <w:t xml:space="preserve">E. (I) Glucose-6P, (II) Fructose-1P</w:t>
+      </w:r>
+      <w:r>
+        <w:rPr>
+          <w:szCs w:val="28"/>
+          <w:lang w:val="en-US"/>
+        </w:rPr>
       </w:r>
       <w:r>
         <w:rPr>
@@ -21091,6 +23548,12 @@
           <w:szCs w:val="28"/>
         </w:rPr>
       </w:r>
+      <w:r>
+        <w:rPr>
+          <w:rFonts w:cs="Times New Roman"/>
+          <w:szCs w:val="28"/>
+        </w:rPr>
+      </w:r>
     </w:p>
     <w:p>
       <w:pPr>
@@ -21171,6 +23634,12 @@
           <w:szCs w:val="28"/>
         </w:rPr>
       </w:r>
+      <w:r>
+        <w:rPr>
+          <w:rFonts w:cs="Times New Roman"/>
+          <w:szCs w:val="28"/>
+        </w:rPr>
+      </w:r>
     </w:p>
     <w:p>
       <w:pPr>
@@ -21229,6 +23698,12 @@
           <w:szCs w:val="28"/>
         </w:rPr>
       </w:r>
+      <w:r>
+        <w:rPr>
+          <w:rFonts w:cs="Times New Roman"/>
+          <w:szCs w:val="28"/>
+        </w:rPr>
+      </w:r>
     </w:p>
     <w:p>
       <w:pPr>
@@ -21293,6 +23768,12 @@
           <w:szCs w:val="28"/>
         </w:rPr>
       </w:r>
+      <w:r>
+        <w:rPr>
+          <w:rFonts w:cs="Times New Roman"/>
+          <w:szCs w:val="28"/>
+        </w:rPr>
+      </w:r>
     </w:p>
     <w:p>
       <w:pPr>
@@ -21363,6 +23844,14 @@
           <w:szCs w:val="28"/>
         </w:rPr>
       </w:r>
+      <w:r>
+        <w:rPr>
+          <w:rFonts w:cs="Times New Roman"/>
+          <w:bCs/>
+          <w:iCs/>
+          <w:szCs w:val="28"/>
+        </w:rPr>
+      </w:r>
     </w:p>
     <w:p>
       <w:pPr>
@@ -21402,6 +23891,14 @@
           <w:szCs w:val="28"/>
         </w:rPr>
       </w:r>
+      <w:r>
+        <w:rPr>
+          <w:rFonts w:cs="Times New Roman"/>
+          <w:bCs/>
+          <w:iCs/>
+          <w:szCs w:val="28"/>
+        </w:rPr>
+      </w:r>
     </w:p>
     <w:p>
       <w:pPr>
@@ -21441,6 +23938,14 @@
           <w:szCs w:val="28"/>
         </w:rPr>
       </w:r>
+      <w:r>
+        <w:rPr>
+          <w:rFonts w:cs="Times New Roman"/>
+          <w:bCs/>
+          <w:iCs/>
+          <w:szCs w:val="28"/>
+        </w:rPr>
+      </w:r>
     </w:p>
     <w:p>
       <w:pPr>
@@ -21490,6 +23995,14 @@
           <w:szCs w:val="28"/>
         </w:rPr>
       </w:r>
+      <w:r>
+        <w:rPr>
+          <w:rFonts w:cs="Times New Roman"/>
+          <w:bCs/>
+          <w:iCs/>
+          <w:szCs w:val="28"/>
+        </w:rPr>
+      </w:r>
     </w:p>
     <w:p>
       <w:pPr>
@@ -21529,6 +24042,14 @@
           <w:szCs w:val="28"/>
         </w:rPr>
       </w:r>
+      <w:r>
+        <w:rPr>
+          <w:rFonts w:cs="Times New Roman"/>
+          <w:bCs/>
+          <w:iCs/>
+          <w:szCs w:val="28"/>
+        </w:rPr>
+      </w:r>
     </w:p>
     <w:p>
       <w:pPr>
@@ -21599,6 +24120,14 @@
           <w:szCs w:val="28"/>
         </w:rPr>
       </w:r>
+      <w:r>
+        <w:rPr>
+          <w:rFonts w:cs="Times New Roman"/>
+          <w:bCs/>
+          <w:iCs/>
+          <w:szCs w:val="28"/>
+        </w:rPr>
+      </w:r>
     </w:p>
     <w:p>
       <w:pPr>
@@ -21686,6 +24215,14 @@
           <w:szCs w:val="28"/>
         </w:rPr>
       </w:r>
+      <w:r>
+        <w:rPr>
+          <w:rFonts w:cs="Times New Roman"/>
+          <w:bCs/>
+          <w:iCs/>
+          <w:szCs w:val="28"/>
+        </w:rPr>
+      </w:r>
     </w:p>
     <w:p>
       <w:pPr>
@@ -21754,6 +24291,14 @@
           <w:szCs w:val="28"/>
         </w:rPr>
       </w:r>
+      <w:r>
+        <w:rPr>
+          <w:rFonts w:cs="Times New Roman"/>
+          <w:bCs/>
+          <w:iCs/>
+          <w:szCs w:val="28"/>
+        </w:rPr>
+      </w:r>
     </w:p>
     <w:p>
       <w:pPr>
@@ -21824,6 +24369,14 @@
           <w:szCs w:val="28"/>
         </w:rPr>
       </w:r>
+      <w:r>
+        <w:rPr>
+          <w:rFonts w:cs="Times New Roman"/>
+          <w:bCs/>
+          <w:iCs/>
+          <w:szCs w:val="28"/>
+        </w:rPr>
+      </w:r>
     </w:p>
     <w:p>
       <w:pPr>
@@ -21863,6 +24416,14 @@
           <w:szCs w:val="28"/>
         </w:rPr>
       </w:r>
+      <w:r>
+        <w:rPr>
+          <w:rFonts w:cs="Times New Roman"/>
+          <w:bCs/>
+          <w:iCs/>
+          <w:szCs w:val="28"/>
+        </w:rPr>
+      </w:r>
     </w:p>
     <w:p>
       <w:pPr>
@@ -21921,6 +24482,14 @@
           <w:szCs w:val="28"/>
         </w:rPr>
       </w:r>
+      <w:r>
+        <w:rPr>
+          <w:rFonts w:cs="Times New Roman"/>
+          <w:bCs/>
+          <w:iCs/>
+          <w:szCs w:val="28"/>
+        </w:rPr>
+      </w:r>
     </w:p>
     <w:p>
       <w:pPr>
@@ -21960,6 +24529,14 @@
           <w:szCs w:val="28"/>
         </w:rPr>
       </w:r>
+      <w:r>
+        <w:rPr>
+          <w:rFonts w:cs="Times New Roman"/>
+          <w:bCs/>
+          <w:iCs/>
+          <w:szCs w:val="28"/>
+        </w:rPr>
+      </w:r>
     </w:p>
     <w:p>
       <w:pPr>
@@ -21999,6 +24576,14 @@
           <w:szCs w:val="28"/>
         </w:rPr>
       </w:r>
+      <w:r>
+        <w:rPr>
+          <w:rFonts w:cs="Times New Roman"/>
+          <w:bCs/>
+          <w:iCs/>
+          <w:szCs w:val="28"/>
+        </w:rPr>
+      </w:r>
     </w:p>
     <w:p>
       <w:pPr>
@@ -22057,6 +24642,12 @@
           <w:szCs w:val="28"/>
         </w:rPr>
       </w:r>
+      <w:r>
+        <w:rPr>
+          <w:rFonts w:cs="Times New Roman"/>
+          <w:szCs w:val="28"/>
+        </w:rPr>
+      </w:r>
     </w:p>
     <w:p>
       <w:pPr>
@@ -22106,6 +24697,12 @@
           <w:szCs w:val="28"/>
         </w:rPr>
       </w:r>
+      <w:r>
+        <w:rPr>
+          <w:rFonts w:cs="Times New Roman"/>
+          <w:szCs w:val="28"/>
+        </w:rPr>
+      </w:r>
     </w:p>
     <w:p>
       <w:pPr>
@@ -22148,6 +24745,12 @@
           <w:szCs w:val="28"/>
         </w:rPr>
       </w:r>
+      <w:r>
+        <w:rPr>
+          <w:rFonts w:cs="Times New Roman"/>
+          <w:szCs w:val="28"/>
+        </w:rPr>
+      </w:r>
     </w:p>
     <w:p>
       <w:pPr>
@@ -22218,6 +24821,14 @@
           <w:szCs w:val="28"/>
         </w:rPr>
       </w:r>
+      <w:r>
+        <w:rPr>
+          <w:rFonts w:cs="Times New Roman"/>
+          <w:bCs/>
+          <w:iCs/>
+          <w:szCs w:val="28"/>
+        </w:rPr>
+      </w:r>
     </w:p>
     <w:p>
       <w:pPr>
@@ -22287,6 +24898,14 @@
           <w:szCs w:val="28"/>
         </w:rPr>
       </w:r>
+      <w:r>
+        <w:rPr>
+          <w:rFonts w:cs="Times New Roman"/>
+          <w:bCs/>
+          <w:iCs/>
+          <w:szCs w:val="28"/>
+        </w:rPr>
+      </w:r>
     </w:p>
     <w:p>
       <w:pPr>
@@ -22348,6 +24967,13 @@
           <w:lang w:val="en-US"/>
         </w:rPr>
       </w:r>
+      <w:r>
+        <w:rPr>
+          <w:rFonts w:cs="Times New Roman"/>
+          <w:szCs w:val="28"/>
+          <w:lang w:val="en-US"/>
+        </w:rPr>
+      </w:r>
     </w:p>
     <w:p>
       <w:pPr>
@@ -22443,6 +25069,13 @@
           <w:lang w:val="en-US"/>
         </w:rPr>
       </w:r>
+      <w:r>
+        <w:rPr>
+          <w:rFonts w:cs="Times New Roman"/>
+          <w:szCs w:val="28"/>
+          <w:lang w:val="en-US"/>
+        </w:rPr>
+      </w:r>
     </w:p>
     <w:p>
       <w:pPr>
@@ -22491,6 +25124,11 @@
           <w:szCs w:val="28"/>
         </w:rPr>
       </w:r>
+      <w:r>
+        <w:rPr>
+          <w:szCs w:val="28"/>
+        </w:rPr>
+      </w:r>
     </w:p>
     <w:p>
       <w:pPr>
@@ -22551,6 +25189,13 @@
           <w:lang w:val="en-US"/>
         </w:rPr>
       </w:r>
+      <w:r>
+        <w:rPr>
+          <w:rFonts w:cs="Times New Roman"/>
+          <w:szCs w:val="28"/>
+          <w:lang w:val="en-US"/>
+        </w:rPr>
+      </w:r>
     </w:p>
     <w:p>
       <w:pPr>
@@ -22626,6 +25271,12 @@
           <w:lang w:val="en-US"/>
         </w:rPr>
         <w:t xml:space="preserve">E.Cellulase</w:t>
+      </w:r>
+      <w:r>
+        <w:rPr>
+          <w:szCs w:val="28"/>
+          <w:lang w:val="en-US"/>
+        </w:rPr>
       </w:r>
       <w:r>
         <w:rPr>
@@ -22666,7 +25317,6 @@
         <w:ind/>
         <w:rPr/>
       </w:pPr>
-      <w:r/>
       <w:r>
         <w:separator/>
       </w:r>
@@ -22681,7 +25331,6 @@
         <w:ind/>
         <w:rPr/>
       </w:pPr>
-      <w:r/>
       <w:r>
         <w:continuationSeparator/>
       </w:r>
@@ -22701,7 +25350,6 @@
         <w:ind/>
         <w:rPr/>
       </w:pPr>
-      <w:r/>
       <w:r>
         <w:separator/>
       </w:r>
@@ -22716,7 +25364,6 @@
         <w:ind/>
         <w:rPr/>
       </w:pPr>
-      <w:r/>
       <w:r>
         <w:continuationSeparator/>
       </w:r>
@@ -27911,9 +30558,9 @@
     <w:lsdException w:name="Bibliography" w:uiPriority="37"/>
     <w:lsdException w:name="TOC Heading" w:uiPriority="39" w:qFormat="1"/>
   </w:latentStyles>
-  <w:style w:type="table" w:styleId="13">
+  <w:style w:type="table" w:styleId="773">
     <w:name w:val="Table Grid Light"/>
-    <w:basedOn w:val="747"/>
+    <w:basedOn w:val="953"/>
     <w:uiPriority w:val="59"/>
     <w:pPr>
       <w:pBdr/>
@@ -28110,9 +30757,9 @@
       </w:tcPr>
     </w:tblStylePr>
   </w:style>
-  <w:style w:type="table" w:styleId="14">
+  <w:style w:type="table" w:styleId="774">
     <w:name w:val="Plain Table 1"/>
-    <w:basedOn w:val="747"/>
+    <w:basedOn w:val="953"/>
     <w:uiPriority w:val="59"/>
     <w:pPr>
       <w:pBdr/>
@@ -28335,9 +30982,9 @@
       </w:tcPr>
     </w:tblStylePr>
   </w:style>
-  <w:style w:type="table" w:styleId="15">
+  <w:style w:type="table" w:styleId="775">
     <w:name w:val="Plain Table 2"/>
-    <w:basedOn w:val="747"/>
+    <w:basedOn w:val="953"/>
     <w:uiPriority w:val="59"/>
     <w:pPr>
       <w:pBdr/>
@@ -28568,9 +31215,9 @@
       </w:tcPr>
     </w:tblStylePr>
   </w:style>
-  <w:style w:type="table" w:styleId="16">
+  <w:style w:type="table" w:styleId="776">
     <w:name w:val="Plain Table 3"/>
-    <w:basedOn w:val="747"/>
+    <w:basedOn w:val="953"/>
     <w:uiPriority w:val="99"/>
     <w:pPr>
       <w:pBdr/>
@@ -28798,9 +31445,9 @@
       </w:tcPr>
     </w:tblStylePr>
   </w:style>
-  <w:style w:type="table" w:styleId="17">
+  <w:style w:type="table" w:styleId="777">
     <w:name w:val="Plain Table 4"/>
-    <w:basedOn w:val="747"/>
+    <w:basedOn w:val="953"/>
     <w:uiPriority w:val="99"/>
     <w:pPr>
       <w:pBdr/>
@@ -29014,9 +31661,9 @@
       </w:tcPr>
     </w:tblStylePr>
   </w:style>
-  <w:style w:type="table" w:styleId="18">
+  <w:style w:type="table" w:styleId="778">
     <w:name w:val="Plain Table 5"/>
-    <w:basedOn w:val="747"/>
+    <w:basedOn w:val="953"/>
     <w:uiPriority w:val="99"/>
     <w:pPr>
       <w:pBdr/>
@@ -29247,9 +31894,9 @@
       </w:tcPr>
     </w:tblStylePr>
   </w:style>
-  <w:style w:type="table" w:styleId="19">
+  <w:style w:type="table" w:styleId="779">
     <w:name w:val="Grid Table 1 Light"/>
-    <w:basedOn w:val="747"/>
+    <w:basedOn w:val="953"/>
     <w:uiPriority w:val="99"/>
     <w:pPr>
       <w:pBdr/>
@@ -29470,9 +32117,9 @@
       </w:tcPr>
     </w:tblStylePr>
   </w:style>
-  <w:style w:type="table" w:styleId="20">
+  <w:style w:type="table" w:styleId="780">
     <w:name w:val="Grid Table 1 Light - Accent 1"/>
-    <w:basedOn w:val="747"/>
+    <w:basedOn w:val="953"/>
     <w:uiPriority w:val="99"/>
     <w:pPr>
       <w:pBdr/>
@@ -29693,9 +32340,9 @@
       </w:tcPr>
     </w:tblStylePr>
   </w:style>
-  <w:style w:type="table" w:styleId="21">
+  <w:style w:type="table" w:styleId="781">
     <w:name w:val="Grid Table 1 Light - Accent 2"/>
-    <w:basedOn w:val="747"/>
+    <w:basedOn w:val="953"/>
     <w:uiPriority w:val="99"/>
     <w:pPr>
       <w:pBdr/>
@@ -29916,9 +32563,9 @@
       </w:tcPr>
     </w:tblStylePr>
   </w:style>
-  <w:style w:type="table" w:styleId="22">
+  <w:style w:type="table" w:styleId="782">
     <w:name w:val="Grid Table 1 Light - Accent 3"/>
-    <w:basedOn w:val="747"/>
+    <w:basedOn w:val="953"/>
     <w:uiPriority w:val="99"/>
     <w:pPr>
       <w:pBdr/>
@@ -30139,9 +32786,9 @@
       </w:tcPr>
     </w:tblStylePr>
   </w:style>
-  <w:style w:type="table" w:styleId="23">
+  <w:style w:type="table" w:styleId="783">
     <w:name w:val="Grid Table 1 Light - Accent 4"/>
-    <w:basedOn w:val="747"/>
+    <w:basedOn w:val="953"/>
     <w:uiPriority w:val="99"/>
     <w:pPr>
       <w:pBdr/>
@@ -30362,9 +33009,9 @@
       </w:tcPr>
     </w:tblStylePr>
   </w:style>
-  <w:style w:type="table" w:styleId="24">
+  <w:style w:type="table" w:styleId="784">
     <w:name w:val="Grid Table 1 Light - Accent 5"/>
-    <w:basedOn w:val="747"/>
+    <w:basedOn w:val="953"/>
     <w:uiPriority w:val="99"/>
     <w:pPr>
       <w:pBdr/>
@@ -30585,9 +33232,9 @@
       </w:tcPr>
     </w:tblStylePr>
   </w:style>
-  <w:style w:type="table" w:styleId="25">
+  <w:style w:type="table" w:styleId="785">
     <w:name w:val="Grid Table 1 Light - Accent 6"/>
-    <w:basedOn w:val="747"/>
+    <w:basedOn w:val="953"/>
     <w:uiPriority w:val="99"/>
     <w:pPr>
       <w:pBdr/>
@@ -30808,9 +33455,9 @@
       </w:tcPr>
     </w:tblStylePr>
   </w:style>
-  <w:style w:type="table" w:styleId="26">
+  <w:style w:type="table" w:styleId="786">
     <w:name w:val="Grid Table 2"/>
-    <w:basedOn w:val="747"/>
+    <w:basedOn w:val="953"/>
     <w:uiPriority w:val="99"/>
     <w:pPr>
       <w:pBdr/>
@@ -31040,9 +33687,9 @@
       </w:tcPr>
     </w:tblStylePr>
   </w:style>
-  <w:style w:type="table" w:styleId="27">
+  <w:style w:type="table" w:styleId="787">
     <w:name w:val="Grid Table 2 - Accent 1"/>
-    <w:basedOn w:val="747"/>
+    <w:basedOn w:val="953"/>
     <w:uiPriority w:val="99"/>
     <w:pPr>
       <w:pBdr/>
@@ -31272,9 +33919,9 @@
       </w:tcPr>
     </w:tblStylePr>
   </w:style>
-  <w:style w:type="table" w:styleId="28">
+  <w:style w:type="table" w:styleId="788">
     <w:name w:val="Grid Table 2 - Accent 2"/>
-    <w:basedOn w:val="747"/>
+    <w:basedOn w:val="953"/>
     <w:uiPriority w:val="99"/>
     <w:pPr>
       <w:pBdr/>
@@ -31504,9 +34151,9 @@
       </w:tcPr>
     </w:tblStylePr>
   </w:style>
-  <w:style w:type="table" w:styleId="29">
+  <w:style w:type="table" w:styleId="789">
     <w:name w:val="Grid Table 2 - Accent 3"/>
-    <w:basedOn w:val="747"/>
+    <w:basedOn w:val="953"/>
     <w:uiPriority w:val="99"/>
     <w:pPr>
       <w:pBdr/>
@@ -31736,9 +34383,9 @@
       </w:tcPr>
     </w:tblStylePr>
   </w:style>
-  <w:style w:type="table" w:styleId="30">
+  <w:style w:type="table" w:styleId="790">
     <w:name w:val="Grid Table 2 - Accent 4"/>
-    <w:basedOn w:val="747"/>
+    <w:basedOn w:val="953"/>
     <w:uiPriority w:val="99"/>
     <w:pPr>
       <w:pBdr/>
@@ -31968,9 +34615,9 @@
       </w:tcPr>
     </w:tblStylePr>
   </w:style>
-  <w:style w:type="table" w:styleId="31">
+  <w:style w:type="table" w:styleId="791">
     <w:name w:val="Grid Table 2 - Accent 5"/>
-    <w:basedOn w:val="747"/>
+    <w:basedOn w:val="953"/>
     <w:uiPriority w:val="99"/>
     <w:pPr>
       <w:pBdr/>
@@ -32200,9 +34847,9 @@
       </w:tcPr>
     </w:tblStylePr>
   </w:style>
-  <w:style w:type="table" w:styleId="32">
+  <w:style w:type="table" w:styleId="792">
     <w:name w:val="Grid Table 2 - Accent 6"/>
-    <w:basedOn w:val="747"/>
+    <w:basedOn w:val="953"/>
     <w:uiPriority w:val="99"/>
     <w:pPr>
       <w:pBdr/>
@@ -32432,9 +35079,9 @@
       </w:tcPr>
     </w:tblStylePr>
   </w:style>
-  <w:style w:type="table" w:styleId="33">
+  <w:style w:type="table" w:styleId="793">
     <w:name w:val="Grid Table 3"/>
-    <w:basedOn w:val="747"/>
+    <w:basedOn w:val="953"/>
     <w:uiPriority w:val="99"/>
     <w:pPr>
       <w:pBdr/>
@@ -32533,29 +35180,6 @@
         <w:tblBorders/>
       </w:tblPr>
       <w:tcPr>
-        <w:shd w:color="ffffff"/>
-        <w:tcBorders>
-          <w:top w:val="none" w:color="000000" w:sz="4" w:space="0"/>
-          <w:left w:val="none" w:color="000000" w:sz="4" w:space="0"/>
-          <w:bottom w:val="none" w:color="000000" w:sz="4" w:space="0"/>
-          <w:right w:val="none" w:color="000000" w:sz="4" w:space="0"/>
-        </w:tcBorders>
-      </w:tcPr>
-    </w:tblStylePr>
-    <w:tblStylePr w:type="firstRow">
-      <w:rPr>
-        <w:b/>
-        <w:color w:val="404040"/>
-      </w:rPr>
-      <w:pPr>
-        <w:pBdr/>
-        <w:spacing/>
-        <w:ind/>
-      </w:pPr>
-      <w:tblPr>
-        <w:tblBorders/>
-      </w:tblPr>
-      <w:tcPr>
         <w:shd w:val="clear" w:color="ffffff"/>
         <w:tcBorders>
           <w:top w:val="none" w:color="000000" w:sz="4" w:space="0"/>
@@ -32565,30 +35189,7 @@
         </w:tcBorders>
       </w:tcPr>
     </w:tblStylePr>
-    <w:tblStylePr w:type="lastCol">
-      <w:rPr>
-        <w:i/>
-        <w:color w:val="404040"/>
-      </w:rPr>
-      <w:pPr>
-        <w:pBdr/>
-        <w:spacing/>
-        <w:ind/>
-      </w:pPr>
-      <w:tblPr>
-        <w:tblBorders/>
-      </w:tblPr>
-      <w:tcPr>
-        <w:shd w:color="ffffff"/>
-        <w:tcBorders>
-          <w:top w:val="none" w:color="000000" w:sz="4" w:space="0"/>
-          <w:left w:val="none" w:color="000000" w:sz="4" w:space="0"/>
-          <w:bottom w:val="none" w:color="000000" w:sz="4" w:space="0"/>
-          <w:right w:val="none" w:color="000000" w:sz="4" w:space="0"/>
-        </w:tcBorders>
-      </w:tcPr>
-    </w:tblStylePr>
-    <w:tblStylePr w:type="lastRow">
+    <w:tblStylePr w:type="firstRow">
       <w:rPr>
         <w:b/>
         <w:color w:val="404040"/>
@@ -32611,6 +35212,52 @@
         </w:tcBorders>
       </w:tcPr>
     </w:tblStylePr>
+    <w:tblStylePr w:type="lastCol">
+      <w:rPr>
+        <w:i/>
+        <w:color w:val="404040"/>
+      </w:rPr>
+      <w:pPr>
+        <w:pBdr/>
+        <w:spacing/>
+        <w:ind/>
+      </w:pPr>
+      <w:tblPr>
+        <w:tblBorders/>
+      </w:tblPr>
+      <w:tcPr>
+        <w:shd w:val="clear" w:color="ffffff"/>
+        <w:tcBorders>
+          <w:top w:val="none" w:color="000000" w:sz="4" w:space="0"/>
+          <w:left w:val="none" w:color="000000" w:sz="4" w:space="0"/>
+          <w:bottom w:val="none" w:color="000000" w:sz="4" w:space="0"/>
+          <w:right w:val="none" w:color="000000" w:sz="4" w:space="0"/>
+        </w:tcBorders>
+      </w:tcPr>
+    </w:tblStylePr>
+    <w:tblStylePr w:type="lastRow">
+      <w:rPr>
+        <w:b/>
+        <w:color w:val="404040"/>
+      </w:rPr>
+      <w:pPr>
+        <w:pBdr/>
+        <w:spacing/>
+        <w:ind/>
+      </w:pPr>
+      <w:tblPr>
+        <w:tblBorders/>
+      </w:tblPr>
+      <w:tcPr>
+        <w:shd w:val="clear" w:color="ffffff"/>
+        <w:tcBorders>
+          <w:top w:val="none" w:color="000000" w:sz="4" w:space="0"/>
+          <w:left w:val="none" w:color="000000" w:sz="4" w:space="0"/>
+          <w:bottom w:val="none" w:color="000000" w:sz="4" w:space="0"/>
+          <w:right w:val="none" w:color="000000" w:sz="4" w:space="0"/>
+        </w:tcBorders>
+      </w:tcPr>
+    </w:tblStylePr>
     <w:tblStylePr w:type="nwCell">
       <w:pPr>
         <w:pBdr/>
@@ -32677,9 +35324,9 @@
       </w:tcPr>
     </w:tblStylePr>
   </w:style>
-  <w:style w:type="table" w:styleId="34">
+  <w:style w:type="table" w:styleId="794">
     <w:name w:val="Grid Table 3 - Accent 1"/>
-    <w:basedOn w:val="747"/>
+    <w:basedOn w:val="953"/>
     <w:uiPriority w:val="99"/>
     <w:pPr>
       <w:pBdr/>
@@ -32778,29 +35425,6 @@
         <w:tblBorders/>
       </w:tblPr>
       <w:tcPr>
-        <w:shd w:color="ffffff"/>
-        <w:tcBorders>
-          <w:top w:val="none" w:color="000000" w:sz="4" w:space="0"/>
-          <w:left w:val="none" w:color="000000" w:sz="4" w:space="0"/>
-          <w:bottom w:val="none" w:color="000000" w:sz="4" w:space="0"/>
-          <w:right w:val="none" w:color="000000" w:sz="4" w:space="0"/>
-        </w:tcBorders>
-      </w:tcPr>
-    </w:tblStylePr>
-    <w:tblStylePr w:type="firstRow">
-      <w:rPr>
-        <w:b/>
-        <w:color w:val="404040"/>
-      </w:rPr>
-      <w:pPr>
-        <w:pBdr/>
-        <w:spacing/>
-        <w:ind/>
-      </w:pPr>
-      <w:tblPr>
-        <w:tblBorders/>
-      </w:tblPr>
-      <w:tcPr>
         <w:shd w:val="clear" w:color="ffffff"/>
         <w:tcBorders>
           <w:top w:val="none" w:color="000000" w:sz="4" w:space="0"/>
@@ -32810,30 +35434,7 @@
         </w:tcBorders>
       </w:tcPr>
     </w:tblStylePr>
-    <w:tblStylePr w:type="lastCol">
-      <w:rPr>
-        <w:i/>
-        <w:color w:val="404040"/>
-      </w:rPr>
-      <w:pPr>
-        <w:pBdr/>
-        <w:spacing/>
-        <w:ind/>
-      </w:pPr>
-      <w:tblPr>
-        <w:tblBorders/>
-      </w:tblPr>
-      <w:tcPr>
-        <w:shd w:color="ffffff"/>
-        <w:tcBorders>
-          <w:top w:val="none" w:color="000000" w:sz="4" w:space="0"/>
-          <w:left w:val="none" w:color="000000" w:sz="4" w:space="0"/>
-          <w:bottom w:val="none" w:color="000000" w:sz="4" w:space="0"/>
-          <w:right w:val="none" w:color="000000" w:sz="4" w:space="0"/>
-        </w:tcBorders>
-      </w:tcPr>
-    </w:tblStylePr>
-    <w:tblStylePr w:type="lastRow">
+    <w:tblStylePr w:type="firstRow">
       <w:rPr>
         <w:b/>
         <w:color w:val="404040"/>
@@ -32856,6 +35457,52 @@
         </w:tcBorders>
       </w:tcPr>
     </w:tblStylePr>
+    <w:tblStylePr w:type="lastCol">
+      <w:rPr>
+        <w:i/>
+        <w:color w:val="404040"/>
+      </w:rPr>
+      <w:pPr>
+        <w:pBdr/>
+        <w:spacing/>
+        <w:ind/>
+      </w:pPr>
+      <w:tblPr>
+        <w:tblBorders/>
+      </w:tblPr>
+      <w:tcPr>
+        <w:shd w:val="clear" w:color="ffffff"/>
+        <w:tcBorders>
+          <w:top w:val="none" w:color="000000" w:sz="4" w:space="0"/>
+          <w:left w:val="none" w:color="000000" w:sz="4" w:space="0"/>
+          <w:bottom w:val="none" w:color="000000" w:sz="4" w:space="0"/>
+          <w:right w:val="none" w:color="000000" w:sz="4" w:space="0"/>
+        </w:tcBorders>
+      </w:tcPr>
+    </w:tblStylePr>
+    <w:tblStylePr w:type="lastRow">
+      <w:rPr>
+        <w:b/>
+        <w:color w:val="404040"/>
+      </w:rPr>
+      <w:pPr>
+        <w:pBdr/>
+        <w:spacing/>
+        <w:ind/>
+      </w:pPr>
+      <w:tblPr>
+        <w:tblBorders/>
+      </w:tblPr>
+      <w:tcPr>
+        <w:shd w:val="clear" w:color="ffffff"/>
+        <w:tcBorders>
+          <w:top w:val="none" w:color="000000" w:sz="4" w:space="0"/>
+          <w:left w:val="none" w:color="000000" w:sz="4" w:space="0"/>
+          <w:bottom w:val="none" w:color="000000" w:sz="4" w:space="0"/>
+          <w:right w:val="none" w:color="000000" w:sz="4" w:space="0"/>
+        </w:tcBorders>
+      </w:tcPr>
+    </w:tblStylePr>
     <w:tblStylePr w:type="nwCell">
       <w:pPr>
         <w:pBdr/>
@@ -32922,9 +35569,9 @@
       </w:tcPr>
     </w:tblStylePr>
   </w:style>
-  <w:style w:type="table" w:styleId="35">
+  <w:style w:type="table" w:styleId="795">
     <w:name w:val="Grid Table 3 - Accent 2"/>
-    <w:basedOn w:val="747"/>
+    <w:basedOn w:val="953"/>
     <w:uiPriority w:val="99"/>
     <w:pPr>
       <w:pBdr/>
@@ -33023,29 +35670,6 @@
         <w:tblBorders/>
       </w:tblPr>
       <w:tcPr>
-        <w:shd w:color="ffffff"/>
-        <w:tcBorders>
-          <w:top w:val="none" w:color="000000" w:sz="4" w:space="0"/>
-          <w:left w:val="none" w:color="000000" w:sz="4" w:space="0"/>
-          <w:bottom w:val="none" w:color="000000" w:sz="4" w:space="0"/>
-          <w:right w:val="none" w:color="000000" w:sz="4" w:space="0"/>
-        </w:tcBorders>
-      </w:tcPr>
-    </w:tblStylePr>
-    <w:tblStylePr w:type="firstRow">
-      <w:rPr>
-        <w:b/>
-        <w:color w:val="404040"/>
-      </w:rPr>
-      <w:pPr>
-        <w:pBdr/>
-        <w:spacing/>
-        <w:ind/>
-      </w:pPr>
-      <w:tblPr>
-        <w:tblBorders/>
-      </w:tblPr>
-      <w:tcPr>
         <w:shd w:val="clear" w:color="ffffff"/>
         <w:tcBorders>
           <w:top w:val="none" w:color="000000" w:sz="4" w:space="0"/>
@@ -33055,30 +35679,7 @@
         </w:tcBorders>
       </w:tcPr>
     </w:tblStylePr>
-    <w:tblStylePr w:type="lastCol">
-      <w:rPr>
-        <w:i/>
-        <w:color w:val="404040"/>
-      </w:rPr>
-      <w:pPr>
-        <w:pBdr/>
-        <w:spacing/>
-        <w:ind/>
-      </w:pPr>
-      <w:tblPr>
-        <w:tblBorders/>
-      </w:tblPr>
-      <w:tcPr>
-        <w:shd w:color="ffffff"/>
-        <w:tcBorders>
-          <w:top w:val="none" w:color="000000" w:sz="4" w:space="0"/>
-          <w:left w:val="none" w:color="000000" w:sz="4" w:space="0"/>
-          <w:bottom w:val="none" w:color="000000" w:sz="4" w:space="0"/>
-          <w:right w:val="none" w:color="000000" w:sz="4" w:space="0"/>
-        </w:tcBorders>
-      </w:tcPr>
-    </w:tblStylePr>
-    <w:tblStylePr w:type="lastRow">
+    <w:tblStylePr w:type="firstRow">
       <w:rPr>
         <w:b/>
         <w:color w:val="404040"/>
@@ -33101,6 +35702,52 @@
         </w:tcBorders>
       </w:tcPr>
     </w:tblStylePr>
+    <w:tblStylePr w:type="lastCol">
+      <w:rPr>
+        <w:i/>
+        <w:color w:val="404040"/>
+      </w:rPr>
+      <w:pPr>
+        <w:pBdr/>
+        <w:spacing/>
+        <w:ind/>
+      </w:pPr>
+      <w:tblPr>
+        <w:tblBorders/>
+      </w:tblPr>
+      <w:tcPr>
+        <w:shd w:val="clear" w:color="ffffff"/>
+        <w:tcBorders>
+          <w:top w:val="none" w:color="000000" w:sz="4" w:space="0"/>
+          <w:left w:val="none" w:color="000000" w:sz="4" w:space="0"/>
+          <w:bottom w:val="none" w:color="000000" w:sz="4" w:space="0"/>
+          <w:right w:val="none" w:color="000000" w:sz="4" w:space="0"/>
+        </w:tcBorders>
+      </w:tcPr>
+    </w:tblStylePr>
+    <w:tblStylePr w:type="lastRow">
+      <w:rPr>
+        <w:b/>
+        <w:color w:val="404040"/>
+      </w:rPr>
+      <w:pPr>
+        <w:pBdr/>
+        <w:spacing/>
+        <w:ind/>
+      </w:pPr>
+      <w:tblPr>
+        <w:tblBorders/>
+      </w:tblPr>
+      <w:tcPr>
+        <w:shd w:val="clear" w:color="ffffff"/>
+        <w:tcBorders>
+          <w:top w:val="none" w:color="000000" w:sz="4" w:space="0"/>
+          <w:left w:val="none" w:color="000000" w:sz="4" w:space="0"/>
+          <w:bottom w:val="none" w:color="000000" w:sz="4" w:space="0"/>
+          <w:right w:val="none" w:color="000000" w:sz="4" w:space="0"/>
+        </w:tcBorders>
+      </w:tcPr>
+    </w:tblStylePr>
     <w:tblStylePr w:type="nwCell">
       <w:pPr>
         <w:pBdr/>
@@ -33167,9 +35814,9 @@
       </w:tcPr>
     </w:tblStylePr>
   </w:style>
-  <w:style w:type="table" w:styleId="36">
+  <w:style w:type="table" w:styleId="796">
     <w:name w:val="Grid Table 3 - Accent 3"/>
-    <w:basedOn w:val="747"/>
+    <w:basedOn w:val="953"/>
     <w:uiPriority w:val="99"/>
     <w:pPr>
       <w:pBdr/>
@@ -33268,29 +35915,6 @@
         <w:tblBorders/>
       </w:tblPr>
       <w:tcPr>
-        <w:shd w:color="ffffff"/>
-        <w:tcBorders>
-          <w:top w:val="none" w:color="000000" w:sz="4" w:space="0"/>
-          <w:left w:val="none" w:color="000000" w:sz="4" w:space="0"/>
-          <w:bottom w:val="none" w:color="000000" w:sz="4" w:space="0"/>
-          <w:right w:val="none" w:color="000000" w:sz="4" w:space="0"/>
-        </w:tcBorders>
-      </w:tcPr>
-    </w:tblStylePr>
-    <w:tblStylePr w:type="firstRow">
-      <w:rPr>
-        <w:b/>
-        <w:color w:val="404040"/>
-      </w:rPr>
-      <w:pPr>
-        <w:pBdr/>
-        <w:spacing/>
-        <w:ind/>
-      </w:pPr>
-      <w:tblPr>
-        <w:tblBorders/>
-      </w:tblPr>
-      <w:tcPr>
         <w:shd w:val="clear" w:color="ffffff"/>
         <w:tcBorders>
           <w:top w:val="none" w:color="000000" w:sz="4" w:space="0"/>
@@ -33300,30 +35924,7 @@
         </w:tcBorders>
       </w:tcPr>
     </w:tblStylePr>
-    <w:tblStylePr w:type="lastCol">
-      <w:rPr>
-        <w:i/>
-        <w:color w:val="404040"/>
-      </w:rPr>
-      <w:pPr>
-        <w:pBdr/>
-        <w:spacing/>
-        <w:ind/>
-      </w:pPr>
-      <w:tblPr>
-        <w:tblBorders/>
-      </w:tblPr>
-      <w:tcPr>
-        <w:shd w:color="ffffff"/>
-        <w:tcBorders>
-          <w:top w:val="none" w:color="000000" w:sz="4" w:space="0"/>
-          <w:left w:val="none" w:color="000000" w:sz="4" w:space="0"/>
-          <w:bottom w:val="none" w:color="000000" w:sz="4" w:space="0"/>
-          <w:right w:val="none" w:color="000000" w:sz="4" w:space="0"/>
-        </w:tcBorders>
-      </w:tcPr>
-    </w:tblStylePr>
-    <w:tblStylePr w:type="lastRow">
+    <w:tblStylePr w:type="firstRow">
       <w:rPr>
         <w:b/>
         <w:color w:val="404040"/>
@@ -33346,6 +35947,52 @@
         </w:tcBorders>
       </w:tcPr>
     </w:tblStylePr>
+    <w:tblStylePr w:type="lastCol">
+      <w:rPr>
+        <w:i/>
+        <w:color w:val="404040"/>
+      </w:rPr>
+      <w:pPr>
+        <w:pBdr/>
+        <w:spacing/>
+        <w:ind/>
+      </w:pPr>
+      <w:tblPr>
+        <w:tblBorders/>
+      </w:tblPr>
+      <w:tcPr>
+        <w:shd w:val="clear" w:color="ffffff"/>
+        <w:tcBorders>
+          <w:top w:val="none" w:color="000000" w:sz="4" w:space="0"/>
+          <w:left w:val="none" w:color="000000" w:sz="4" w:space="0"/>
+          <w:bottom w:val="none" w:color="000000" w:sz="4" w:space="0"/>
+          <w:right w:val="none" w:color="000000" w:sz="4" w:space="0"/>
+        </w:tcBorders>
+      </w:tcPr>
+    </w:tblStylePr>
+    <w:tblStylePr w:type="lastRow">
+      <w:rPr>
+        <w:b/>
+        <w:color w:val="404040"/>
+      </w:rPr>
+      <w:pPr>
+        <w:pBdr/>
+        <w:spacing/>
+        <w:ind/>
+      </w:pPr>
+      <w:tblPr>
+        <w:tblBorders/>
+      </w:tblPr>
+      <w:tcPr>
+        <w:shd w:val="clear" w:color="ffffff"/>
+        <w:tcBorders>
+          <w:top w:val="none" w:color="000000" w:sz="4" w:space="0"/>
+          <w:left w:val="none" w:color="000000" w:sz="4" w:space="0"/>
+          <w:bottom w:val="none" w:color="000000" w:sz="4" w:space="0"/>
+          <w:right w:val="none" w:color="000000" w:sz="4" w:space="0"/>
+        </w:tcBorders>
+      </w:tcPr>
+    </w:tblStylePr>
     <w:tblStylePr w:type="nwCell">
       <w:pPr>
         <w:pBdr/>
@@ -33412,9 +36059,9 @@
       </w:tcPr>
     </w:tblStylePr>
   </w:style>
-  <w:style w:type="table" w:styleId="37">
+  <w:style w:type="table" w:styleId="797">
     <w:name w:val="Grid Table 3 - Accent 4"/>
-    <w:basedOn w:val="747"/>
+    <w:basedOn w:val="953"/>
     <w:uiPriority w:val="99"/>
     <w:pPr>
       <w:pBdr/>
@@ -33513,29 +36160,6 @@
         <w:tblBorders/>
       </w:tblPr>
       <w:tcPr>
-        <w:shd w:color="ffffff"/>
-        <w:tcBorders>
-          <w:top w:val="none" w:color="000000" w:sz="4" w:space="0"/>
-          <w:left w:val="none" w:color="000000" w:sz="4" w:space="0"/>
-          <w:bottom w:val="none" w:color="000000" w:sz="4" w:space="0"/>
-          <w:right w:val="none" w:color="000000" w:sz="4" w:space="0"/>
-        </w:tcBorders>
-      </w:tcPr>
-    </w:tblStylePr>
-    <w:tblStylePr w:type="firstRow">
-      <w:rPr>
-        <w:b/>
-        <w:color w:val="404040"/>
-      </w:rPr>
-      <w:pPr>
-        <w:pBdr/>
-        <w:spacing/>
-        <w:ind/>
-      </w:pPr>
-      <w:tblPr>
-        <w:tblBorders/>
-      </w:tblPr>
-      <w:tcPr>
         <w:shd w:val="clear" w:color="ffffff"/>
         <w:tcBorders>
           <w:top w:val="none" w:color="000000" w:sz="4" w:space="0"/>
@@ -33545,30 +36169,7 @@
         </w:tcBorders>
       </w:tcPr>
     </w:tblStylePr>
-    <w:tblStylePr w:type="lastCol">
-      <w:rPr>
-        <w:i/>
-        <w:color w:val="404040"/>
-      </w:rPr>
-      <w:pPr>
-        <w:pBdr/>
-        <w:spacing/>
-        <w:ind/>
-      </w:pPr>
-      <w:tblPr>
-        <w:tblBorders/>
-      </w:tblPr>
-      <w:tcPr>
-        <w:shd w:color="ffffff"/>
-        <w:tcBorders>
-          <w:top w:val="none" w:color="000000" w:sz="4" w:space="0"/>
-          <w:left w:val="none" w:color="000000" w:sz="4" w:space="0"/>
-          <w:bottom w:val="none" w:color="000000" w:sz="4" w:space="0"/>
-          <w:right w:val="none" w:color="000000" w:sz="4" w:space="0"/>
-        </w:tcBorders>
-      </w:tcPr>
-    </w:tblStylePr>
-    <w:tblStylePr w:type="lastRow">
+    <w:tblStylePr w:type="firstRow">
       <w:rPr>
         <w:b/>
         <w:color w:val="404040"/>
@@ -33591,6 +36192,52 @@
         </w:tcBorders>
       </w:tcPr>
     </w:tblStylePr>
+    <w:tblStylePr w:type="lastCol">
+      <w:rPr>
+        <w:i/>
+        <w:color w:val="404040"/>
+      </w:rPr>
+      <w:pPr>
+        <w:pBdr/>
+        <w:spacing/>
+        <w:ind/>
+      </w:pPr>
+      <w:tblPr>
+        <w:tblBorders/>
+      </w:tblPr>
+      <w:tcPr>
+        <w:shd w:val="clear" w:color="ffffff"/>
+        <w:tcBorders>
+          <w:top w:val="none" w:color="000000" w:sz="4" w:space="0"/>
+          <w:left w:val="none" w:color="000000" w:sz="4" w:space="0"/>
+          <w:bottom w:val="none" w:color="000000" w:sz="4" w:space="0"/>
+          <w:right w:val="none" w:color="000000" w:sz="4" w:space="0"/>
+        </w:tcBorders>
+      </w:tcPr>
+    </w:tblStylePr>
+    <w:tblStylePr w:type="lastRow">
+      <w:rPr>
+        <w:b/>
+        <w:color w:val="404040"/>
+      </w:rPr>
+      <w:pPr>
+        <w:pBdr/>
+        <w:spacing/>
+        <w:ind/>
+      </w:pPr>
+      <w:tblPr>
+        <w:tblBorders/>
+      </w:tblPr>
+      <w:tcPr>
+        <w:shd w:val="clear" w:color="ffffff"/>
+        <w:tcBorders>
+          <w:top w:val="none" w:color="000000" w:sz="4" w:space="0"/>
+          <w:left w:val="none" w:color="000000" w:sz="4" w:space="0"/>
+          <w:bottom w:val="none" w:color="000000" w:sz="4" w:space="0"/>
+          <w:right w:val="none" w:color="000000" w:sz="4" w:space="0"/>
+        </w:tcBorders>
+      </w:tcPr>
+    </w:tblStylePr>
     <w:tblStylePr w:type="nwCell">
       <w:pPr>
         <w:pBdr/>
@@ -33657,9 +36304,9 @@
       </w:tcPr>
     </w:tblStylePr>
   </w:style>
-  <w:style w:type="table" w:styleId="38">
+  <w:style w:type="table" w:styleId="798">
     <w:name w:val="Grid Table 3 - Accent 5"/>
-    <w:basedOn w:val="747"/>
+    <w:basedOn w:val="953"/>
     <w:uiPriority w:val="99"/>
     <w:pPr>
       <w:pBdr/>
@@ -33758,29 +36405,6 @@
         <w:tblBorders/>
       </w:tblPr>
       <w:tcPr>
-        <w:shd w:color="ffffff"/>
-        <w:tcBorders>
-          <w:top w:val="none" w:color="000000" w:sz="4" w:space="0"/>
-          <w:left w:val="none" w:color="000000" w:sz="4" w:space="0"/>
-          <w:bottom w:val="none" w:color="000000" w:sz="4" w:space="0"/>
-          <w:right w:val="none" w:color="000000" w:sz="4" w:space="0"/>
-        </w:tcBorders>
-      </w:tcPr>
-    </w:tblStylePr>
-    <w:tblStylePr w:type="firstRow">
-      <w:rPr>
-        <w:b/>
-        <w:color w:val="404040"/>
-      </w:rPr>
-      <w:pPr>
-        <w:pBdr/>
-        <w:spacing/>
-        <w:ind/>
-      </w:pPr>
-      <w:tblPr>
-        <w:tblBorders/>
-      </w:tblPr>
-      <w:tcPr>
         <w:shd w:val="clear" w:color="ffffff"/>
         <w:tcBorders>
           <w:top w:val="none" w:color="000000" w:sz="4" w:space="0"/>
@@ -33790,30 +36414,7 @@
         </w:tcBorders>
       </w:tcPr>
     </w:tblStylePr>
-    <w:tblStylePr w:type="lastCol">
-      <w:rPr>
-        <w:i/>
-        <w:color w:val="404040"/>
-      </w:rPr>
-      <w:pPr>
-        <w:pBdr/>
-        <w:spacing/>
-        <w:ind/>
-      </w:pPr>
-      <w:tblPr>
-        <w:tblBorders/>
-      </w:tblPr>
-      <w:tcPr>
-        <w:shd w:color="ffffff"/>
-        <w:tcBorders>
-          <w:top w:val="none" w:color="000000" w:sz="4" w:space="0"/>
-          <w:left w:val="none" w:color="000000" w:sz="4" w:space="0"/>
-          <w:bottom w:val="none" w:color="000000" w:sz="4" w:space="0"/>
-          <w:right w:val="none" w:color="000000" w:sz="4" w:space="0"/>
-        </w:tcBorders>
-      </w:tcPr>
-    </w:tblStylePr>
-    <w:tblStylePr w:type="lastRow">
+    <w:tblStylePr w:type="firstRow">
       <w:rPr>
         <w:b/>
         <w:color w:val="404040"/>
@@ -33836,6 +36437,52 @@
         </w:tcBorders>
       </w:tcPr>
     </w:tblStylePr>
+    <w:tblStylePr w:type="lastCol">
+      <w:rPr>
+        <w:i/>
+        <w:color w:val="404040"/>
+      </w:rPr>
+      <w:pPr>
+        <w:pBdr/>
+        <w:spacing/>
+        <w:ind/>
+      </w:pPr>
+      <w:tblPr>
+        <w:tblBorders/>
+      </w:tblPr>
+      <w:tcPr>
+        <w:shd w:val="clear" w:color="ffffff"/>
+        <w:tcBorders>
+          <w:top w:val="none" w:color="000000" w:sz="4" w:space="0"/>
+          <w:left w:val="none" w:color="000000" w:sz="4" w:space="0"/>
+          <w:bottom w:val="none" w:color="000000" w:sz="4" w:space="0"/>
+          <w:right w:val="none" w:color="000000" w:sz="4" w:space="0"/>
+        </w:tcBorders>
+      </w:tcPr>
+    </w:tblStylePr>
+    <w:tblStylePr w:type="lastRow">
+      <w:rPr>
+        <w:b/>
+        <w:color w:val="404040"/>
+      </w:rPr>
+      <w:pPr>
+        <w:pBdr/>
+        <w:spacing/>
+        <w:ind/>
+      </w:pPr>
+      <w:tblPr>
+        <w:tblBorders/>
+      </w:tblPr>
+      <w:tcPr>
+        <w:shd w:val="clear" w:color="ffffff"/>
+        <w:tcBorders>
+          <w:top w:val="none" w:color="000000" w:sz="4" w:space="0"/>
+          <w:left w:val="none" w:color="000000" w:sz="4" w:space="0"/>
+          <w:bottom w:val="none" w:color="000000" w:sz="4" w:space="0"/>
+          <w:right w:val="none" w:color="000000" w:sz="4" w:space="0"/>
+        </w:tcBorders>
+      </w:tcPr>
+    </w:tblStylePr>
     <w:tblStylePr w:type="nwCell">
       <w:pPr>
         <w:pBdr/>
@@ -33902,9 +36549,9 @@
       </w:tcPr>
     </w:tblStylePr>
   </w:style>
-  <w:style w:type="table" w:styleId="39">
+  <w:style w:type="table" w:styleId="799">
     <w:name w:val="Grid Table 3 - Accent 6"/>
-    <w:basedOn w:val="747"/>
+    <w:basedOn w:val="953"/>
     <w:uiPriority w:val="99"/>
     <w:pPr>
       <w:pBdr/>
@@ -34003,29 +36650,6 @@
         <w:tblBorders/>
       </w:tblPr>
       <w:tcPr>
-        <w:shd w:color="ffffff"/>
-        <w:tcBorders>
-          <w:top w:val="none" w:color="000000" w:sz="4" w:space="0"/>
-          <w:left w:val="none" w:color="000000" w:sz="4" w:space="0"/>
-          <w:bottom w:val="none" w:color="000000" w:sz="4" w:space="0"/>
-          <w:right w:val="none" w:color="000000" w:sz="4" w:space="0"/>
-        </w:tcBorders>
-      </w:tcPr>
-    </w:tblStylePr>
-    <w:tblStylePr w:type="firstRow">
-      <w:rPr>
-        <w:b/>
-        <w:color w:val="404040"/>
-      </w:rPr>
-      <w:pPr>
-        <w:pBdr/>
-        <w:spacing/>
-        <w:ind/>
-      </w:pPr>
-      <w:tblPr>
-        <w:tblBorders/>
-      </w:tblPr>
-      <w:tcPr>
         <w:shd w:val="clear" w:color="ffffff"/>
         <w:tcBorders>
           <w:top w:val="none" w:color="000000" w:sz="4" w:space="0"/>
@@ -34035,30 +36659,7 @@
         </w:tcBorders>
       </w:tcPr>
     </w:tblStylePr>
-    <w:tblStylePr w:type="lastCol">
-      <w:rPr>
-        <w:i/>
-        <w:color w:val="404040"/>
-      </w:rPr>
-      <w:pPr>
-        <w:pBdr/>
-        <w:spacing/>
-        <w:ind/>
-      </w:pPr>
-      <w:tblPr>
-        <w:tblBorders/>
-      </w:tblPr>
-      <w:tcPr>
-        <w:shd w:color="ffffff"/>
-        <w:tcBorders>
-          <w:top w:val="none" w:color="000000" w:sz="4" w:space="0"/>
-          <w:left w:val="none" w:color="000000" w:sz="4" w:space="0"/>
-          <w:bottom w:val="none" w:color="000000" w:sz="4" w:space="0"/>
-          <w:right w:val="none" w:color="000000" w:sz="4" w:space="0"/>
-        </w:tcBorders>
-      </w:tcPr>
-    </w:tblStylePr>
-    <w:tblStylePr w:type="lastRow">
+    <w:tblStylePr w:type="firstRow">
       <w:rPr>
         <w:b/>
         <w:color w:val="404040"/>
@@ -34081,6 +36682,52 @@
         </w:tcBorders>
       </w:tcPr>
     </w:tblStylePr>
+    <w:tblStylePr w:type="lastCol">
+      <w:rPr>
+        <w:i/>
+        <w:color w:val="404040"/>
+      </w:rPr>
+      <w:pPr>
+        <w:pBdr/>
+        <w:spacing/>
+        <w:ind/>
+      </w:pPr>
+      <w:tblPr>
+        <w:tblBorders/>
+      </w:tblPr>
+      <w:tcPr>
+        <w:shd w:val="clear" w:color="ffffff"/>
+        <w:tcBorders>
+          <w:top w:val="none" w:color="000000" w:sz="4" w:space="0"/>
+          <w:left w:val="none" w:color="000000" w:sz="4" w:space="0"/>
+          <w:bottom w:val="none" w:color="000000" w:sz="4" w:space="0"/>
+          <w:right w:val="none" w:color="000000" w:sz="4" w:space="0"/>
+        </w:tcBorders>
+      </w:tcPr>
+    </w:tblStylePr>
+    <w:tblStylePr w:type="lastRow">
+      <w:rPr>
+        <w:b/>
+        <w:color w:val="404040"/>
+      </w:rPr>
+      <w:pPr>
+        <w:pBdr/>
+        <w:spacing/>
+        <w:ind/>
+      </w:pPr>
+      <w:tblPr>
+        <w:tblBorders/>
+      </w:tblPr>
+      <w:tcPr>
+        <w:shd w:val="clear" w:color="ffffff"/>
+        <w:tcBorders>
+          <w:top w:val="none" w:color="000000" w:sz="4" w:space="0"/>
+          <w:left w:val="none" w:color="000000" w:sz="4" w:space="0"/>
+          <w:bottom w:val="none" w:color="000000" w:sz="4" w:space="0"/>
+          <w:right w:val="none" w:color="000000" w:sz="4" w:space="0"/>
+        </w:tcBorders>
+      </w:tcPr>
+    </w:tblStylePr>
     <w:tblStylePr w:type="nwCell">
       <w:pPr>
         <w:pBdr/>
@@ -34147,9 +36794,9 @@
       </w:tcPr>
     </w:tblStylePr>
   </w:style>
-  <w:style w:type="table" w:styleId="40">
+  <w:style w:type="table" w:styleId="800">
     <w:name w:val="Grid Table 4"/>
-    <w:basedOn w:val="747"/>
+    <w:basedOn w:val="953"/>
     <w:uiPriority w:val="59"/>
     <w:pPr>
       <w:pBdr/>
@@ -34380,9 +37027,9 @@
       </w:tcPr>
     </w:tblStylePr>
   </w:style>
-  <w:style w:type="table" w:styleId="41">
+  <w:style w:type="table" w:styleId="801">
     <w:name w:val="Grid Table 4 - Accent 1"/>
-    <w:basedOn w:val="747"/>
+    <w:basedOn w:val="953"/>
     <w:uiPriority w:val="59"/>
     <w:pPr>
       <w:pBdr/>
@@ -34613,9 +37260,9 @@
       </w:tcPr>
     </w:tblStylePr>
   </w:style>
-  <w:style w:type="table" w:styleId="42">
+  <w:style w:type="table" w:styleId="802">
     <w:name w:val="Grid Table 4 - Accent 2"/>
-    <w:basedOn w:val="747"/>
+    <w:basedOn w:val="953"/>
     <w:uiPriority w:val="59"/>
     <w:pPr>
       <w:pBdr/>
@@ -34846,9 +37493,9 @@
       </w:tcPr>
     </w:tblStylePr>
   </w:style>
-  <w:style w:type="table" w:styleId="43">
+  <w:style w:type="table" w:styleId="803">
     <w:name w:val="Grid Table 4 - Accent 3"/>
-    <w:basedOn w:val="747"/>
+    <w:basedOn w:val="953"/>
     <w:uiPriority w:val="59"/>
     <w:pPr>
       <w:pBdr/>
@@ -35079,9 +37726,9 @@
       </w:tcPr>
     </w:tblStylePr>
   </w:style>
-  <w:style w:type="table" w:styleId="44">
+  <w:style w:type="table" w:styleId="804">
     <w:name w:val="Grid Table 4 - Accent 4"/>
-    <w:basedOn w:val="747"/>
+    <w:basedOn w:val="953"/>
     <w:uiPriority w:val="59"/>
     <w:pPr>
       <w:pBdr/>
@@ -35312,9 +37959,9 @@
       </w:tcPr>
     </w:tblStylePr>
   </w:style>
-  <w:style w:type="table" w:styleId="45">
+  <w:style w:type="table" w:styleId="805">
     <w:name w:val="Grid Table 4 - Accent 5"/>
-    <w:basedOn w:val="747"/>
+    <w:basedOn w:val="953"/>
     <w:uiPriority w:val="59"/>
     <w:pPr>
       <w:pBdr/>
@@ -35545,9 +38192,9 @@
       </w:tcPr>
     </w:tblStylePr>
   </w:style>
-  <w:style w:type="table" w:styleId="46">
+  <w:style w:type="table" w:styleId="806">
     <w:name w:val="Grid Table 4 - Accent 6"/>
-    <w:basedOn w:val="747"/>
+    <w:basedOn w:val="953"/>
     <w:uiPriority w:val="59"/>
     <w:pPr>
       <w:pBdr/>
@@ -35778,9 +38425,9 @@
       </w:tcPr>
     </w:tblStylePr>
   </w:style>
-  <w:style w:type="table" w:styleId="47">
+  <w:style w:type="table" w:styleId="807">
     <w:name w:val="Grid Table 5 Dark"/>
-    <w:basedOn w:val="747"/>
+    <w:basedOn w:val="953"/>
     <w:uiPriority w:val="99"/>
     <w:pPr>
       <w:pBdr/>
@@ -36006,9 +38653,9 @@
       </w:tcPr>
     </w:tblStylePr>
   </w:style>
-  <w:style w:type="table" w:styleId="48">
+  <w:style w:type="table" w:styleId="808">
     <w:name w:val="Grid Table 5 Dark- Accent 1"/>
-    <w:basedOn w:val="747"/>
+    <w:basedOn w:val="953"/>
     <w:uiPriority w:val="99"/>
     <w:pPr>
       <w:pBdr/>
@@ -36234,9 +38881,9 @@
       </w:tcPr>
     </w:tblStylePr>
   </w:style>
-  <w:style w:type="table" w:styleId="49">
+  <w:style w:type="table" w:styleId="809">
     <w:name w:val="Grid Table 5 Dark - Accent 2"/>
-    <w:basedOn w:val="747"/>
+    <w:basedOn w:val="953"/>
     <w:uiPriority w:val="99"/>
     <w:pPr>
       <w:pBdr/>
@@ -36462,9 +39109,9 @@
       </w:tcPr>
     </w:tblStylePr>
   </w:style>
-  <w:style w:type="table" w:styleId="50">
+  <w:style w:type="table" w:styleId="810">
     <w:name w:val="Grid Table 5 Dark - Accent 3"/>
-    <w:basedOn w:val="747"/>
+    <w:basedOn w:val="953"/>
     <w:uiPriority w:val="99"/>
     <w:pPr>
       <w:pBdr/>
@@ -36690,9 +39337,9 @@
       </w:tcPr>
     </w:tblStylePr>
   </w:style>
-  <w:style w:type="table" w:styleId="51">
+  <w:style w:type="table" w:styleId="811">
     <w:name w:val="Grid Table 5 Dark- Accent 4"/>
-    <w:basedOn w:val="747"/>
+    <w:basedOn w:val="953"/>
     <w:uiPriority w:val="99"/>
     <w:pPr>
       <w:pBdr/>
@@ -36918,9 +39565,9 @@
       </w:tcPr>
     </w:tblStylePr>
   </w:style>
-  <w:style w:type="table" w:styleId="52">
+  <w:style w:type="table" w:styleId="812">
     <w:name w:val="Grid Table 5 Dark - Accent 5"/>
-    <w:basedOn w:val="747"/>
+    <w:basedOn w:val="953"/>
     <w:uiPriority w:val="99"/>
     <w:pPr>
       <w:pBdr/>
@@ -37146,9 +39793,9 @@
       </w:tcPr>
     </w:tblStylePr>
   </w:style>
-  <w:style w:type="table" w:styleId="53">
+  <w:style w:type="table" w:styleId="813">
     <w:name w:val="Grid Table 5 Dark - Accent 6"/>
-    <w:basedOn w:val="747"/>
+    <w:basedOn w:val="953"/>
     <w:uiPriority w:val="99"/>
     <w:pPr>
       <w:pBdr/>
@@ -37374,9 +40021,9 @@
       </w:tcPr>
     </w:tblStylePr>
   </w:style>
-  <w:style w:type="table" w:styleId="54">
+  <w:style w:type="table" w:styleId="814">
     <w:name w:val="Grid Table 6 Colorful"/>
-    <w:basedOn w:val="747"/>
+    <w:basedOn w:val="953"/>
     <w:uiPriority w:val="99"/>
     <w:pPr>
       <w:pBdr/>
@@ -37604,9 +40251,9 @@
       </w:tcPr>
     </w:tblStylePr>
   </w:style>
-  <w:style w:type="table" w:styleId="55">
+  <w:style w:type="table" w:styleId="815">
     <w:name w:val="Grid Table 6 Colorful - Accent 1"/>
-    <w:basedOn w:val="747"/>
+    <w:basedOn w:val="953"/>
     <w:uiPriority w:val="99"/>
     <w:pPr>
       <w:pBdr/>
@@ -37834,9 +40481,9 @@
       </w:tcPr>
     </w:tblStylePr>
   </w:style>
-  <w:style w:type="table" w:styleId="56">
+  <w:style w:type="table" w:styleId="816">
     <w:name w:val="Grid Table 6 Colorful - Accent 2"/>
-    <w:basedOn w:val="747"/>
+    <w:basedOn w:val="953"/>
     <w:uiPriority w:val="99"/>
     <w:pPr>
       <w:pBdr/>
@@ -38064,9 +40711,9 @@
       </w:tcPr>
     </w:tblStylePr>
   </w:style>
-  <w:style w:type="table" w:styleId="57">
+  <w:style w:type="table" w:styleId="817">
     <w:name w:val="Grid Table 6 Colorful - Accent 3"/>
-    <w:basedOn w:val="747"/>
+    <w:basedOn w:val="953"/>
     <w:uiPriority w:val="99"/>
     <w:pPr>
       <w:pBdr/>
@@ -38294,9 +40941,9 @@
       </w:tcPr>
     </w:tblStylePr>
   </w:style>
-  <w:style w:type="table" w:styleId="58">
+  <w:style w:type="table" w:styleId="818">
     <w:name w:val="Grid Table 6 Colorful - Accent 4"/>
-    <w:basedOn w:val="747"/>
+    <w:basedOn w:val="953"/>
     <w:uiPriority w:val="99"/>
     <w:pPr>
       <w:pBdr/>
@@ -38524,9 +41171,9 @@
       </w:tcPr>
     </w:tblStylePr>
   </w:style>
-  <w:style w:type="table" w:styleId="59">
+  <w:style w:type="table" w:styleId="819">
     <w:name w:val="Grid Table 6 Colorful - Accent 5"/>
-    <w:basedOn w:val="747"/>
+    <w:basedOn w:val="953"/>
     <w:uiPriority w:val="99"/>
     <w:pPr>
       <w:pBdr/>
@@ -38754,9 +41401,9 @@
       </w:tcPr>
     </w:tblStylePr>
   </w:style>
-  <w:style w:type="table" w:styleId="60">
+  <w:style w:type="table" w:styleId="820">
     <w:name w:val="Grid Table 6 Colorful - Accent 6"/>
-    <w:basedOn w:val="747"/>
+    <w:basedOn w:val="953"/>
     <w:uiPriority w:val="99"/>
     <w:pPr>
       <w:pBdr/>
@@ -38984,9 +41631,9 @@
       </w:tcPr>
     </w:tblStylePr>
   </w:style>
-  <w:style w:type="table" w:styleId="61">
+  <w:style w:type="table" w:styleId="821">
     <w:name w:val="Grid Table 7 Colorful"/>
-    <w:basedOn w:val="747"/>
+    <w:basedOn w:val="953"/>
     <w:uiPriority w:val="99"/>
     <w:pPr>
       <w:pBdr/>
@@ -39088,11 +41735,11 @@
         <w:tblBorders/>
       </w:tblPr>
       <w:tcPr>
-        <w:shd w:color="ffffff"/>
+        <w:shd w:val="clear" w:color="ffffff"/>
         <w:tcBorders>
-          <w:top w:val="none"/>
-          <w:left w:val="none"/>
-          <w:bottom w:val="none"/>
+          <w:top w:val="none" w:color="000000" w:sz="4" w:space="0"/>
+          <w:left w:val="none" w:color="000000" w:sz="4" w:space="0"/>
+          <w:bottom w:val="none" w:color="000000" w:sz="4" w:space="0"/>
           <w:right w:val="single" w:color="000000" w:themeColor="text1" w:themeTint="80" w:sz="4" w:space="0"/>
         </w:tcBorders>
       </w:tcPr>
@@ -39115,10 +41762,10 @@
       <w:tcPr>
         <w:shd w:val="clear" w:color="ffffff" w:themeColor="light1" w:fill="ffffff" w:themeFill="light1"/>
         <w:tcBorders>
-          <w:top w:val="none"/>
-          <w:left w:val="none"/>
+          <w:top w:val="none" w:color="000000" w:sz="4" w:space="0"/>
+          <w:left w:val="none" w:color="000000" w:sz="4" w:space="0"/>
           <w:bottom w:val="single" w:color="000000" w:themeColor="text1" w:themeTint="80" w:sz="4" w:space="0"/>
-          <w:right w:val="none"/>
+          <w:right w:val="none" w:color="000000" w:sz="4" w:space="0"/>
         </w:tcBorders>
       </w:tcPr>
     </w:tblStylePr>
@@ -39138,12 +41785,12 @@
         <w:tblBorders/>
       </w:tblPr>
       <w:tcPr>
-        <w:shd w:color="ffffff"/>
+        <w:shd w:val="clear" w:color="ffffff"/>
         <w:tcBorders>
-          <w:top w:val="none"/>
+          <w:top w:val="none" w:color="000000" w:sz="4" w:space="0"/>
           <w:left w:val="single" w:color="000000" w:themeColor="text1" w:themeTint="80" w:sz="4" w:space="0"/>
-          <w:bottom w:val="none"/>
-          <w:right w:val="none"/>
+          <w:bottom w:val="none" w:color="000000" w:sz="4" w:space="0"/>
+          <w:right w:val="none" w:color="000000" w:sz="4" w:space="0"/>
         </w:tcBorders>
       </w:tcPr>
     </w:tblStylePr>
@@ -39166,9 +41813,9 @@
         <w:shd w:val="clear" w:color="ffffff" w:themeColor="light1" w:fill="ffffff" w:themeFill="light1"/>
         <w:tcBorders>
           <w:top w:val="single" w:color="000000" w:themeColor="text1" w:themeTint="80" w:sz="4" w:space="0"/>
-          <w:left w:val="none"/>
-          <w:bottom w:val="none"/>
-          <w:right w:val="none"/>
+          <w:left w:val="none" w:color="000000" w:sz="4" w:space="0"/>
+          <w:bottom w:val="none" w:color="000000" w:sz="4" w:space="0"/>
+          <w:right w:val="none" w:color="000000" w:sz="4" w:space="0"/>
         </w:tcBorders>
       </w:tcPr>
     </w:tblStylePr>
@@ -39238,9 +41885,9 @@
       </w:tcPr>
     </w:tblStylePr>
   </w:style>
-  <w:style w:type="table" w:styleId="62">
+  <w:style w:type="table" w:styleId="822">
     <w:name w:val="Grid Table 7 Colorful - Accent 1"/>
-    <w:basedOn w:val="747"/>
+    <w:basedOn w:val="953"/>
     <w:uiPriority w:val="99"/>
     <w:pPr>
       <w:pBdr/>
@@ -39342,11 +41989,11 @@
         <w:tblBorders/>
       </w:tblPr>
       <w:tcPr>
-        <w:shd w:color="ffffff"/>
+        <w:shd w:val="clear" w:color="ffffff"/>
         <w:tcBorders>
-          <w:top w:val="none"/>
-          <w:left w:val="none"/>
-          <w:bottom w:val="none"/>
+          <w:top w:val="none" w:color="000000" w:sz="4" w:space="0"/>
+          <w:left w:val="none" w:color="000000" w:sz="4" w:space="0"/>
+          <w:bottom w:val="none" w:color="000000" w:sz="4" w:space="0"/>
           <w:right w:val="single" w:color="000000" w:themeColor="accent1" w:themeTint="80" w:sz="4" w:space="0"/>
         </w:tcBorders>
       </w:tcPr>
@@ -39369,10 +42016,10 @@
       <w:tcPr>
         <w:shd w:val="clear" w:color="ffffff" w:themeColor="light1" w:fill="ffffff" w:themeFill="light1"/>
         <w:tcBorders>
-          <w:top w:val="none"/>
-          <w:left w:val="none"/>
+          <w:top w:val="none" w:color="000000" w:sz="4" w:space="0"/>
+          <w:left w:val="none" w:color="000000" w:sz="4" w:space="0"/>
           <w:bottom w:val="single" w:color="000000" w:themeColor="accent1" w:themeTint="80" w:sz="4" w:space="0"/>
-          <w:right w:val="none"/>
+          <w:right w:val="none" w:color="000000" w:sz="4" w:space="0"/>
         </w:tcBorders>
       </w:tcPr>
     </w:tblStylePr>
@@ -39392,12 +42039,12 @@
         <w:tblBorders/>
       </w:tblPr>
       <w:tcPr>
-        <w:shd w:color="ffffff"/>
+        <w:shd w:val="clear" w:color="ffffff"/>
         <w:tcBorders>
-          <w:top w:val="none"/>
+          <w:top w:val="none" w:color="000000" w:sz="4" w:space="0"/>
           <w:left w:val="single" w:color="000000" w:themeColor="accent1" w:themeTint="80" w:sz="4" w:space="0"/>
-          <w:bottom w:val="none"/>
-          <w:right w:val="none"/>
+          <w:bottom w:val="none" w:color="000000" w:sz="4" w:space="0"/>
+          <w:right w:val="none" w:color="000000" w:sz="4" w:space="0"/>
         </w:tcBorders>
       </w:tcPr>
     </w:tblStylePr>
@@ -39420,9 +42067,9 @@
         <w:shd w:val="clear" w:color="ffffff" w:themeColor="light1" w:fill="ffffff" w:themeFill="light1"/>
         <w:tcBorders>
           <w:top w:val="single" w:color="000000" w:themeColor="accent1" w:themeTint="80" w:sz="4" w:space="0"/>
-          <w:left w:val="none"/>
-          <w:bottom w:val="none"/>
-          <w:right w:val="none"/>
+          <w:left w:val="none" w:color="000000" w:sz="4" w:space="0"/>
+          <w:bottom w:val="none" w:color="000000" w:sz="4" w:space="0"/>
+          <w:right w:val="none" w:color="000000" w:sz="4" w:space="0"/>
         </w:tcBorders>
       </w:tcPr>
     </w:tblStylePr>
@@ -39492,9 +42139,9 @@
       </w:tcPr>
     </w:tblStylePr>
   </w:style>
-  <w:style w:type="table" w:styleId="63">
+  <w:style w:type="table" w:styleId="823">
     <w:name w:val="Grid Table 7 Colorful - Accent 2"/>
-    <w:basedOn w:val="747"/>
+    <w:basedOn w:val="953"/>
     <w:uiPriority w:val="99"/>
     <w:pPr>
       <w:pBdr/>
@@ -39596,11 +42243,11 @@
         <w:tblBorders/>
       </w:tblPr>
       <w:tcPr>
-        <w:shd w:color="ffffff"/>
+        <w:shd w:val="clear" w:color="ffffff"/>
         <w:tcBorders>
-          <w:top w:val="none"/>
-          <w:left w:val="none"/>
-          <w:bottom w:val="none"/>
+          <w:top w:val="none" w:color="000000" w:sz="4" w:space="0"/>
+          <w:left w:val="none" w:color="000000" w:sz="4" w:space="0"/>
+          <w:bottom w:val="none" w:color="000000" w:sz="4" w:space="0"/>
           <w:right w:val="single" w:color="000000" w:themeColor="accent2" w:themeTint="97" w:sz="4" w:space="0"/>
         </w:tcBorders>
       </w:tcPr>
@@ -39623,10 +42270,10 @@
       <w:tcPr>
         <w:shd w:val="clear" w:color="ffffff" w:themeColor="light1" w:fill="ffffff" w:themeFill="light1"/>
         <w:tcBorders>
-          <w:top w:val="none"/>
-          <w:left w:val="none"/>
+          <w:top w:val="none" w:color="000000" w:sz="4" w:space="0"/>
+          <w:left w:val="none" w:color="000000" w:sz="4" w:space="0"/>
           <w:bottom w:val="single" w:color="000000" w:themeColor="accent2" w:themeTint="97" w:sz="4" w:space="0"/>
-          <w:right w:val="none"/>
+          <w:right w:val="none" w:color="000000" w:sz="4" w:space="0"/>
         </w:tcBorders>
       </w:tcPr>
     </w:tblStylePr>
@@ -39646,12 +42293,12 @@
         <w:tblBorders/>
       </w:tblPr>
       <w:tcPr>
-        <w:shd w:color="ffffff"/>
+        <w:shd w:val="clear" w:color="ffffff"/>
         <w:tcBorders>
-          <w:top w:val="none"/>
+          <w:top w:val="none" w:color="000000" w:sz="4" w:space="0"/>
           <w:left w:val="single" w:color="000000" w:themeColor="accent2" w:themeTint="97" w:sz="4" w:space="0"/>
-          <w:bottom w:val="none"/>
-          <w:right w:val="none"/>
+          <w:bottom w:val="none" w:color="000000" w:sz="4" w:space="0"/>
+          <w:right w:val="none" w:color="000000" w:sz="4" w:space="0"/>
         </w:tcBorders>
       </w:tcPr>
     </w:tblStylePr>
@@ -39674,9 +42321,9 @@
         <w:shd w:val="clear" w:color="ffffff" w:themeColor="light1" w:fill="ffffff" w:themeFill="light1"/>
         <w:tcBorders>
           <w:top w:val="single" w:color="000000" w:themeColor="accent2" w:themeTint="97" w:sz="4" w:space="0"/>
-          <w:left w:val="none"/>
-          <w:bottom w:val="none"/>
-          <w:right w:val="none"/>
+          <w:left w:val="none" w:color="000000" w:sz="4" w:space="0"/>
+          <w:bottom w:val="none" w:color="000000" w:sz="4" w:space="0"/>
+          <w:right w:val="none" w:color="000000" w:sz="4" w:space="0"/>
         </w:tcBorders>
       </w:tcPr>
     </w:tblStylePr>
@@ -39746,9 +42393,9 @@
       </w:tcPr>
     </w:tblStylePr>
   </w:style>
-  <w:style w:type="table" w:styleId="64">
+  <w:style w:type="table" w:styleId="824">
     <w:name w:val="Grid Table 7 Colorful - Accent 3"/>
-    <w:basedOn w:val="747"/>
+    <w:basedOn w:val="953"/>
     <w:uiPriority w:val="99"/>
     <w:pPr>
       <w:pBdr/>
@@ -39850,11 +42497,11 @@
         <w:tblBorders/>
       </w:tblPr>
       <w:tcPr>
-        <w:shd w:color="ffffff"/>
+        <w:shd w:val="clear" w:color="ffffff"/>
         <w:tcBorders>
-          <w:top w:val="none"/>
-          <w:left w:val="none"/>
-          <w:bottom w:val="none"/>
+          <w:top w:val="none" w:color="000000" w:sz="4" w:space="0"/>
+          <w:left w:val="none" w:color="000000" w:sz="4" w:space="0"/>
+          <w:bottom w:val="none" w:color="000000" w:sz="4" w:space="0"/>
           <w:right w:val="single" w:color="000000" w:themeColor="accent3" w:themeTint="FE" w:sz="4" w:space="0"/>
         </w:tcBorders>
       </w:tcPr>
@@ -39877,10 +42524,10 @@
       <w:tcPr>
         <w:shd w:val="clear" w:color="ffffff" w:themeColor="light1" w:fill="ffffff" w:themeFill="light1"/>
         <w:tcBorders>
-          <w:top w:val="none"/>
-          <w:left w:val="none"/>
+          <w:top w:val="none" w:color="000000" w:sz="4" w:space="0"/>
+          <w:left w:val="none" w:color="000000" w:sz="4" w:space="0"/>
           <w:bottom w:val="single" w:color="000000" w:themeColor="accent3" w:themeTint="FE" w:sz="4" w:space="0"/>
-          <w:right w:val="none"/>
+          <w:right w:val="none" w:color="000000" w:sz="4" w:space="0"/>
         </w:tcBorders>
       </w:tcPr>
     </w:tblStylePr>
@@ -39900,12 +42547,12 @@
         <w:tblBorders/>
       </w:tblPr>
       <w:tcPr>
-        <w:shd w:color="ffffff"/>
+        <w:shd w:val="clear" w:color="ffffff"/>
         <w:tcBorders>
-          <w:top w:val="none"/>
+          <w:top w:val="none" w:color="000000" w:sz="4" w:space="0"/>
           <w:left w:val="single" w:color="000000" w:themeColor="accent3" w:themeTint="FE" w:sz="4" w:space="0"/>
-          <w:bottom w:val="none"/>
-          <w:right w:val="none"/>
+          <w:bottom w:val="none" w:color="000000" w:sz="4" w:space="0"/>
+          <w:right w:val="none" w:color="000000" w:sz="4" w:space="0"/>
         </w:tcBorders>
       </w:tcPr>
     </w:tblStylePr>
@@ -39928,9 +42575,9 @@
         <w:shd w:val="clear" w:color="ffffff" w:themeColor="light1" w:fill="ffffff" w:themeFill="light1"/>
         <w:tcBorders>
           <w:top w:val="single" w:color="000000" w:themeColor="accent3" w:themeTint="FE" w:sz="4" w:space="0"/>
-          <w:left w:val="none"/>
-          <w:bottom w:val="none"/>
-          <w:right w:val="none"/>
+          <w:left w:val="none" w:color="000000" w:sz="4" w:space="0"/>
+          <w:bottom w:val="none" w:color="000000" w:sz="4" w:space="0"/>
+          <w:right w:val="none" w:color="000000" w:sz="4" w:space="0"/>
         </w:tcBorders>
       </w:tcPr>
     </w:tblStylePr>
@@ -40000,9 +42647,9 @@
       </w:tcPr>
     </w:tblStylePr>
   </w:style>
-  <w:style w:type="table" w:styleId="65">
+  <w:style w:type="table" w:styleId="825">
     <w:name w:val="Grid Table 7 Colorful - Accent 4"/>
-    <w:basedOn w:val="747"/>
+    <w:basedOn w:val="953"/>
     <w:uiPriority w:val="99"/>
     <w:pPr>
       <w:pBdr/>
@@ -40104,11 +42751,11 @@
         <w:tblBorders/>
       </w:tblPr>
       <w:tcPr>
-        <w:shd w:color="ffffff"/>
+        <w:shd w:val="clear" w:color="ffffff"/>
         <w:tcBorders>
-          <w:top w:val="none"/>
-          <w:left w:val="none"/>
-          <w:bottom w:val="none"/>
+          <w:top w:val="none" w:color="000000" w:sz="4" w:space="0"/>
+          <w:left w:val="none" w:color="000000" w:sz="4" w:space="0"/>
+          <w:bottom w:val="none" w:color="000000" w:sz="4" w:space="0"/>
           <w:right w:val="single" w:color="000000" w:themeColor="accent4" w:themeTint="9A" w:sz="4" w:space="0"/>
         </w:tcBorders>
       </w:tcPr>
@@ -40131,10 +42778,10 @@
       <w:tcPr>
         <w:shd w:val="clear" w:color="ffffff" w:themeColor="light1" w:fill="ffffff" w:themeFill="light1"/>
         <w:tcBorders>
-          <w:top w:val="none"/>
-          <w:left w:val="none"/>
+          <w:top w:val="none" w:color="000000" w:sz="4" w:space="0"/>
+          <w:left w:val="none" w:color="000000" w:sz="4" w:space="0"/>
           <w:bottom w:val="single" w:color="000000" w:themeColor="accent4" w:themeTint="9A" w:sz="4" w:space="0"/>
-          <w:right w:val="none"/>
+          <w:right w:val="none" w:color="000000" w:sz="4" w:space="0"/>
         </w:tcBorders>
       </w:tcPr>
     </w:tblStylePr>
@@ -40154,12 +42801,12 @@
         <w:tblBorders/>
       </w:tblPr>
       <w:tcPr>
-        <w:shd w:color="ffffff"/>
+        <w:shd w:val="clear" w:color="ffffff"/>
         <w:tcBorders>
-          <w:top w:val="none"/>
+          <w:top w:val="none" w:color="000000" w:sz="4" w:space="0"/>
           <w:left w:val="single" w:color="000000" w:themeColor="accent4" w:themeTint="9A" w:sz="4" w:space="0"/>
-          <w:bottom w:val="none"/>
-          <w:right w:val="none"/>
+          <w:bottom w:val="none" w:color="000000" w:sz="4" w:space="0"/>
+          <w:right w:val="none" w:color="000000" w:sz="4" w:space="0"/>
         </w:tcBorders>
       </w:tcPr>
     </w:tblStylePr>
@@ -40182,9 +42829,9 @@
         <w:shd w:val="clear" w:color="ffffff" w:themeColor="light1" w:fill="ffffff" w:themeFill="light1"/>
         <w:tcBorders>
           <w:top w:val="single" w:color="000000" w:themeColor="accent4" w:themeTint="9A" w:sz="4" w:space="0"/>
-          <w:left w:val="none"/>
-          <w:bottom w:val="none"/>
-          <w:right w:val="none"/>
+          <w:left w:val="none" w:color="000000" w:sz="4" w:space="0"/>
+          <w:bottom w:val="none" w:color="000000" w:sz="4" w:space="0"/>
+          <w:right w:val="none" w:color="000000" w:sz="4" w:space="0"/>
         </w:tcBorders>
       </w:tcPr>
     </w:tblStylePr>
@@ -40254,9 +42901,9 @@
       </w:tcPr>
     </w:tblStylePr>
   </w:style>
-  <w:style w:type="table" w:styleId="66">
+  <w:style w:type="table" w:styleId="826">
     <w:name w:val="Grid Table 7 Colorful - Accent 5"/>
-    <w:basedOn w:val="747"/>
+    <w:basedOn w:val="953"/>
     <w:uiPriority w:val="99"/>
     <w:pPr>
       <w:pBdr/>
@@ -40358,11 +43005,11 @@
         <w:tblBorders/>
       </w:tblPr>
       <w:tcPr>
-        <w:shd w:color="ffffff"/>
+        <w:shd w:val="clear" w:color="ffffff"/>
         <w:tcBorders>
-          <w:top w:val="none"/>
-          <w:left w:val="none"/>
-          <w:bottom w:val="none"/>
+          <w:top w:val="none" w:color="000000" w:sz="4" w:space="0"/>
+          <w:left w:val="none" w:color="000000" w:sz="4" w:space="0"/>
+          <w:bottom w:val="none" w:color="000000" w:sz="4" w:space="0"/>
           <w:right w:val="single" w:color="000000" w:themeColor="accent5" w:themeTint="90" w:sz="4" w:space="0"/>
         </w:tcBorders>
       </w:tcPr>
@@ -40385,10 +43032,10 @@
       <w:tcPr>
         <w:shd w:val="clear" w:color="ffffff" w:themeColor="light1" w:fill="ffffff" w:themeFill="light1"/>
         <w:tcBorders>
-          <w:top w:val="none"/>
-          <w:left w:val="none"/>
+          <w:top w:val="none" w:color="000000" w:sz="4" w:space="0"/>
+          <w:left w:val="none" w:color="000000" w:sz="4" w:space="0"/>
           <w:bottom w:val="single" w:color="000000" w:themeColor="accent5" w:themeTint="90" w:sz="4" w:space="0"/>
-          <w:right w:val="none"/>
+          <w:right w:val="none" w:color="000000" w:sz="4" w:space="0"/>
         </w:tcBorders>
       </w:tcPr>
     </w:tblStylePr>
@@ -40408,12 +43055,12 @@
         <w:tblBorders/>
       </w:tblPr>
       <w:tcPr>
-        <w:shd w:color="ffffff"/>
+        <w:shd w:val="clear" w:color="ffffff"/>
         <w:tcBorders>
-          <w:top w:val="none"/>
+          <w:top w:val="none" w:color="000000" w:sz="4" w:space="0"/>
           <w:left w:val="single" w:color="000000" w:themeColor="accent5" w:themeTint="90" w:sz="4" w:space="0"/>
-          <w:bottom w:val="none"/>
-          <w:right w:val="none"/>
+          <w:bottom w:val="none" w:color="000000" w:sz="4" w:space="0"/>
+          <w:right w:val="none" w:color="000000" w:sz="4" w:space="0"/>
         </w:tcBorders>
       </w:tcPr>
     </w:tblStylePr>
@@ -40436,9 +43083,9 @@
         <w:shd w:val="clear" w:color="ffffff" w:themeColor="light1" w:fill="ffffff" w:themeFill="light1"/>
         <w:tcBorders>
           <w:top w:val="single" w:color="000000" w:themeColor="accent5" w:themeTint="90" w:sz="4" w:space="0"/>
-          <w:left w:val="none"/>
-          <w:bottom w:val="none"/>
-          <w:right w:val="none"/>
+          <w:left w:val="none" w:color="000000" w:sz="4" w:space="0"/>
+          <w:bottom w:val="none" w:color="000000" w:sz="4" w:space="0"/>
+          <w:right w:val="none" w:color="000000" w:sz="4" w:space="0"/>
         </w:tcBorders>
       </w:tcPr>
     </w:tblStylePr>
@@ -40508,9 +43155,9 @@
       </w:tcPr>
     </w:tblStylePr>
   </w:style>
-  <w:style w:type="table" w:styleId="67">
+  <w:style w:type="table" w:styleId="827">
     <w:name w:val="Grid Table 7 Colorful - Accent 6"/>
-    <w:basedOn w:val="747"/>
+    <w:basedOn w:val="953"/>
     <w:uiPriority w:val="99"/>
     <w:pPr>
       <w:pBdr/>
@@ -40612,11 +43259,11 @@
         <w:tblBorders/>
       </w:tblPr>
       <w:tcPr>
-        <w:shd w:color="ffffff"/>
+        <w:shd w:val="clear" w:color="ffffff"/>
         <w:tcBorders>
-          <w:top w:val="none"/>
-          <w:left w:val="none"/>
-          <w:bottom w:val="none"/>
+          <w:top w:val="none" w:color="000000" w:sz="4" w:space="0"/>
+          <w:left w:val="none" w:color="000000" w:sz="4" w:space="0"/>
+          <w:bottom w:val="none" w:color="000000" w:sz="4" w:space="0"/>
           <w:right w:val="single" w:color="000000" w:themeColor="accent6" w:themeTint="90" w:sz="4" w:space="0"/>
         </w:tcBorders>
       </w:tcPr>
@@ -40639,10 +43286,10 @@
       <w:tcPr>
         <w:shd w:val="clear" w:color="ffffff" w:themeColor="light1" w:fill="ffffff" w:themeFill="light1"/>
         <w:tcBorders>
-          <w:top w:val="none"/>
-          <w:left w:val="none"/>
+          <w:top w:val="none" w:color="000000" w:sz="4" w:space="0"/>
+          <w:left w:val="none" w:color="000000" w:sz="4" w:space="0"/>
           <w:bottom w:val="single" w:color="000000" w:themeColor="accent6" w:themeTint="90" w:sz="4" w:space="0"/>
-          <w:right w:val="none"/>
+          <w:right w:val="none" w:color="000000" w:sz="4" w:space="0"/>
         </w:tcBorders>
       </w:tcPr>
     </w:tblStylePr>
@@ -40662,12 +43309,12 @@
         <w:tblBorders/>
       </w:tblPr>
       <w:tcPr>
-        <w:shd w:color="ffffff"/>
+        <w:shd w:val="clear" w:color="ffffff"/>
         <w:tcBorders>
-          <w:top w:val="none"/>
+          <w:top w:val="none" w:color="000000" w:sz="4" w:space="0"/>
           <w:left w:val="single" w:color="000000" w:themeColor="accent6" w:themeTint="90" w:sz="4" w:space="0"/>
-          <w:bottom w:val="none"/>
-          <w:right w:val="none"/>
+          <w:bottom w:val="none" w:color="000000" w:sz="4" w:space="0"/>
+          <w:right w:val="none" w:color="000000" w:sz="4" w:space="0"/>
         </w:tcBorders>
       </w:tcPr>
     </w:tblStylePr>
@@ -40690,9 +43337,9 @@
         <w:shd w:val="clear" w:color="ffffff" w:themeColor="light1" w:fill="ffffff" w:themeFill="light1"/>
         <w:tcBorders>
           <w:top w:val="single" w:color="000000" w:themeColor="accent6" w:themeTint="90" w:sz="4" w:space="0"/>
-          <w:left w:val="none"/>
-          <w:bottom w:val="none"/>
-          <w:right w:val="none"/>
+          <w:left w:val="none" w:color="000000" w:sz="4" w:space="0"/>
+          <w:bottom w:val="none" w:color="000000" w:sz="4" w:space="0"/>
+          <w:right w:val="none" w:color="000000" w:sz="4" w:space="0"/>
         </w:tcBorders>
       </w:tcPr>
     </w:tblStylePr>
@@ -40762,9 +43409,9 @@
       </w:tcPr>
     </w:tblStylePr>
   </w:style>
-  <w:style w:type="table" w:styleId="68">
+  <w:style w:type="table" w:styleId="828">
     <w:name w:val="List Table 1 Light"/>
-    <w:basedOn w:val="747"/>
+    <w:basedOn w:val="953"/>
     <w:uiPriority w:val="99"/>
     <w:pPr>
       <w:pBdr/>
@@ -40978,9 +43625,9 @@
       </w:tcPr>
     </w:tblStylePr>
   </w:style>
-  <w:style w:type="table" w:styleId="69">
+  <w:style w:type="table" w:styleId="829">
     <w:name w:val="List Table 1 Light - Accent 1"/>
-    <w:basedOn w:val="747"/>
+    <w:basedOn w:val="953"/>
     <w:uiPriority w:val="99"/>
     <w:pPr>
       <w:pBdr/>
@@ -41194,9 +43841,9 @@
       </w:tcPr>
     </w:tblStylePr>
   </w:style>
-  <w:style w:type="table" w:styleId="70">
+  <w:style w:type="table" w:styleId="830">
     <w:name w:val="List Table 1 Light - Accent 2"/>
-    <w:basedOn w:val="747"/>
+    <w:basedOn w:val="953"/>
     <w:uiPriority w:val="99"/>
     <w:pPr>
       <w:pBdr/>
@@ -41410,9 +44057,9 @@
       </w:tcPr>
     </w:tblStylePr>
   </w:style>
-  <w:style w:type="table" w:styleId="71">
+  <w:style w:type="table" w:styleId="831">
     <w:name w:val="List Table 1 Light - Accent 3"/>
-    <w:basedOn w:val="747"/>
+    <w:basedOn w:val="953"/>
     <w:uiPriority w:val="99"/>
     <w:pPr>
       <w:pBdr/>
@@ -41626,9 +44273,9 @@
       </w:tcPr>
     </w:tblStylePr>
   </w:style>
-  <w:style w:type="table" w:styleId="72">
+  <w:style w:type="table" w:styleId="832">
     <w:name w:val="List Table 1 Light - Accent 4"/>
-    <w:basedOn w:val="747"/>
+    <w:basedOn w:val="953"/>
     <w:uiPriority w:val="99"/>
     <w:pPr>
       <w:pBdr/>
@@ -41842,9 +44489,9 @@
       </w:tcPr>
     </w:tblStylePr>
   </w:style>
-  <w:style w:type="table" w:styleId="73">
+  <w:style w:type="table" w:styleId="833">
     <w:name w:val="List Table 1 Light - Accent 5"/>
-    <w:basedOn w:val="747"/>
+    <w:basedOn w:val="953"/>
     <w:uiPriority w:val="99"/>
     <w:pPr>
       <w:pBdr/>
@@ -42058,9 +44705,9 @@
       </w:tcPr>
     </w:tblStylePr>
   </w:style>
-  <w:style w:type="table" w:styleId="74">
+  <w:style w:type="table" w:styleId="834">
     <w:name w:val="List Table 1 Light - Accent 6"/>
-    <w:basedOn w:val="747"/>
+    <w:basedOn w:val="953"/>
     <w:uiPriority w:val="99"/>
     <w:pPr>
       <w:pBdr/>
@@ -42274,9 +44921,9 @@
       </w:tcPr>
     </w:tblStylePr>
   </w:style>
-  <w:style w:type="table" w:styleId="75">
+  <w:style w:type="table" w:styleId="835">
     <w:name w:val="List Table 2"/>
-    <w:basedOn w:val="747"/>
+    <w:basedOn w:val="953"/>
     <w:uiPriority w:val="99"/>
     <w:pPr>
       <w:pBdr/>
@@ -42512,9 +45159,9 @@
       </w:tcPr>
     </w:tblStylePr>
   </w:style>
-  <w:style w:type="table" w:styleId="76">
+  <w:style w:type="table" w:styleId="836">
     <w:name w:val="List Table 2 - Accent 1"/>
-    <w:basedOn w:val="747"/>
+    <w:basedOn w:val="953"/>
     <w:uiPriority w:val="99"/>
     <w:pPr>
       <w:pBdr/>
@@ -42750,9 +45397,9 @@
       </w:tcPr>
     </w:tblStylePr>
   </w:style>
-  <w:style w:type="table" w:styleId="77">
+  <w:style w:type="table" w:styleId="837">
     <w:name w:val="List Table 2 - Accent 2"/>
-    <w:basedOn w:val="747"/>
+    <w:basedOn w:val="953"/>
     <w:uiPriority w:val="99"/>
     <w:pPr>
       <w:pBdr/>
@@ -42988,9 +45635,9 @@
       </w:tcPr>
     </w:tblStylePr>
   </w:style>
-  <w:style w:type="table" w:styleId="78">
+  <w:style w:type="table" w:styleId="838">
     <w:name w:val="List Table 2 - Accent 3"/>
-    <w:basedOn w:val="747"/>
+    <w:basedOn w:val="953"/>
     <w:uiPriority w:val="99"/>
     <w:pPr>
       <w:pBdr/>
@@ -43226,9 +45873,9 @@
       </w:tcPr>
     </w:tblStylePr>
   </w:style>
-  <w:style w:type="table" w:styleId="79">
+  <w:style w:type="table" w:styleId="839">
     <w:name w:val="List Table 2 - Accent 4"/>
-    <w:basedOn w:val="747"/>
+    <w:basedOn w:val="953"/>
     <w:uiPriority w:val="99"/>
     <w:pPr>
       <w:pBdr/>
@@ -43464,9 +46111,9 @@
       </w:tcPr>
     </w:tblStylePr>
   </w:style>
-  <w:style w:type="table" w:styleId="80">
+  <w:style w:type="table" w:styleId="840">
     <w:name w:val="List Table 2 - Accent 5"/>
-    <w:basedOn w:val="747"/>
+    <w:basedOn w:val="953"/>
     <w:uiPriority w:val="99"/>
     <w:pPr>
       <w:pBdr/>
@@ -43702,9 +46349,9 @@
       </w:tcPr>
     </w:tblStylePr>
   </w:style>
-  <w:style w:type="table" w:styleId="81">
+  <w:style w:type="table" w:styleId="841">
     <w:name w:val="List Table 2 - Accent 6"/>
-    <w:basedOn w:val="747"/>
+    <w:basedOn w:val="953"/>
     <w:uiPriority w:val="99"/>
     <w:pPr>
       <w:pBdr/>
@@ -43940,9 +46587,9 @@
       </w:tcPr>
     </w:tblStylePr>
   </w:style>
-  <w:style w:type="table" w:styleId="82">
+  <w:style w:type="table" w:styleId="842">
     <w:name w:val="List Table 3"/>
-    <w:basedOn w:val="747"/>
+    <w:basedOn w:val="953"/>
     <w:uiPriority w:val="99"/>
     <w:pPr>
       <w:pBdr/>
@@ -44168,9 +46815,9 @@
       </w:tcPr>
     </w:tblStylePr>
   </w:style>
-  <w:style w:type="table" w:styleId="83">
+  <w:style w:type="table" w:styleId="843">
     <w:name w:val="List Table 3 - Accent 1"/>
-    <w:basedOn w:val="747"/>
+    <w:basedOn w:val="953"/>
     <w:uiPriority w:val="99"/>
     <w:pPr>
       <w:pBdr/>
@@ -44396,9 +47043,9 @@
       </w:tcPr>
     </w:tblStylePr>
   </w:style>
-  <w:style w:type="table" w:styleId="84">
+  <w:style w:type="table" w:styleId="844">
     <w:name w:val="List Table 3 - Accent 2"/>
-    <w:basedOn w:val="747"/>
+    <w:basedOn w:val="953"/>
     <w:uiPriority w:val="99"/>
     <w:pPr>
       <w:pBdr/>
@@ -44624,9 +47271,9 @@
       </w:tcPr>
     </w:tblStylePr>
   </w:style>
-  <w:style w:type="table" w:styleId="85">
+  <w:style w:type="table" w:styleId="845">
     <w:name w:val="List Table 3 - Accent 3"/>
-    <w:basedOn w:val="747"/>
+    <w:basedOn w:val="953"/>
     <w:uiPriority w:val="99"/>
     <w:pPr>
       <w:pBdr/>
@@ -44852,9 +47499,9 @@
       </w:tcPr>
     </w:tblStylePr>
   </w:style>
-  <w:style w:type="table" w:styleId="86">
+  <w:style w:type="table" w:styleId="846">
     <w:name w:val="List Table 3 - Accent 4"/>
-    <w:basedOn w:val="747"/>
+    <w:basedOn w:val="953"/>
     <w:uiPriority w:val="99"/>
     <w:pPr>
       <w:pBdr/>
@@ -45080,9 +47727,9 @@
       </w:tcPr>
     </w:tblStylePr>
   </w:style>
-  <w:style w:type="table" w:styleId="87">
+  <w:style w:type="table" w:styleId="847">
     <w:name w:val="List Table 3 - Accent 5"/>
-    <w:basedOn w:val="747"/>
+    <w:basedOn w:val="953"/>
     <w:uiPriority w:val="99"/>
     <w:pPr>
       <w:pBdr/>
@@ -45308,9 +47955,9 @@
       </w:tcPr>
     </w:tblStylePr>
   </w:style>
-  <w:style w:type="table" w:styleId="88">
+  <w:style w:type="table" w:styleId="848">
     <w:name w:val="List Table 3 - Accent 6"/>
-    <w:basedOn w:val="747"/>
+    <w:basedOn w:val="953"/>
     <w:uiPriority w:val="99"/>
     <w:pPr>
       <w:pBdr/>
@@ -45536,9 +48183,9 @@
       </w:tcPr>
     </w:tblStylePr>
   </w:style>
-  <w:style w:type="table" w:styleId="89">
+  <w:style w:type="table" w:styleId="849">
     <w:name w:val="List Table 4"/>
-    <w:basedOn w:val="747"/>
+    <w:basedOn w:val="953"/>
     <w:uiPriority w:val="99"/>
     <w:pPr>
       <w:pBdr/>
@@ -45761,9 +48408,9 @@
       </w:tcPr>
     </w:tblStylePr>
   </w:style>
-  <w:style w:type="table" w:styleId="90">
+  <w:style w:type="table" w:styleId="850">
     <w:name w:val="List Table 4 - Accent 1"/>
-    <w:basedOn w:val="747"/>
+    <w:basedOn w:val="953"/>
     <w:uiPriority w:val="99"/>
     <w:pPr>
       <w:pBdr/>
@@ -45986,9 +48633,9 @@
       </w:tcPr>
     </w:tblStylePr>
   </w:style>
-  <w:style w:type="table" w:styleId="91">
+  <w:style w:type="table" w:styleId="851">
     <w:name w:val="List Table 4 - Accent 2"/>
-    <w:basedOn w:val="747"/>
+    <w:basedOn w:val="953"/>
     <w:uiPriority w:val="99"/>
     <w:pPr>
       <w:pBdr/>
@@ -46211,9 +48858,9 @@
       </w:tcPr>
     </w:tblStylePr>
   </w:style>
-  <w:style w:type="table" w:styleId="92">
+  <w:style w:type="table" w:styleId="852">
     <w:name w:val="List Table 4 - Accent 3"/>
-    <w:basedOn w:val="747"/>
+    <w:basedOn w:val="953"/>
     <w:uiPriority w:val="99"/>
     <w:pPr>
       <w:pBdr/>
@@ -46436,9 +49083,9 @@
       </w:tcPr>
     </w:tblStylePr>
   </w:style>
-  <w:style w:type="table" w:styleId="93">
+  <w:style w:type="table" w:styleId="853">
     <w:name w:val="List Table 4 - Accent 4"/>
-    <w:basedOn w:val="747"/>
+    <w:basedOn w:val="953"/>
     <w:uiPriority w:val="99"/>
     <w:pPr>
       <w:pBdr/>
@@ -46661,9 +49308,9 @@
       </w:tcPr>
     </w:tblStylePr>
   </w:style>
-  <w:style w:type="table" w:styleId="94">
+  <w:style w:type="table" w:styleId="854">
     <w:name w:val="List Table 4 - Accent 5"/>
-    <w:basedOn w:val="747"/>
+    <w:basedOn w:val="953"/>
     <w:uiPriority w:val="99"/>
     <w:pPr>
       <w:pBdr/>
@@ -46886,9 +49533,9 @@
       </w:tcPr>
     </w:tblStylePr>
   </w:style>
-  <w:style w:type="table" w:styleId="95">
+  <w:style w:type="table" w:styleId="855">
     <w:name w:val="List Table 4 - Accent 6"/>
-    <w:basedOn w:val="747"/>
+    <w:basedOn w:val="953"/>
     <w:uiPriority w:val="99"/>
     <w:pPr>
       <w:pBdr/>
@@ -47111,9 +49758,9 @@
       </w:tcPr>
     </w:tblStylePr>
   </w:style>
-  <w:style w:type="table" w:styleId="96">
+  <w:style w:type="table" w:styleId="856">
     <w:name w:val="List Table 5 Dark"/>
-    <w:basedOn w:val="747"/>
+    <w:basedOn w:val="953"/>
     <w:uiPriority w:val="99"/>
     <w:pPr>
       <w:pBdr/>
@@ -47353,9 +50000,9 @@
       </w:tcPr>
     </w:tblStylePr>
   </w:style>
-  <w:style w:type="table" w:styleId="97">
+  <w:style w:type="table" w:styleId="857">
     <w:name w:val="List Table 5 Dark - Accent 1"/>
-    <w:basedOn w:val="747"/>
+    <w:basedOn w:val="953"/>
     <w:uiPriority w:val="99"/>
     <w:pPr>
       <w:pBdr/>
@@ -47595,9 +50242,9 @@
       </w:tcPr>
     </w:tblStylePr>
   </w:style>
-  <w:style w:type="table" w:styleId="98">
+  <w:style w:type="table" w:styleId="858">
     <w:name w:val="List Table 5 Dark - Accent 2"/>
-    <w:basedOn w:val="747"/>
+    <w:basedOn w:val="953"/>
     <w:uiPriority w:val="99"/>
     <w:pPr>
       <w:pBdr/>
@@ -47837,9 +50484,9 @@
       </w:tcPr>
     </w:tblStylePr>
   </w:style>
-  <w:style w:type="table" w:styleId="99">
+  <w:style w:type="table" w:styleId="859">
     <w:name w:val="List Table 5 Dark - Accent 3"/>
-    <w:basedOn w:val="747"/>
+    <w:basedOn w:val="953"/>
     <w:uiPriority w:val="99"/>
     <w:pPr>
       <w:pBdr/>
@@ -48079,9 +50726,9 @@
       </w:tcPr>
     </w:tblStylePr>
   </w:style>
-  <w:style w:type="table" w:styleId="100">
+  <w:style w:type="table" w:styleId="860">
     <w:name w:val="List Table 5 Dark - Accent 4"/>
-    <w:basedOn w:val="747"/>
+    <w:basedOn w:val="953"/>
     <w:uiPriority w:val="99"/>
     <w:pPr>
       <w:pBdr/>
@@ -48321,9 +50968,9 @@
       </w:tcPr>
     </w:tblStylePr>
   </w:style>
-  <w:style w:type="table" w:styleId="101">
+  <w:style w:type="table" w:styleId="861">
     <w:name w:val="List Table 5 Dark - Accent 5"/>
-    <w:basedOn w:val="747"/>
+    <w:basedOn w:val="953"/>
     <w:uiPriority w:val="99"/>
     <w:pPr>
       <w:pBdr/>
@@ -48563,9 +51210,9 @@
       </w:tcPr>
     </w:tblStylePr>
   </w:style>
-  <w:style w:type="table" w:styleId="102">
+  <w:style w:type="table" w:styleId="862">
     <w:name w:val="List Table 5 Dark - Accent 6"/>
-    <w:basedOn w:val="747"/>
+    <w:basedOn w:val="953"/>
     <w:uiPriority w:val="99"/>
     <w:pPr>
       <w:pBdr/>
@@ -48805,9 +51452,9 @@
       </w:tcPr>
     </w:tblStylePr>
   </w:style>
-  <w:style w:type="table" w:styleId="103">
+  <w:style w:type="table" w:styleId="863">
     <w:name w:val="List Table 6 Colorful"/>
-    <w:basedOn w:val="747"/>
+    <w:basedOn w:val="953"/>
     <w:uiPriority w:val="99"/>
     <w:pPr>
       <w:pBdr/>
@@ -49028,9 +51675,9 @@
       </w:tcPr>
     </w:tblStylePr>
   </w:style>
-  <w:style w:type="table" w:styleId="104">
+  <w:style w:type="table" w:styleId="864">
     <w:name w:val="List Table 6 Colorful - Accent 1"/>
-    <w:basedOn w:val="747"/>
+    <w:basedOn w:val="953"/>
     <w:uiPriority w:val="99"/>
     <w:pPr>
       <w:pBdr/>
@@ -49251,9 +51898,9 @@
       </w:tcPr>
     </w:tblStylePr>
   </w:style>
-  <w:style w:type="table" w:styleId="105">
+  <w:style w:type="table" w:styleId="865">
     <w:name w:val="List Table 6 Colorful - Accent 2"/>
-    <w:basedOn w:val="747"/>
+    <w:basedOn w:val="953"/>
     <w:uiPriority w:val="99"/>
     <w:pPr>
       <w:pBdr/>
@@ -49474,9 +52121,9 @@
       </w:tcPr>
     </w:tblStylePr>
   </w:style>
-  <w:style w:type="table" w:styleId="106">
+  <w:style w:type="table" w:styleId="866">
     <w:name w:val="List Table 6 Colorful - Accent 3"/>
-    <w:basedOn w:val="747"/>
+    <w:basedOn w:val="953"/>
     <w:uiPriority w:val="99"/>
     <w:pPr>
       <w:pBdr/>
@@ -49697,9 +52344,9 @@
       </w:tcPr>
     </w:tblStylePr>
   </w:style>
-  <w:style w:type="table" w:styleId="107">
+  <w:style w:type="table" w:styleId="867">
     <w:name w:val="List Table 6 Colorful - Accent 4"/>
-    <w:basedOn w:val="747"/>
+    <w:basedOn w:val="953"/>
     <w:uiPriority w:val="99"/>
     <w:pPr>
       <w:pBdr/>
@@ -49920,9 +52567,9 @@
       </w:tcPr>
     </w:tblStylePr>
   </w:style>
-  <w:style w:type="table" w:styleId="108">
+  <w:style w:type="table" w:styleId="868">
     <w:name w:val="List Table 6 Colorful - Accent 5"/>
-    <w:basedOn w:val="747"/>
+    <w:basedOn w:val="953"/>
     <w:uiPriority w:val="99"/>
     <w:pPr>
       <w:pBdr/>
@@ -50143,9 +52790,9 @@
       </w:tcPr>
     </w:tblStylePr>
   </w:style>
-  <w:style w:type="table" w:styleId="109">
+  <w:style w:type="table" w:styleId="869">
     <w:name w:val="List Table 6 Colorful - Accent 6"/>
-    <w:basedOn w:val="747"/>
+    <w:basedOn w:val="953"/>
     <w:uiPriority w:val="99"/>
     <w:pPr>
       <w:pBdr/>
@@ -50366,9 +53013,9 @@
       </w:tcPr>
     </w:tblStylePr>
   </w:style>
-  <w:style w:type="table" w:styleId="110">
+  <w:style w:type="table" w:styleId="870">
     <w:name w:val="List Table 7 Colorful"/>
-    <w:basedOn w:val="747"/>
+    <w:basedOn w:val="953"/>
     <w:uiPriority w:val="99"/>
     <w:pPr>
       <w:pBdr/>
@@ -50467,11 +53114,11 @@
         <w:tblBorders/>
       </w:tblPr>
       <w:tcPr>
-        <w:shd w:color="ffffff"/>
+        <w:shd w:val="clear" w:color="ffffff"/>
         <w:tcBorders>
-          <w:top w:val="none"/>
-          <w:left w:val="none"/>
-          <w:bottom w:val="none"/>
+          <w:top w:val="none" w:color="000000" w:sz="4" w:space="0"/>
+          <w:left w:val="none" w:color="000000" w:sz="4" w:space="0"/>
+          <w:bottom w:val="none" w:color="000000" w:sz="4" w:space="0"/>
           <w:right w:val="single" w:color="000000" w:themeColor="text1" w:themeTint="80" w:sz="4" w:space="0"/>
         </w:tcBorders>
       </w:tcPr>
@@ -50494,10 +53141,10 @@
       <w:tcPr>
         <w:shd w:val="clear" w:color="ffffff" w:themeColor="light1" w:fill="ffffff" w:themeFill="light1"/>
         <w:tcBorders>
-          <w:top w:val="none"/>
-          <w:left w:val="none"/>
+          <w:top w:val="none" w:color="000000" w:sz="4" w:space="0"/>
+          <w:left w:val="none" w:color="000000" w:sz="4" w:space="0"/>
           <w:bottom w:val="single" w:color="000000" w:themeColor="text1" w:themeTint="80" w:sz="4" w:space="0"/>
-          <w:right w:val="none"/>
+          <w:right w:val="none" w:color="000000" w:sz="4" w:space="0"/>
         </w:tcBorders>
       </w:tcPr>
     </w:tblStylePr>
@@ -50517,12 +53164,12 @@
         <w:tblBorders/>
       </w:tblPr>
       <w:tcPr>
-        <w:shd w:color="ffffff"/>
+        <w:shd w:val="clear" w:color="ffffff"/>
         <w:tcBorders>
-          <w:top w:val="none"/>
+          <w:top w:val="none" w:color="000000" w:sz="4" w:space="0"/>
           <w:left w:val="single" w:color="000000" w:themeColor="text1" w:themeTint="80" w:sz="4" w:space="0"/>
-          <w:bottom w:val="none"/>
-          <w:right w:val="none"/>
+          <w:bottom w:val="none" w:color="000000" w:sz="4" w:space="0"/>
+          <w:right w:val="none" w:color="000000" w:sz="4" w:space="0"/>
         </w:tcBorders>
       </w:tcPr>
     </w:tblStylePr>
@@ -50545,9 +53192,9 @@
         <w:shd w:val="clear" w:color="ffffff" w:themeColor="light1" w:fill="ffffff" w:themeFill="light1"/>
         <w:tcBorders>
           <w:top w:val="single" w:color="000000" w:themeColor="text1" w:themeTint="80" w:sz="4" w:space="0"/>
-          <w:left w:val="none"/>
-          <w:bottom w:val="none"/>
-          <w:right w:val="none"/>
+          <w:left w:val="none" w:color="000000" w:sz="4" w:space="0"/>
+          <w:bottom w:val="none" w:color="000000" w:sz="4" w:space="0"/>
+          <w:right w:val="none" w:color="000000" w:sz="4" w:space="0"/>
         </w:tcBorders>
       </w:tcPr>
     </w:tblStylePr>
@@ -50622,9 +53269,9 @@
       </w:tcPr>
     </w:tblStylePr>
   </w:style>
-  <w:style w:type="table" w:styleId="111">
+  <w:style w:type="table" w:styleId="871">
     <w:name w:val="List Table 7 Colorful - Accent 1"/>
-    <w:basedOn w:val="747"/>
+    <w:basedOn w:val="953"/>
     <w:uiPriority w:val="99"/>
     <w:pPr>
       <w:pBdr/>
@@ -50723,11 +53370,11 @@
         <w:tblBorders/>
       </w:tblPr>
       <w:tcPr>
-        <w:shd w:color="ffffff"/>
+        <w:shd w:val="clear" w:color="ffffff"/>
         <w:tcBorders>
-          <w:top w:val="none"/>
-          <w:left w:val="none"/>
-          <w:bottom w:val="none"/>
+          <w:top w:val="none" w:color="000000" w:sz="4" w:space="0"/>
+          <w:left w:val="none" w:color="000000" w:sz="4" w:space="0"/>
+          <w:bottom w:val="none" w:color="000000" w:sz="4" w:space="0"/>
           <w:right w:val="single" w:color="000000" w:themeColor="accent1" w:sz="4" w:space="0"/>
         </w:tcBorders>
       </w:tcPr>
@@ -50750,10 +53397,10 @@
       <w:tcPr>
         <w:shd w:val="clear" w:color="ffffff" w:themeColor="light1" w:fill="ffffff" w:themeFill="light1"/>
         <w:tcBorders>
-          <w:top w:val="none"/>
-          <w:left w:val="none"/>
+          <w:top w:val="none" w:color="000000" w:sz="4" w:space="0"/>
+          <w:left w:val="none" w:color="000000" w:sz="4" w:space="0"/>
           <w:bottom w:val="single" w:color="000000" w:themeColor="accent1" w:sz="4" w:space="0"/>
-          <w:right w:val="none"/>
+          <w:right w:val="none" w:color="000000" w:sz="4" w:space="0"/>
         </w:tcBorders>
       </w:tcPr>
     </w:tblStylePr>
@@ -50773,12 +53420,12 @@
         <w:tblBorders/>
       </w:tblPr>
       <w:tcPr>
-        <w:shd w:color="ffffff"/>
+        <w:shd w:val="clear" w:color="ffffff"/>
         <w:tcBorders>
-          <w:top w:val="none"/>
+          <w:top w:val="none" w:color="000000" w:sz="4" w:space="0"/>
           <w:left w:val="single" w:color="000000" w:themeColor="accent1" w:sz="4" w:space="0"/>
-          <w:bottom w:val="none"/>
-          <w:right w:val="none"/>
+          <w:bottom w:val="none" w:color="000000" w:sz="4" w:space="0"/>
+          <w:right w:val="none" w:color="000000" w:sz="4" w:space="0"/>
         </w:tcBorders>
       </w:tcPr>
     </w:tblStylePr>
@@ -50801,9 +53448,9 @@
         <w:shd w:val="clear" w:color="ffffff" w:themeColor="light1" w:fill="ffffff" w:themeFill="light1"/>
         <w:tcBorders>
           <w:top w:val="single" w:color="000000" w:themeColor="accent1" w:sz="4" w:space="0"/>
-          <w:left w:val="none"/>
-          <w:bottom w:val="none"/>
-          <w:right w:val="none"/>
+          <w:left w:val="none" w:color="000000" w:sz="4" w:space="0"/>
+          <w:bottom w:val="none" w:color="000000" w:sz="4" w:space="0"/>
+          <w:right w:val="none" w:color="000000" w:sz="4" w:space="0"/>
         </w:tcBorders>
       </w:tcPr>
     </w:tblStylePr>
@@ -50878,9 +53525,9 @@
       </w:tcPr>
     </w:tblStylePr>
   </w:style>
-  <w:style w:type="table" w:styleId="112">
+  <w:style w:type="table" w:styleId="872">
     <w:name w:val="List Table 7 Colorful - Accent 2"/>
-    <w:basedOn w:val="747"/>
+    <w:basedOn w:val="953"/>
     <w:uiPriority w:val="99"/>
     <w:pPr>
       <w:pBdr/>
@@ -50979,11 +53626,11 @@
         <w:tblBorders/>
       </w:tblPr>
       <w:tcPr>
-        <w:shd w:color="ffffff"/>
+        <w:shd w:val="clear" w:color="ffffff"/>
         <w:tcBorders>
-          <w:top w:val="none"/>
-          <w:left w:val="none"/>
-          <w:bottom w:val="none"/>
+          <w:top w:val="none" w:color="000000" w:sz="4" w:space="0"/>
+          <w:left w:val="none" w:color="000000" w:sz="4" w:space="0"/>
+          <w:bottom w:val="none" w:color="000000" w:sz="4" w:space="0"/>
           <w:right w:val="single" w:color="000000" w:themeColor="accent2" w:themeTint="97" w:sz="4" w:space="0"/>
         </w:tcBorders>
       </w:tcPr>
@@ -51006,10 +53653,10 @@
       <w:tcPr>
         <w:shd w:val="clear" w:color="ffffff" w:themeColor="light1" w:fill="ffffff" w:themeFill="light1"/>
         <w:tcBorders>
-          <w:top w:val="none"/>
-          <w:left w:val="none"/>
+          <w:top w:val="none" w:color="000000" w:sz="4" w:space="0"/>
+          <w:left w:val="none" w:color="000000" w:sz="4" w:space="0"/>
           <w:bottom w:val="single" w:color="000000" w:themeColor="accent2" w:themeTint="97" w:sz="4" w:space="0"/>
-          <w:right w:val="none"/>
+          <w:right w:val="none" w:color="000000" w:sz="4" w:space="0"/>
         </w:tcBorders>
       </w:tcPr>
     </w:tblStylePr>
@@ -51029,12 +53676,12 @@
         <w:tblBorders/>
       </w:tblPr>
       <w:tcPr>
-        <w:shd w:color="ffffff"/>
+        <w:shd w:val="clear" w:color="ffffff"/>
         <w:tcBorders>
-          <w:top w:val="none"/>
+          <w:top w:val="none" w:color="000000" w:sz="4" w:space="0"/>
           <w:left w:val="single" w:color="000000" w:themeColor="accent2" w:themeTint="97" w:sz="4" w:space="0"/>
-          <w:bottom w:val="none"/>
-          <w:right w:val="none"/>
+          <w:bottom w:val="none" w:color="000000" w:sz="4" w:space="0"/>
+          <w:right w:val="none" w:color="000000" w:sz="4" w:space="0"/>
         </w:tcBorders>
       </w:tcPr>
     </w:tblStylePr>
@@ -51057,9 +53704,9 @@
         <w:shd w:val="clear" w:color="ffffff" w:themeColor="light1" w:fill="ffffff" w:themeFill="light1"/>
         <w:tcBorders>
           <w:top w:val="single" w:color="000000" w:themeColor="accent2" w:themeTint="97" w:sz="4" w:space="0"/>
-          <w:left w:val="none"/>
-          <w:bottom w:val="none"/>
-          <w:right w:val="none"/>
+          <w:left w:val="none" w:color="000000" w:sz="4" w:space="0"/>
+          <w:bottom w:val="none" w:color="000000" w:sz="4" w:space="0"/>
+          <w:right w:val="none" w:color="000000" w:sz="4" w:space="0"/>
         </w:tcBorders>
       </w:tcPr>
     </w:tblStylePr>
@@ -51134,9 +53781,9 @@
       </w:tcPr>
     </w:tblStylePr>
   </w:style>
-  <w:style w:type="table" w:styleId="113">
+  <w:style w:type="table" w:styleId="873">
     <w:name w:val="List Table 7 Colorful - Accent 3"/>
-    <w:basedOn w:val="747"/>
+    <w:basedOn w:val="953"/>
     <w:uiPriority w:val="99"/>
     <w:pPr>
       <w:pBdr/>
@@ -51235,11 +53882,11 @@
         <w:tblBorders/>
       </w:tblPr>
       <w:tcPr>
-        <w:shd w:color="ffffff"/>
+        <w:shd w:val="clear" w:color="ffffff"/>
         <w:tcBorders>
-          <w:top w:val="none"/>
-          <w:left w:val="none"/>
-          <w:bottom w:val="none"/>
+          <w:top w:val="none" w:color="000000" w:sz="4" w:space="0"/>
+          <w:left w:val="none" w:color="000000" w:sz="4" w:space="0"/>
+          <w:bottom w:val="none" w:color="000000" w:sz="4" w:space="0"/>
           <w:right w:val="single" w:color="000000" w:themeColor="accent3" w:themeTint="98" w:sz="4" w:space="0"/>
         </w:tcBorders>
       </w:tcPr>
@@ -51262,10 +53909,10 @@
       <w:tcPr>
         <w:shd w:val="clear" w:color="ffffff" w:themeColor="light1" w:fill="ffffff" w:themeFill="light1"/>
         <w:tcBorders>
-          <w:top w:val="none"/>
-          <w:left w:val="none"/>
+          <w:top w:val="none" w:color="000000" w:sz="4" w:space="0"/>
+          <w:left w:val="none" w:color="000000" w:sz="4" w:space="0"/>
           <w:bottom w:val="single" w:color="000000" w:themeColor="accent3" w:themeTint="98" w:sz="4" w:space="0"/>
-          <w:right w:val="none"/>
+          <w:right w:val="none" w:color="000000" w:sz="4" w:space="0"/>
         </w:tcBorders>
       </w:tcPr>
     </w:tblStylePr>
@@ -51285,12 +53932,12 @@
         <w:tblBorders/>
       </w:tblPr>
       <w:tcPr>
-        <w:shd w:color="ffffff"/>
+        <w:shd w:val="clear" w:color="ffffff"/>
         <w:tcBorders>
-          <w:top w:val="none"/>
+          <w:top w:val="none" w:color="000000" w:sz="4" w:space="0"/>
           <w:left w:val="single" w:color="000000" w:themeColor="accent3" w:themeTint="98" w:sz="4" w:space="0"/>
-          <w:bottom w:val="none"/>
-          <w:right w:val="none"/>
+          <w:bottom w:val="none" w:color="000000" w:sz="4" w:space="0"/>
+          <w:right w:val="none" w:color="000000" w:sz="4" w:space="0"/>
         </w:tcBorders>
       </w:tcPr>
     </w:tblStylePr>
@@ -51313,9 +53960,9 @@
         <w:shd w:val="clear" w:color="ffffff" w:themeColor="light1" w:fill="ffffff" w:themeFill="light1"/>
         <w:tcBorders>
           <w:top w:val="single" w:color="000000" w:themeColor="accent3" w:themeTint="98" w:sz="4" w:space="0"/>
-          <w:left w:val="none"/>
-          <w:bottom w:val="none"/>
-          <w:right w:val="none"/>
+          <w:left w:val="none" w:color="000000" w:sz="4" w:space="0"/>
+          <w:bottom w:val="none" w:color="000000" w:sz="4" w:space="0"/>
+          <w:right w:val="none" w:color="000000" w:sz="4" w:space="0"/>
         </w:tcBorders>
       </w:tcPr>
     </w:tblStylePr>
@@ -51390,9 +54037,9 @@
       </w:tcPr>
     </w:tblStylePr>
   </w:style>
-  <w:style w:type="table" w:styleId="114">
+  <w:style w:type="table" w:styleId="874">
     <w:name w:val="List Table 7 Colorful - Accent 4"/>
-    <w:basedOn w:val="747"/>
+    <w:basedOn w:val="953"/>
     <w:uiPriority w:val="99"/>
     <w:pPr>
       <w:pBdr/>
@@ -51491,11 +54138,11 @@
         <w:tblBorders/>
       </w:tblPr>
       <w:tcPr>
-        <w:shd w:color="ffffff"/>
+        <w:shd w:val="clear" w:color="ffffff"/>
         <w:tcBorders>
-          <w:top w:val="none"/>
-          <w:left w:val="none"/>
-          <w:bottom w:val="none"/>
+          <w:top w:val="none" w:color="000000" w:sz="4" w:space="0"/>
+          <w:left w:val="none" w:color="000000" w:sz="4" w:space="0"/>
+          <w:bottom w:val="none" w:color="000000" w:sz="4" w:space="0"/>
           <w:right w:val="single" w:color="000000" w:themeColor="accent4" w:themeTint="9A" w:sz="4" w:space="0"/>
         </w:tcBorders>
       </w:tcPr>
@@ -51518,10 +54165,10 @@
       <w:tcPr>
         <w:shd w:val="clear" w:color="ffffff" w:themeColor="light1" w:fill="ffffff" w:themeFill="light1"/>
         <w:tcBorders>
-          <w:top w:val="none"/>
-          <w:left w:val="none"/>
+          <w:top w:val="none" w:color="000000" w:sz="4" w:space="0"/>
+          <w:left w:val="none" w:color="000000" w:sz="4" w:space="0"/>
           <w:bottom w:val="single" w:color="000000" w:themeColor="accent4" w:themeTint="9A" w:sz="4" w:space="0"/>
-          <w:right w:val="none"/>
+          <w:right w:val="none" w:color="000000" w:sz="4" w:space="0"/>
         </w:tcBorders>
       </w:tcPr>
     </w:tblStylePr>
@@ -51541,12 +54188,12 @@
         <w:tblBorders/>
       </w:tblPr>
       <w:tcPr>
-        <w:shd w:color="ffffff"/>
+        <w:shd w:val="clear" w:color="ffffff"/>
         <w:tcBorders>
-          <w:top w:val="none"/>
+          <w:top w:val="none" w:color="000000" w:sz="4" w:space="0"/>
           <w:left w:val="single" w:color="000000" w:themeColor="accent4" w:themeTint="9A" w:sz="4" w:space="0"/>
-          <w:bottom w:val="none"/>
-          <w:right w:val="none"/>
+          <w:bottom w:val="none" w:color="000000" w:sz="4" w:space="0"/>
+          <w:right w:val="none" w:color="000000" w:sz="4" w:space="0"/>
         </w:tcBorders>
       </w:tcPr>
     </w:tblStylePr>
@@ -51569,9 +54216,9 @@
         <w:shd w:val="clear" w:color="ffffff" w:themeColor="light1" w:fill="ffffff" w:themeFill="light1"/>
         <w:tcBorders>
           <w:top w:val="single" w:color="000000" w:themeColor="accent4" w:themeTint="9A" w:sz="4" w:space="0"/>
-          <w:left w:val="none"/>
-          <w:bottom w:val="none"/>
-          <w:right w:val="none"/>
+          <w:left w:val="none" w:color="000000" w:sz="4" w:space="0"/>
+          <w:bottom w:val="none" w:color="000000" w:sz="4" w:space="0"/>
+          <w:right w:val="none" w:color="000000" w:sz="4" w:space="0"/>
         </w:tcBorders>
       </w:tcPr>
     </w:tblStylePr>
@@ -51646,9 +54293,9 @@
       </w:tcPr>
     </w:tblStylePr>
   </w:style>
-  <w:style w:type="table" w:styleId="115">
+  <w:style w:type="table" w:styleId="875">
     <w:name w:val="List Table 7 Colorful - Accent 5"/>
-    <w:basedOn w:val="747"/>
+    <w:basedOn w:val="953"/>
     <w:uiPriority w:val="99"/>
     <w:pPr>
       <w:pBdr/>
@@ -51747,11 +54394,11 @@
         <w:tblBorders/>
       </w:tblPr>
       <w:tcPr>
-        <w:shd w:color="ffffff"/>
+        <w:shd w:val="clear" w:color="ffffff"/>
         <w:tcBorders>
-          <w:top w:val="none"/>
-          <w:left w:val="none"/>
-          <w:bottom w:val="none"/>
+          <w:top w:val="none" w:color="000000" w:sz="4" w:space="0"/>
+          <w:left w:val="none" w:color="000000" w:sz="4" w:space="0"/>
+          <w:bottom w:val="none" w:color="000000" w:sz="4" w:space="0"/>
           <w:right w:val="single" w:color="000000" w:themeColor="accent5" w:themeTint="9A" w:sz="4" w:space="0"/>
         </w:tcBorders>
       </w:tcPr>
@@ -51774,10 +54421,10 @@
       <w:tcPr>
         <w:shd w:val="clear" w:color="ffffff" w:themeColor="light1" w:fill="ffffff" w:themeFill="light1"/>
         <w:tcBorders>
-          <w:top w:val="none"/>
-          <w:left w:val="none"/>
+          <w:top w:val="none" w:color="000000" w:sz="4" w:space="0"/>
+          <w:left w:val="none" w:color="000000" w:sz="4" w:space="0"/>
           <w:bottom w:val="single" w:color="000000" w:themeColor="accent5" w:themeTint="9A" w:sz="4" w:space="0"/>
-          <w:right w:val="none"/>
+          <w:right w:val="none" w:color="000000" w:sz="4" w:space="0"/>
         </w:tcBorders>
       </w:tcPr>
     </w:tblStylePr>
@@ -51797,12 +54444,12 @@
         <w:tblBorders/>
       </w:tblPr>
       <w:tcPr>
-        <w:shd w:color="ffffff"/>
+        <w:shd w:val="clear" w:color="ffffff"/>
         <w:tcBorders>
-          <w:top w:val="none"/>
+          <w:top w:val="none" w:color="000000" w:sz="4" w:space="0"/>
           <w:left w:val="single" w:color="000000" w:themeColor="accent5" w:themeTint="9A" w:sz="4" w:space="0"/>
-          <w:bottom w:val="none"/>
-          <w:right w:val="none"/>
+          <w:bottom w:val="none" w:color="000000" w:sz="4" w:space="0"/>
+          <w:right w:val="none" w:color="000000" w:sz="4" w:space="0"/>
         </w:tcBorders>
       </w:tcPr>
     </w:tblStylePr>
@@ -51825,9 +54472,9 @@
         <w:shd w:val="clear" w:color="ffffff" w:themeColor="light1" w:fill="ffffff" w:themeFill="light1"/>
         <w:tcBorders>
           <w:top w:val="single" w:color="000000" w:themeColor="accent5" w:themeTint="9A" w:sz="4" w:space="0"/>
-          <w:left w:val="none"/>
-          <w:bottom w:val="none"/>
-          <w:right w:val="none"/>
+          <w:left w:val="none" w:color="000000" w:sz="4" w:space="0"/>
+          <w:bottom w:val="none" w:color="000000" w:sz="4" w:space="0"/>
+          <w:right w:val="none" w:color="000000" w:sz="4" w:space="0"/>
         </w:tcBorders>
       </w:tcPr>
     </w:tblStylePr>
@@ -51902,9 +54549,9 @@
       </w:tcPr>
     </w:tblStylePr>
   </w:style>
-  <w:style w:type="table" w:styleId="116">
+  <w:style w:type="table" w:styleId="876">
     <w:name w:val="List Table 7 Colorful - Accent 6"/>
-    <w:basedOn w:val="747"/>
+    <w:basedOn w:val="953"/>
     <w:uiPriority w:val="99"/>
     <w:pPr>
       <w:pBdr/>
@@ -52003,11 +54650,11 @@
         <w:tblBorders/>
       </w:tblPr>
       <w:tcPr>
-        <w:shd w:color="ffffff"/>
+        <w:shd w:val="clear" w:color="ffffff"/>
         <w:tcBorders>
-          <w:top w:val="none"/>
-          <w:left w:val="none"/>
-          <w:bottom w:val="none"/>
+          <w:top w:val="none" w:color="000000" w:sz="4" w:space="0"/>
+          <w:left w:val="none" w:color="000000" w:sz="4" w:space="0"/>
+          <w:bottom w:val="none" w:color="000000" w:sz="4" w:space="0"/>
           <w:right w:val="single" w:color="000000" w:themeColor="accent6" w:themeTint="98" w:sz="4" w:space="0"/>
         </w:tcBorders>
       </w:tcPr>
@@ -52030,10 +54677,10 @@
       <w:tcPr>
         <w:shd w:val="clear" w:color="ffffff" w:themeColor="light1" w:fill="ffffff" w:themeFill="light1"/>
         <w:tcBorders>
-          <w:top w:val="none"/>
-          <w:left w:val="none"/>
+          <w:top w:val="none" w:color="000000" w:sz="4" w:space="0"/>
+          <w:left w:val="none" w:color="000000" w:sz="4" w:space="0"/>
           <w:bottom w:val="single" w:color="000000" w:themeColor="accent6" w:themeTint="98" w:sz="4" w:space="0"/>
-          <w:right w:val="none"/>
+          <w:right w:val="none" w:color="000000" w:sz="4" w:space="0"/>
         </w:tcBorders>
       </w:tcPr>
     </w:tblStylePr>
@@ -52053,12 +54700,12 @@
         <w:tblBorders/>
       </w:tblPr>
       <w:tcPr>
-        <w:shd w:color="ffffff"/>
+        <w:shd w:val="clear" w:color="ffffff"/>
         <w:tcBorders>
-          <w:top w:val="none"/>
+          <w:top w:val="none" w:color="000000" w:sz="4" w:space="0"/>
           <w:left w:val="single" w:color="000000" w:themeColor="accent6" w:themeTint="98" w:sz="4" w:space="0"/>
-          <w:bottom w:val="none"/>
-          <w:right w:val="none"/>
+          <w:bottom w:val="none" w:color="000000" w:sz="4" w:space="0"/>
+          <w:right w:val="none" w:color="000000" w:sz="4" w:space="0"/>
         </w:tcBorders>
       </w:tcPr>
     </w:tblStylePr>
@@ -52081,9 +54728,9 @@
         <w:shd w:val="clear" w:color="ffffff" w:themeColor="light1" w:fill="ffffff" w:themeFill="light1"/>
         <w:tcBorders>
           <w:top w:val="single" w:color="000000" w:themeColor="accent6" w:themeTint="98" w:sz="4" w:space="0"/>
-          <w:left w:val="none"/>
-          <w:bottom w:val="none"/>
-          <w:right w:val="none"/>
+          <w:left w:val="none" w:color="000000" w:sz="4" w:space="0"/>
+          <w:bottom w:val="none" w:color="000000" w:sz="4" w:space="0"/>
+          <w:right w:val="none" w:color="000000" w:sz="4" w:space="0"/>
         </w:tcBorders>
       </w:tcPr>
     </w:tblStylePr>
@@ -52158,9 +54805,9 @@
       </w:tcPr>
     </w:tblStylePr>
   </w:style>
-  <w:style w:type="table" w:styleId="117">
+  <w:style w:type="table" w:styleId="877">
     <w:name w:val="Lined - Accent"/>
-    <w:basedOn w:val="747"/>
+    <w:basedOn w:val="953"/>
     <w:uiPriority w:val="99"/>
     <w:pPr>
       <w:pBdr/>
@@ -52395,9 +55042,9 @@
       </w:tcPr>
     </w:tblStylePr>
   </w:style>
-  <w:style w:type="table" w:styleId="118">
+  <w:style w:type="table" w:styleId="878">
     <w:name w:val="Lined - Accent 1"/>
-    <w:basedOn w:val="747"/>
+    <w:basedOn w:val="953"/>
     <w:uiPriority w:val="99"/>
     <w:pPr>
       <w:pBdr/>
@@ -52632,9 +55279,9 @@
       </w:tcPr>
     </w:tblStylePr>
   </w:style>
-  <w:style w:type="table" w:styleId="119">
+  <w:style w:type="table" w:styleId="879">
     <w:name w:val="Lined - Accent 2"/>
-    <w:basedOn w:val="747"/>
+    <w:basedOn w:val="953"/>
     <w:uiPriority w:val="99"/>
     <w:pPr>
       <w:pBdr/>
@@ -52869,9 +55516,9 @@
       </w:tcPr>
     </w:tblStylePr>
   </w:style>
-  <w:style w:type="table" w:styleId="120">
+  <w:style w:type="table" w:styleId="880">
     <w:name w:val="Lined - Accent 3"/>
-    <w:basedOn w:val="747"/>
+    <w:basedOn w:val="953"/>
     <w:uiPriority w:val="99"/>
     <w:pPr>
       <w:pBdr/>
@@ -53106,9 +55753,9 @@
       </w:tcPr>
     </w:tblStylePr>
   </w:style>
-  <w:style w:type="table" w:styleId="121">
+  <w:style w:type="table" w:styleId="881">
     <w:name w:val="Lined - Accent 4"/>
-    <w:basedOn w:val="747"/>
+    <w:basedOn w:val="953"/>
     <w:uiPriority w:val="99"/>
     <w:pPr>
       <w:pBdr/>
@@ -53343,9 +55990,9 @@
       </w:tcPr>
     </w:tblStylePr>
   </w:style>
-  <w:style w:type="table" w:styleId="122">
+  <w:style w:type="table" w:styleId="882">
     <w:name w:val="Lined - Accent 5"/>
-    <w:basedOn w:val="747"/>
+    <w:basedOn w:val="953"/>
     <w:uiPriority w:val="99"/>
     <w:pPr>
       <w:pBdr/>
@@ -53580,9 +56227,9 @@
       </w:tcPr>
     </w:tblStylePr>
   </w:style>
-  <w:style w:type="table" w:styleId="123">
+  <w:style w:type="table" w:styleId="883">
     <w:name w:val="Lined - Accent 6"/>
-    <w:basedOn w:val="747"/>
+    <w:basedOn w:val="953"/>
     <w:uiPriority w:val="99"/>
     <w:pPr>
       <w:pBdr/>
@@ -53817,9 +56464,9 @@
       </w:tcPr>
     </w:tblStylePr>
   </w:style>
-  <w:style w:type="table" w:styleId="124">
+  <w:style w:type="table" w:styleId="884">
     <w:name w:val="Bordered &amp; Lined - Accent"/>
-    <w:basedOn w:val="747"/>
+    <w:basedOn w:val="953"/>
     <w:uiPriority w:val="99"/>
     <w:pPr>
       <w:pBdr/>
@@ -54061,9 +56708,9 @@
       </w:tcPr>
     </w:tblStylePr>
   </w:style>
-  <w:style w:type="table" w:styleId="125">
+  <w:style w:type="table" w:styleId="885">
     <w:name w:val="Bordered &amp; Lined - Accent 1"/>
-    <w:basedOn w:val="747"/>
+    <w:basedOn w:val="953"/>
     <w:uiPriority w:val="99"/>
     <w:pPr>
       <w:pBdr/>
@@ -54305,9 +56952,9 @@
       </w:tcPr>
     </w:tblStylePr>
   </w:style>
-  <w:style w:type="table" w:styleId="126">
+  <w:style w:type="table" w:styleId="886">
     <w:name w:val="Bordered &amp; Lined - Accent 2"/>
-    <w:basedOn w:val="747"/>
+    <w:basedOn w:val="953"/>
     <w:uiPriority w:val="99"/>
     <w:pPr>
       <w:pBdr/>
@@ -54549,9 +57196,9 @@
       </w:tcPr>
     </w:tblStylePr>
   </w:style>
-  <w:style w:type="table" w:styleId="127">
+  <w:style w:type="table" w:styleId="887">
     <w:name w:val="Bordered &amp; Lined - Accent 3"/>
-    <w:basedOn w:val="747"/>
+    <w:basedOn w:val="953"/>
     <w:uiPriority w:val="99"/>
     <w:pPr>
       <w:pBdr/>
@@ -54793,9 +57440,9 @@
       </w:tcPr>
     </w:tblStylePr>
   </w:style>
-  <w:style w:type="table" w:styleId="128">
+  <w:style w:type="table" w:styleId="888">
     <w:name w:val="Bordered &amp; Lined - Accent 4"/>
-    <w:basedOn w:val="747"/>
+    <w:basedOn w:val="953"/>
     <w:uiPriority w:val="99"/>
     <w:pPr>
       <w:pBdr/>
@@ -55037,9 +57684,9 @@
       </w:tcPr>
     </w:tblStylePr>
   </w:style>
-  <w:style w:type="table" w:styleId="129">
+  <w:style w:type="table" w:styleId="889">
     <w:name w:val="Bordered &amp; Lined - Accent 5"/>
-    <w:basedOn w:val="747"/>
+    <w:basedOn w:val="953"/>
     <w:uiPriority w:val="99"/>
     <w:pPr>
       <w:pBdr/>
@@ -55281,9 +57928,9 @@
       </w:tcPr>
     </w:tblStylePr>
   </w:style>
-  <w:style w:type="table" w:styleId="130">
+  <w:style w:type="table" w:styleId="890">
     <w:name w:val="Bordered &amp; Lined - Accent 6"/>
-    <w:basedOn w:val="747"/>
+    <w:basedOn w:val="953"/>
     <w:uiPriority w:val="99"/>
     <w:pPr>
       <w:pBdr/>
@@ -55525,9 +58172,9 @@
       </w:tcPr>
     </w:tblStylePr>
   </w:style>
-  <w:style w:type="table" w:styleId="131">
+  <w:style w:type="table" w:styleId="891">
     <w:name w:val="Bordered"/>
-    <w:basedOn w:val="747"/>
+    <w:basedOn w:val="953"/>
     <w:uiPriority w:val="99"/>
     <w:pPr>
       <w:pBdr/>
@@ -55756,9 +58403,9 @@
       </w:tcPr>
     </w:tblStylePr>
   </w:style>
-  <w:style w:type="table" w:styleId="132">
+  <w:style w:type="table" w:styleId="892">
     <w:name w:val="Bordered - Accent 1"/>
-    <w:basedOn w:val="747"/>
+    <w:basedOn w:val="953"/>
     <w:uiPriority w:val="99"/>
     <w:pPr>
       <w:pBdr/>
@@ -55987,9 +58634,9 @@
       </w:tcPr>
     </w:tblStylePr>
   </w:style>
-  <w:style w:type="table" w:styleId="133">
+  <w:style w:type="table" w:styleId="893">
     <w:name w:val="Bordered - Accent 2"/>
-    <w:basedOn w:val="747"/>
+    <w:basedOn w:val="953"/>
     <w:uiPriority w:val="99"/>
     <w:pPr>
       <w:pBdr/>
@@ -56218,9 +58865,9 @@
       </w:tcPr>
     </w:tblStylePr>
   </w:style>
-  <w:style w:type="table" w:styleId="134">
+  <w:style w:type="table" w:styleId="894">
     <w:name w:val="Bordered - Accent 3"/>
-    <w:basedOn w:val="747"/>
+    <w:basedOn w:val="953"/>
     <w:uiPriority w:val="99"/>
     <w:pPr>
       <w:pBdr/>
@@ -56449,9 +59096,9 @@
       </w:tcPr>
     </w:tblStylePr>
   </w:style>
-  <w:style w:type="table" w:styleId="135">
+  <w:style w:type="table" w:styleId="895">
     <w:name w:val="Bordered - Accent 4"/>
-    <w:basedOn w:val="747"/>
+    <w:basedOn w:val="953"/>
     <w:uiPriority w:val="99"/>
     <w:pPr>
       <w:pBdr/>
@@ -56680,9 +59327,9 @@
       </w:tcPr>
     </w:tblStylePr>
   </w:style>
-  <w:style w:type="table" w:styleId="136">
+  <w:style w:type="table" w:styleId="896">
     <w:name w:val="Bordered - Accent 5"/>
-    <w:basedOn w:val="747"/>
+    <w:basedOn w:val="953"/>
     <w:uiPriority w:val="99"/>
     <w:pPr>
       <w:pBdr/>
@@ -56911,9 +59558,9 @@
       </w:tcPr>
     </w:tblStylePr>
   </w:style>
-  <w:style w:type="table" w:styleId="137">
+  <w:style w:type="table" w:styleId="897">
     <w:name w:val="Bordered - Accent 6"/>
-    <w:basedOn w:val="747"/>
+    <w:basedOn w:val="953"/>
     <w:uiPriority w:val="99"/>
     <w:pPr>
       <w:pBdr/>
@@ -57142,10 +59789,10 @@
       </w:tcPr>
     </w:tblStylePr>
   </w:style>
-  <w:style w:type="character" w:styleId="150">
+  <w:style w:type="character" w:styleId="898">
     <w:name w:val="Heading 1 Char"/>
-    <w:basedOn w:val="746"/>
-    <w:link w:val="737"/>
+    <w:basedOn w:val="952"/>
+    <w:link w:val="943"/>
     <w:uiPriority w:val="9"/>
     <w:pPr>
       <w:pBdr/>
@@ -57159,10 +59806,10 @@
       <w:szCs w:val="40"/>
     </w:rPr>
   </w:style>
-  <w:style w:type="character" w:styleId="151">
+  <w:style w:type="character" w:styleId="899">
     <w:name w:val="Heading 2 Char"/>
-    <w:basedOn w:val="746"/>
-    <w:link w:val="738"/>
+    <w:basedOn w:val="952"/>
+    <w:link w:val="944"/>
     <w:uiPriority w:val="9"/>
     <w:pPr>
       <w:pBdr/>
@@ -57176,10 +59823,10 @@
       <w:szCs w:val="32"/>
     </w:rPr>
   </w:style>
-  <w:style w:type="character" w:styleId="152">
+  <w:style w:type="character" w:styleId="900">
     <w:name w:val="Heading 3 Char"/>
-    <w:basedOn w:val="746"/>
-    <w:link w:val="739"/>
+    <w:basedOn w:val="952"/>
+    <w:link w:val="945"/>
     <w:uiPriority w:val="9"/>
     <w:pPr>
       <w:pBdr/>
@@ -57193,10 +59840,10 @@
       <w:szCs w:val="28"/>
     </w:rPr>
   </w:style>
-  <w:style w:type="character" w:styleId="153">
+  <w:style w:type="character" w:styleId="901">
     <w:name w:val="Heading 4 Char"/>
-    <w:basedOn w:val="746"/>
-    <w:link w:val="740"/>
+    <w:basedOn w:val="952"/>
+    <w:link w:val="946"/>
     <w:uiPriority w:val="9"/>
     <w:pPr>
       <w:pBdr/>
@@ -57210,10 +59857,10 @@
       <w:color w:val="0f4761" w:themeColor="accent1" w:themeShade="BF"/>
     </w:rPr>
   </w:style>
-  <w:style w:type="character" w:styleId="154">
+  <w:style w:type="character" w:styleId="902">
     <w:name w:val="Heading 5 Char"/>
-    <w:basedOn w:val="746"/>
-    <w:link w:val="741"/>
+    <w:basedOn w:val="952"/>
+    <w:link w:val="947"/>
     <w:uiPriority w:val="9"/>
     <w:pPr>
       <w:pBdr/>
@@ -57225,10 +59872,10 @@
       <w:color w:val="0f4761" w:themeColor="accent1" w:themeShade="BF"/>
     </w:rPr>
   </w:style>
-  <w:style w:type="character" w:styleId="155">
+  <w:style w:type="character" w:styleId="903">
     <w:name w:val="Heading 6 Char"/>
-    <w:basedOn w:val="746"/>
-    <w:link w:val="742"/>
+    <w:basedOn w:val="952"/>
+    <w:link w:val="948"/>
     <w:uiPriority w:val="9"/>
     <w:pPr>
       <w:pBdr/>
@@ -57242,10 +59889,10 @@
       <w:color w:val="595959" w:themeColor="text1" w:themeTint="A6"/>
     </w:rPr>
   </w:style>
-  <w:style w:type="character" w:styleId="156">
+  <w:style w:type="character" w:styleId="904">
     <w:name w:val="Heading 7 Char"/>
-    <w:basedOn w:val="746"/>
-    <w:link w:val="743"/>
+    <w:basedOn w:val="952"/>
+    <w:link w:val="949"/>
     <w:uiPriority w:val="9"/>
     <w:pPr>
       <w:pBdr/>
@@ -57257,10 +59904,10 @@
       <w:color w:val="595959" w:themeColor="text1" w:themeTint="A6"/>
     </w:rPr>
   </w:style>
-  <w:style w:type="character" w:styleId="157">
+  <w:style w:type="character" w:styleId="905">
     <w:name w:val="Heading 8 Char"/>
-    <w:basedOn w:val="746"/>
-    <w:link w:val="744"/>
+    <w:basedOn w:val="952"/>
+    <w:link w:val="950"/>
     <w:uiPriority w:val="9"/>
     <w:pPr>
       <w:pBdr/>
@@ -57274,10 +59921,10 @@
       <w:color w:val="272727" w:themeColor="text1" w:themeTint="D8"/>
     </w:rPr>
   </w:style>
-  <w:style w:type="character" w:styleId="158">
+  <w:style w:type="character" w:styleId="906">
     <w:name w:val="Heading 9 Char"/>
-    <w:basedOn w:val="746"/>
-    <w:link w:val="745"/>
+    <w:basedOn w:val="952"/>
+    <w:link w:val="951"/>
     <w:uiPriority w:val="9"/>
     <w:pPr>
       <w:pBdr/>
@@ -57291,10 +59938,10 @@
       <w:color w:val="272727" w:themeColor="text1" w:themeTint="D8"/>
     </w:rPr>
   </w:style>
-  <w:style w:type="character" w:styleId="160">
+  <w:style w:type="character" w:styleId="907">
     <w:name w:val="Title Char"/>
-    <w:basedOn w:val="746"/>
-    <w:link w:val="758"/>
+    <w:basedOn w:val="952"/>
+    <w:link w:val="964"/>
     <w:uiPriority w:val="10"/>
     <w:pPr>
       <w:pBdr/>
@@ -57308,10 +59955,10 @@
       <w:szCs w:val="56"/>
     </w:rPr>
   </w:style>
-  <w:style w:type="character" w:styleId="162">
+  <w:style w:type="character" w:styleId="908">
     <w:name w:val="Subtitle Char"/>
-    <w:basedOn w:val="746"/>
-    <w:link w:val="760"/>
+    <w:basedOn w:val="952"/>
+    <w:link w:val="966"/>
     <w:uiPriority w:val="11"/>
     <w:pPr>
       <w:pBdr/>
@@ -57325,10 +59972,10 @@
       <w:szCs w:val="28"/>
     </w:rPr>
   </w:style>
-  <w:style w:type="character" w:styleId="164">
+  <w:style w:type="character" w:styleId="909">
     <w:name w:val="Quote Char"/>
-    <w:basedOn w:val="746"/>
-    <w:link w:val="762"/>
+    <w:basedOn w:val="952"/>
+    <w:link w:val="968"/>
     <w:uiPriority w:val="29"/>
     <w:pPr>
       <w:pBdr/>
@@ -57341,10 +59988,10 @@
       <w:color w:val="404040" w:themeColor="text1" w:themeTint="BF"/>
     </w:rPr>
   </w:style>
-  <w:style w:type="character" w:styleId="168">
+  <w:style w:type="character" w:styleId="910">
     <w:name w:val="Intense Quote Char"/>
-    <w:basedOn w:val="746"/>
-    <w:link w:val="766"/>
+    <w:basedOn w:val="952"/>
+    <w:link w:val="972"/>
     <w:uiPriority w:val="30"/>
     <w:pPr>
       <w:pBdr/>
@@ -57357,9 +60004,9 @@
       <w:color w:val="0f4761" w:themeColor="accent1" w:themeShade="BF"/>
     </w:rPr>
   </w:style>
-  <w:style w:type="paragraph" w:styleId="170">
+  <w:style w:type="paragraph" w:styleId="911">
     <w:name w:val="No Spacing"/>
-    <w:basedOn w:val="736"/>
+    <w:basedOn w:val="942"/>
     <w:uiPriority w:val="1"/>
     <w:qFormat/>
     <w:pPr>
@@ -57368,9 +60015,9 @@
       <w:ind/>
     </w:pPr>
   </w:style>
-  <w:style w:type="character" w:styleId="171">
+  <w:style w:type="character" w:styleId="912">
     <w:name w:val="Subtle Emphasis"/>
-    <w:basedOn w:val="746"/>
+    <w:basedOn w:val="952"/>
     <w:uiPriority w:val="19"/>
     <w:qFormat/>
     <w:pPr>
@@ -57384,9 +60031,9 @@
       <w:color w:val="404040" w:themeColor="text1" w:themeTint="BF"/>
     </w:rPr>
   </w:style>
-  <w:style w:type="character" w:styleId="172">
+  <w:style w:type="character" w:styleId="913">
     <w:name w:val="Emphasis"/>
-    <w:basedOn w:val="746"/>
+    <w:basedOn w:val="952"/>
     <w:uiPriority w:val="20"/>
     <w:qFormat/>
     <w:pPr>
@@ -57399,9 +60046,9 @@
       <w:iCs/>
     </w:rPr>
   </w:style>
-  <w:style w:type="character" w:styleId="173">
+  <w:style w:type="character" w:styleId="914">
     <w:name w:val="Strong"/>
-    <w:basedOn w:val="746"/>
+    <w:basedOn w:val="952"/>
     <w:uiPriority w:val="22"/>
     <w:qFormat/>
     <w:pPr>
@@ -57414,9 +60061,9 @@
       <w:bCs/>
     </w:rPr>
   </w:style>
-  <w:style w:type="character" w:styleId="174">
+  <w:style w:type="character" w:styleId="915">
     <w:name w:val="Subtle Reference"/>
-    <w:basedOn w:val="746"/>
+    <w:basedOn w:val="952"/>
     <w:uiPriority w:val="31"/>
     <w:qFormat/>
     <w:pPr>
@@ -57429,9 +60076,9 @@
       <w:color w:val="5a5a5a" w:themeColor="text1" w:themeTint="A5"/>
     </w:rPr>
   </w:style>
-  <w:style w:type="character" w:styleId="175">
+  <w:style w:type="character" w:styleId="916">
     <w:name w:val="Book Title"/>
-    <w:basedOn w:val="746"/>
+    <w:basedOn w:val="952"/>
     <w:uiPriority w:val="33"/>
     <w:qFormat/>
     <w:pPr>
@@ -57447,10 +60094,10 @@
       <w:spacing w:val="5"/>
     </w:rPr>
   </w:style>
-  <w:style w:type="paragraph" w:styleId="176">
+  <w:style w:type="paragraph" w:styleId="917">
     <w:name w:val="Header"/>
-    <w:basedOn w:val="736"/>
-    <w:link w:val="177"/>
+    <w:basedOn w:val="942"/>
+    <w:link w:val="918"/>
     <w:uiPriority w:val="99"/>
     <w:unhideWhenUsed/>
     <w:pPr>
@@ -57463,10 +60110,10 @@
       <w:ind/>
     </w:pPr>
   </w:style>
-  <w:style w:type="character" w:styleId="177">
+  <w:style w:type="character" w:styleId="918">
     <w:name w:val="Header Char"/>
-    <w:basedOn w:val="746"/>
-    <w:link w:val="176"/>
+    <w:basedOn w:val="952"/>
+    <w:link w:val="917"/>
     <w:uiPriority w:val="99"/>
     <w:pPr>
       <w:pBdr/>
@@ -57474,10 +60121,10 @@
       <w:ind/>
     </w:pPr>
   </w:style>
-  <w:style w:type="paragraph" w:styleId="178">
+  <w:style w:type="paragraph" w:styleId="919">
     <w:name w:val="Footer"/>
-    <w:basedOn w:val="736"/>
-    <w:link w:val="179"/>
+    <w:basedOn w:val="942"/>
+    <w:link w:val="920"/>
     <w:uiPriority w:val="99"/>
     <w:unhideWhenUsed/>
     <w:pPr>
@@ -57490,10 +60137,10 @@
       <w:ind/>
     </w:pPr>
   </w:style>
-  <w:style w:type="character" w:styleId="179">
+  <w:style w:type="character" w:styleId="920">
     <w:name w:val="Footer Char"/>
-    <w:basedOn w:val="746"/>
-    <w:link w:val="178"/>
+    <w:basedOn w:val="952"/>
+    <w:link w:val="919"/>
     <w:uiPriority w:val="99"/>
     <w:pPr>
       <w:pBdr/>
@@ -57501,10 +60148,10 @@
       <w:ind/>
     </w:pPr>
   </w:style>
-  <w:style w:type="paragraph" w:styleId="180">
+  <w:style w:type="paragraph" w:styleId="921">
     <w:name w:val="Caption"/>
-    <w:basedOn w:val="736"/>
-    <w:next w:val="736"/>
+    <w:basedOn w:val="942"/>
+    <w:next w:val="942"/>
     <w:uiPriority w:val="35"/>
     <w:unhideWhenUsed/>
     <w:qFormat/>
@@ -57521,10 +60168,10 @@
       <w:szCs w:val="18"/>
     </w:rPr>
   </w:style>
-  <w:style w:type="paragraph" w:styleId="181">
+  <w:style w:type="paragraph" w:styleId="922">
     <w:name w:val="footnote text"/>
-    <w:basedOn w:val="736"/>
-    <w:link w:val="182"/>
+    <w:basedOn w:val="942"/>
+    <w:link w:val="923"/>
     <w:uiPriority w:val="99"/>
     <w:semiHidden/>
     <w:unhideWhenUsed/>
@@ -57538,10 +60185,10 @@
       <w:szCs w:val="20"/>
     </w:rPr>
   </w:style>
-  <w:style w:type="character" w:styleId="182">
+  <w:style w:type="character" w:styleId="923">
     <w:name w:val="Footnote Text Char"/>
-    <w:basedOn w:val="746"/>
-    <w:link w:val="181"/>
+    <w:basedOn w:val="952"/>
+    <w:link w:val="922"/>
     <w:uiPriority w:val="99"/>
     <w:semiHidden/>
     <w:pPr>
@@ -57554,9 +60201,9 @@
       <w:szCs w:val="20"/>
     </w:rPr>
   </w:style>
-  <w:style w:type="character" w:styleId="183">
+  <w:style w:type="character" w:styleId="924">
     <w:name w:val="footnote reference"/>
-    <w:basedOn w:val="746"/>
+    <w:basedOn w:val="952"/>
     <w:uiPriority w:val="99"/>
     <w:semiHidden/>
     <w:unhideWhenUsed/>
@@ -57569,10 +60216,10 @@
       <w:vertAlign w:val="superscript"/>
     </w:rPr>
   </w:style>
-  <w:style w:type="paragraph" w:styleId="184">
+  <w:style w:type="paragraph" w:styleId="925">
     <w:name w:val="endnote text"/>
-    <w:basedOn w:val="736"/>
-    <w:link w:val="185"/>
+    <w:basedOn w:val="942"/>
+    <w:link w:val="926"/>
     <w:uiPriority w:val="99"/>
     <w:semiHidden/>
     <w:unhideWhenUsed/>
@@ -57586,10 +60233,10 @@
       <w:szCs w:val="20"/>
     </w:rPr>
   </w:style>
-  <w:style w:type="character" w:styleId="185">
+  <w:style w:type="character" w:styleId="926">
     <w:name w:val="Endnote Text Char"/>
-    <w:basedOn w:val="746"/>
-    <w:link w:val="184"/>
+    <w:basedOn w:val="952"/>
+    <w:link w:val="925"/>
     <w:uiPriority w:val="99"/>
     <w:semiHidden/>
     <w:pPr>
@@ -57602,9 +60249,9 @@
       <w:szCs w:val="20"/>
     </w:rPr>
   </w:style>
-  <w:style w:type="character" w:styleId="186">
+  <w:style w:type="character" w:styleId="927">
     <w:name w:val="endnote reference"/>
-    <w:basedOn w:val="746"/>
+    <w:basedOn w:val="952"/>
     <w:uiPriority w:val="99"/>
     <w:semiHidden/>
     <w:unhideWhenUsed/>
@@ -57617,9 +60264,9 @@
       <w:vertAlign w:val="superscript"/>
     </w:rPr>
   </w:style>
-  <w:style w:type="character" w:styleId="187">
+  <w:style w:type="character" w:styleId="928">
     <w:name w:val="Hyperlink"/>
-    <w:basedOn w:val="746"/>
+    <w:basedOn w:val="952"/>
     <w:uiPriority w:val="99"/>
     <w:unhideWhenUsed/>
     <w:pPr>
@@ -57632,9 +60279,9 @@
       <w:u w:val="single"/>
     </w:rPr>
   </w:style>
-  <w:style w:type="character" w:styleId="188">
+  <w:style w:type="character" w:styleId="929">
     <w:name w:val="FollowedHyperlink"/>
-    <w:basedOn w:val="746"/>
+    <w:basedOn w:val="952"/>
     <w:uiPriority w:val="99"/>
     <w:semiHidden/>
     <w:unhideWhenUsed/>
@@ -57648,10 +60295,10 @@
       <w:u w:val="single"/>
     </w:rPr>
   </w:style>
-  <w:style w:type="paragraph" w:styleId="189">
+  <w:style w:type="paragraph" w:styleId="930">
     <w:name w:val="toc 1"/>
-    <w:basedOn w:val="736"/>
-    <w:next w:val="736"/>
+    <w:basedOn w:val="942"/>
+    <w:next w:val="942"/>
     <w:uiPriority w:val="39"/>
     <w:unhideWhenUsed/>
     <w:pPr>
@@ -57660,10 +60307,10 @@
       <w:ind/>
     </w:pPr>
   </w:style>
-  <w:style w:type="paragraph" w:styleId="190">
+  <w:style w:type="paragraph" w:styleId="931">
     <w:name w:val="toc 2"/>
-    <w:basedOn w:val="736"/>
-    <w:next w:val="736"/>
+    <w:basedOn w:val="942"/>
+    <w:next w:val="942"/>
     <w:uiPriority w:val="39"/>
     <w:unhideWhenUsed/>
     <w:pPr>
@@ -57672,10 +60319,10 @@
       <w:ind w:left="220"/>
     </w:pPr>
   </w:style>
-  <w:style w:type="paragraph" w:styleId="191">
+  <w:style w:type="paragraph" w:styleId="932">
     <w:name w:val="toc 3"/>
-    <w:basedOn w:val="736"/>
-    <w:next w:val="736"/>
+    <w:basedOn w:val="942"/>
+    <w:next w:val="942"/>
     <w:uiPriority w:val="39"/>
     <w:unhideWhenUsed/>
     <w:pPr>
@@ -57684,10 +60331,10 @@
       <w:ind w:left="440"/>
     </w:pPr>
   </w:style>
-  <w:style w:type="paragraph" w:styleId="192">
+  <w:style w:type="paragraph" w:styleId="933">
     <w:name w:val="toc 4"/>
-    <w:basedOn w:val="736"/>
-    <w:next w:val="736"/>
+    <w:basedOn w:val="942"/>
+    <w:next w:val="942"/>
     <w:uiPriority w:val="39"/>
     <w:unhideWhenUsed/>
     <w:pPr>
@@ -57696,10 +60343,10 @@
       <w:ind w:left="660"/>
     </w:pPr>
   </w:style>
-  <w:style w:type="paragraph" w:styleId="193">
+  <w:style w:type="paragraph" w:styleId="934">
     <w:name w:val="toc 5"/>
-    <w:basedOn w:val="736"/>
-    <w:next w:val="736"/>
+    <w:basedOn w:val="942"/>
+    <w:next w:val="942"/>
     <w:uiPriority w:val="39"/>
     <w:unhideWhenUsed/>
     <w:pPr>
@@ -57708,10 +60355,10 @@
       <w:ind w:left="880"/>
     </w:pPr>
   </w:style>
-  <w:style w:type="paragraph" w:styleId="194">
+  <w:style w:type="paragraph" w:styleId="935">
     <w:name w:val="toc 6"/>
-    <w:basedOn w:val="736"/>
-    <w:next w:val="736"/>
+    <w:basedOn w:val="942"/>
+    <w:next w:val="942"/>
     <w:uiPriority w:val="39"/>
     <w:unhideWhenUsed/>
     <w:pPr>
@@ -57720,10 +60367,10 @@
       <w:ind w:left="1100"/>
     </w:pPr>
   </w:style>
-  <w:style w:type="paragraph" w:styleId="195">
+  <w:style w:type="paragraph" w:styleId="936">
     <w:name w:val="toc 7"/>
-    <w:basedOn w:val="736"/>
-    <w:next w:val="736"/>
+    <w:basedOn w:val="942"/>
+    <w:next w:val="942"/>
     <w:uiPriority w:val="39"/>
     <w:unhideWhenUsed/>
     <w:pPr>
@@ -57732,10 +60379,10 @@
       <w:ind w:left="1320"/>
     </w:pPr>
   </w:style>
-  <w:style w:type="paragraph" w:styleId="196">
+  <w:style w:type="paragraph" w:styleId="937">
     <w:name w:val="toc 8"/>
-    <w:basedOn w:val="736"/>
-    <w:next w:val="736"/>
+    <w:basedOn w:val="942"/>
+    <w:next w:val="942"/>
     <w:uiPriority w:val="39"/>
     <w:unhideWhenUsed/>
     <w:pPr>
@@ -57744,10 +60391,10 @@
       <w:ind w:left="1540"/>
     </w:pPr>
   </w:style>
-  <w:style w:type="paragraph" w:styleId="197">
+  <w:style w:type="paragraph" w:styleId="938">
     <w:name w:val="toc 9"/>
-    <w:basedOn w:val="736"/>
-    <w:next w:val="736"/>
+    <w:basedOn w:val="942"/>
+    <w:next w:val="942"/>
     <w:uiPriority w:val="39"/>
     <w:unhideWhenUsed/>
     <w:pPr>
@@ -57756,9 +60403,9 @@
       <w:ind w:left="1760"/>
     </w:pPr>
   </w:style>
-  <w:style w:type="character" w:styleId="198">
+  <w:style w:type="character" w:styleId="939">
     <w:name w:val="Placeholder Text"/>
-    <w:basedOn w:val="746"/>
+    <w:basedOn w:val="952"/>
     <w:uiPriority w:val="99"/>
     <w:semiHidden/>
     <w:pPr>
@@ -57770,7 +60417,7 @@
       <w:color w:val="666666"/>
     </w:rPr>
   </w:style>
-  <w:style w:type="paragraph" w:styleId="208">
+  <w:style w:type="paragraph" w:styleId="940">
     <w:name w:val="TOC Heading"/>
     <w:uiPriority w:val="39"/>
     <w:unhideWhenUsed/>
@@ -57780,10 +60427,10 @@
       <w:ind/>
     </w:pPr>
   </w:style>
-  <w:style w:type="paragraph" w:styleId="209">
+  <w:style w:type="paragraph" w:styleId="941">
     <w:name w:val="table of figures"/>
-    <w:basedOn w:val="736"/>
-    <w:next w:val="736"/>
+    <w:basedOn w:val="942"/>
+    <w:next w:val="942"/>
     <w:uiPriority w:val="99"/>
     <w:unhideWhenUsed/>
     <w:pPr>
@@ -57792,7 +60439,7 @@
       <w:ind/>
     </w:pPr>
   </w:style>
-  <w:style w:type="paragraph" w:styleId="736" w:default="1">
+  <w:style w:type="paragraph" w:styleId="942" w:default="1">
     <w:name w:val="Normal"/>
     <w:qFormat/>
     <w:pPr>
@@ -57810,11 +60457,11 @@
       <w14:ligatures w14:val="none"/>
     </w:rPr>
   </w:style>
-  <w:style w:type="paragraph" w:styleId="737">
+  <w:style w:type="paragraph" w:styleId="943">
     <w:name w:val="Heading 1"/>
-    <w:basedOn w:val="736"/>
-    <w:next w:val="736"/>
-    <w:link w:val="749"/>
+    <w:basedOn w:val="942"/>
+    <w:next w:val="942"/>
+    <w:link w:val="955"/>
     <w:uiPriority w:val="9"/>
     <w:qFormat/>
     <w:pPr>
@@ -57831,11 +60478,11 @@
       <w:szCs w:val="40"/>
     </w:rPr>
   </w:style>
-  <w:style w:type="paragraph" w:styleId="738">
+  <w:style w:type="paragraph" w:styleId="944">
     <w:name w:val="Heading 2"/>
-    <w:basedOn w:val="736"/>
-    <w:next w:val="736"/>
-    <w:link w:val="750"/>
+    <w:basedOn w:val="942"/>
+    <w:next w:val="942"/>
+    <w:link w:val="956"/>
     <w:uiPriority w:val="9"/>
     <w:semiHidden/>
     <w:unhideWhenUsed/>
@@ -57854,11 +60501,11 @@
       <w:szCs w:val="32"/>
     </w:rPr>
   </w:style>
-  <w:style w:type="paragraph" w:styleId="739">
+  <w:style w:type="paragraph" w:styleId="945">
     <w:name w:val="Heading 3"/>
-    <w:basedOn w:val="736"/>
-    <w:next w:val="736"/>
-    <w:link w:val="751"/>
+    <w:basedOn w:val="942"/>
+    <w:next w:val="942"/>
+    <w:link w:val="957"/>
     <w:uiPriority w:val="9"/>
     <w:semiHidden/>
     <w:unhideWhenUsed/>
@@ -57876,11 +60523,11 @@
       <w:szCs w:val="28"/>
     </w:rPr>
   </w:style>
-  <w:style w:type="paragraph" w:styleId="740">
+  <w:style w:type="paragraph" w:styleId="946">
     <w:name w:val="Heading 4"/>
-    <w:basedOn w:val="736"/>
-    <w:next w:val="736"/>
-    <w:link w:val="752"/>
+    <w:basedOn w:val="942"/>
+    <w:next w:val="942"/>
+    <w:link w:val="958"/>
     <w:uiPriority w:val="9"/>
     <w:semiHidden/>
     <w:unhideWhenUsed/>
@@ -57899,11 +60546,11 @@
       <w:color w:val="0f4761" w:themeColor="accent1" w:themeShade="BF"/>
     </w:rPr>
   </w:style>
-  <w:style w:type="paragraph" w:styleId="741">
+  <w:style w:type="paragraph" w:styleId="947">
     <w:name w:val="Heading 5"/>
-    <w:basedOn w:val="736"/>
-    <w:next w:val="736"/>
-    <w:link w:val="753"/>
+    <w:basedOn w:val="942"/>
+    <w:next w:val="942"/>
+    <w:link w:val="959"/>
     <w:uiPriority w:val="9"/>
     <w:semiHidden/>
     <w:unhideWhenUsed/>
@@ -57920,11 +60567,11 @@
       <w:color w:val="0f4761" w:themeColor="accent1" w:themeShade="BF"/>
     </w:rPr>
   </w:style>
-  <w:style w:type="paragraph" w:styleId="742">
+  <w:style w:type="paragraph" w:styleId="948">
     <w:name w:val="Heading 6"/>
-    <w:basedOn w:val="736"/>
-    <w:next w:val="736"/>
-    <w:link w:val="754"/>
+    <w:basedOn w:val="942"/>
+    <w:next w:val="942"/>
+    <w:link w:val="960"/>
     <w:uiPriority w:val="9"/>
     <w:semiHidden/>
     <w:unhideWhenUsed/>
@@ -57943,11 +60590,11 @@
       <w:color w:val="595959" w:themeColor="text1" w:themeTint="A6"/>
     </w:rPr>
   </w:style>
-  <w:style w:type="paragraph" w:styleId="743">
+  <w:style w:type="paragraph" w:styleId="949">
     <w:name w:val="Heading 7"/>
-    <w:basedOn w:val="736"/>
-    <w:next w:val="736"/>
-    <w:link w:val="755"/>
+    <w:basedOn w:val="942"/>
+    <w:next w:val="942"/>
+    <w:link w:val="961"/>
     <w:uiPriority w:val="9"/>
     <w:semiHidden/>
     <w:unhideWhenUsed/>
@@ -57964,11 +60611,11 @@
       <w:color w:val="595959" w:themeColor="text1" w:themeTint="A6"/>
     </w:rPr>
   </w:style>
-  <w:style w:type="paragraph" w:styleId="744">
+  <w:style w:type="paragraph" w:styleId="950">
     <w:name w:val="Heading 8"/>
-    <w:basedOn w:val="736"/>
-    <w:next w:val="736"/>
-    <w:link w:val="756"/>
+    <w:basedOn w:val="942"/>
+    <w:next w:val="942"/>
+    <w:link w:val="962"/>
     <w:uiPriority w:val="9"/>
     <w:semiHidden/>
     <w:unhideWhenUsed/>
@@ -57987,11 +60634,11 @@
       <w:color w:val="272727" w:themeColor="text1" w:themeTint="D8"/>
     </w:rPr>
   </w:style>
-  <w:style w:type="paragraph" w:styleId="745">
+  <w:style w:type="paragraph" w:styleId="951">
     <w:name w:val="Heading 9"/>
-    <w:basedOn w:val="736"/>
-    <w:next w:val="736"/>
-    <w:link w:val="757"/>
+    <w:basedOn w:val="942"/>
+    <w:next w:val="942"/>
+    <w:link w:val="963"/>
     <w:uiPriority w:val="9"/>
     <w:semiHidden/>
     <w:unhideWhenUsed/>
@@ -58008,7 +60655,7 @@
       <w:color w:val="272727" w:themeColor="text1" w:themeTint="D8"/>
     </w:rPr>
   </w:style>
-  <w:style w:type="character" w:styleId="746" w:default="1">
+  <w:style w:type="character" w:styleId="952" w:default="1">
     <w:name w:val="Default Paragraph Font"/>
     <w:uiPriority w:val="1"/>
     <w:semiHidden/>
@@ -58019,7 +60666,7 @@
       <w:ind/>
     </w:pPr>
   </w:style>
-  <w:style w:type="table" w:styleId="747" w:default="1">
+  <w:style w:type="table" w:styleId="953" w:default="1">
     <w:name w:val="Normal Table"/>
     <w:uiPriority w:val="99"/>
     <w:semiHidden/>
@@ -58212,7 +60859,7 @@
       </w:tcPr>
     </w:tblStylePr>
   </w:style>
-  <w:style w:type="numbering" w:styleId="748" w:default="1">
+  <w:style w:type="numbering" w:styleId="954" w:default="1">
     <w:name w:val="No List"/>
     <w:uiPriority w:val="99"/>
     <w:semiHidden/>
@@ -58223,10 +60870,10 @@
       <w:ind/>
     </w:pPr>
   </w:style>
-  <w:style w:type="character" w:styleId="749" w:customStyle="1">
+  <w:style w:type="character" w:styleId="955" w:customStyle="1">
     <w:name w:val="Đầu đề 1 Char"/>
-    <w:basedOn w:val="746"/>
-    <w:link w:val="737"/>
+    <w:basedOn w:val="952"/>
+    <w:link w:val="943"/>
     <w:uiPriority w:val="9"/>
     <w:pPr>
       <w:pBdr/>
@@ -58240,10 +60887,10 @@
       <w:szCs w:val="40"/>
     </w:rPr>
   </w:style>
-  <w:style w:type="character" w:styleId="750" w:customStyle="1">
+  <w:style w:type="character" w:styleId="956" w:customStyle="1">
     <w:name w:val="Đầu đề 2 Char"/>
-    <w:basedOn w:val="746"/>
-    <w:link w:val="738"/>
+    <w:basedOn w:val="952"/>
+    <w:link w:val="944"/>
     <w:uiPriority w:val="9"/>
     <w:semiHidden/>
     <w:pPr>
@@ -58258,10 +60905,10 @@
       <w:szCs w:val="32"/>
     </w:rPr>
   </w:style>
-  <w:style w:type="character" w:styleId="751" w:customStyle="1">
+  <w:style w:type="character" w:styleId="957" w:customStyle="1">
     <w:name w:val="Đầu đề 3 Char"/>
-    <w:basedOn w:val="746"/>
-    <w:link w:val="739"/>
+    <w:basedOn w:val="952"/>
+    <w:link w:val="945"/>
     <w:uiPriority w:val="9"/>
     <w:semiHidden/>
     <w:pPr>
@@ -58276,10 +60923,10 @@
       <w:szCs w:val="28"/>
     </w:rPr>
   </w:style>
-  <w:style w:type="character" w:styleId="752" w:customStyle="1">
+  <w:style w:type="character" w:styleId="958" w:customStyle="1">
     <w:name w:val="Đầu đề 4 Char"/>
-    <w:basedOn w:val="746"/>
-    <w:link w:val="740"/>
+    <w:basedOn w:val="952"/>
+    <w:link w:val="946"/>
     <w:uiPriority w:val="9"/>
     <w:semiHidden/>
     <w:pPr>
@@ -58294,10 +60941,10 @@
       <w:color w:val="0f4761" w:themeColor="accent1" w:themeShade="BF"/>
     </w:rPr>
   </w:style>
-  <w:style w:type="character" w:styleId="753" w:customStyle="1">
+  <w:style w:type="character" w:styleId="959" w:customStyle="1">
     <w:name w:val="Đầu đề 5 Char"/>
-    <w:basedOn w:val="746"/>
-    <w:link w:val="741"/>
+    <w:basedOn w:val="952"/>
+    <w:link w:val="947"/>
     <w:uiPriority w:val="9"/>
     <w:semiHidden/>
     <w:pPr>
@@ -58310,10 +60957,10 @@
       <w:color w:val="0f4761" w:themeColor="accent1" w:themeShade="BF"/>
     </w:rPr>
   </w:style>
-  <w:style w:type="character" w:styleId="754" w:customStyle="1">
+  <w:style w:type="character" w:styleId="960" w:customStyle="1">
     <w:name w:val="Đầu đề 6 Char"/>
-    <w:basedOn w:val="746"/>
-    <w:link w:val="742"/>
+    <w:basedOn w:val="952"/>
+    <w:link w:val="948"/>
     <w:uiPriority w:val="9"/>
     <w:semiHidden/>
     <w:pPr>
@@ -58328,10 +60975,10 @@
       <w:color w:val="595959" w:themeColor="text1" w:themeTint="A6"/>
     </w:rPr>
   </w:style>
-  <w:style w:type="character" w:styleId="755" w:customStyle="1">
+  <w:style w:type="character" w:styleId="961" w:customStyle="1">
     <w:name w:val="Đầu đề 7 Char"/>
-    <w:basedOn w:val="746"/>
-    <w:link w:val="743"/>
+    <w:basedOn w:val="952"/>
+    <w:link w:val="949"/>
     <w:uiPriority w:val="9"/>
     <w:semiHidden/>
     <w:pPr>
@@ -58344,10 +60991,10 @@
       <w:color w:val="595959" w:themeColor="text1" w:themeTint="A6"/>
     </w:rPr>
   </w:style>
-  <w:style w:type="character" w:styleId="756" w:customStyle="1">
+  <w:style w:type="character" w:styleId="962" w:customStyle="1">
     <w:name w:val="Đầu đề 8 Char"/>
-    <w:basedOn w:val="746"/>
-    <w:link w:val="744"/>
+    <w:basedOn w:val="952"/>
+    <w:link w:val="950"/>
     <w:uiPriority w:val="9"/>
     <w:semiHidden/>
     <w:pPr>
@@ -58362,10 +61009,10 @@
       <w:color w:val="272727" w:themeColor="text1" w:themeTint="D8"/>
     </w:rPr>
   </w:style>
-  <w:style w:type="character" w:styleId="757" w:customStyle="1">
+  <w:style w:type="character" w:styleId="963" w:customStyle="1">
     <w:name w:val="Đầu đề 9 Char"/>
-    <w:basedOn w:val="746"/>
-    <w:link w:val="745"/>
+    <w:basedOn w:val="952"/>
+    <w:link w:val="951"/>
     <w:uiPriority w:val="9"/>
     <w:semiHidden/>
     <w:pPr>
@@ -58378,11 +61025,11 @@
       <w:color w:val="272727" w:themeColor="text1" w:themeTint="D8"/>
     </w:rPr>
   </w:style>
-  <w:style w:type="paragraph" w:styleId="758">
+  <w:style w:type="paragraph" w:styleId="964">
     <w:name w:val="Title"/>
-    <w:basedOn w:val="736"/>
-    <w:next w:val="736"/>
-    <w:link w:val="759"/>
+    <w:basedOn w:val="942"/>
+    <w:next w:val="942"/>
+    <w:link w:val="965"/>
     <w:uiPriority w:val="10"/>
     <w:qFormat/>
     <w:pPr>
@@ -58398,10 +61045,10 @@
       <w:szCs w:val="56"/>
     </w:rPr>
   </w:style>
-  <w:style w:type="character" w:styleId="759" w:customStyle="1">
+  <w:style w:type="character" w:styleId="965" w:customStyle="1">
     <w:name w:val="Tiêu đề Char"/>
-    <w:basedOn w:val="746"/>
-    <w:link w:val="758"/>
+    <w:basedOn w:val="952"/>
+    <w:link w:val="964"/>
     <w:uiPriority w:val="10"/>
     <w:pPr>
       <w:pBdr/>
@@ -58415,11 +61062,11 @@
       <w:szCs w:val="56"/>
     </w:rPr>
   </w:style>
-  <w:style w:type="paragraph" w:styleId="760">
+  <w:style w:type="paragraph" w:styleId="966">
     <w:name w:val="Subtitle"/>
-    <w:basedOn w:val="736"/>
-    <w:next w:val="736"/>
-    <w:link w:val="761"/>
+    <w:basedOn w:val="942"/>
+    <w:next w:val="942"/>
+    <w:link w:val="967"/>
     <w:uiPriority w:val="11"/>
     <w:qFormat/>
     <w:pPr>
@@ -58437,10 +61084,10 @@
       <w:szCs w:val="28"/>
     </w:rPr>
   </w:style>
-  <w:style w:type="character" w:styleId="761" w:customStyle="1">
+  <w:style w:type="character" w:styleId="967" w:customStyle="1">
     <w:name w:val="Tiêu đề phụ Char"/>
-    <w:basedOn w:val="746"/>
-    <w:link w:val="760"/>
+    <w:basedOn w:val="952"/>
+    <w:link w:val="966"/>
     <w:uiPriority w:val="11"/>
     <w:pPr>
       <w:pBdr/>
@@ -58455,11 +61102,11 @@
       <w:szCs w:val="28"/>
     </w:rPr>
   </w:style>
-  <w:style w:type="paragraph" w:styleId="762">
+  <w:style w:type="paragraph" w:styleId="968">
     <w:name w:val="Quote"/>
-    <w:basedOn w:val="736"/>
-    <w:next w:val="736"/>
-    <w:link w:val="763"/>
+    <w:basedOn w:val="942"/>
+    <w:next w:val="942"/>
+    <w:link w:val="969"/>
     <w:uiPriority w:val="29"/>
     <w:qFormat/>
     <w:pPr>
@@ -58474,10 +61121,10 @@
       <w:color w:val="404040" w:themeColor="text1" w:themeTint="BF"/>
     </w:rPr>
   </w:style>
-  <w:style w:type="character" w:styleId="763" w:customStyle="1">
+  <w:style w:type="character" w:styleId="969" w:customStyle="1">
     <w:name w:val="Lời trích dẫn Char"/>
-    <w:basedOn w:val="746"/>
-    <w:link w:val="762"/>
+    <w:basedOn w:val="952"/>
+    <w:link w:val="968"/>
     <w:uiPriority w:val="29"/>
     <w:pPr>
       <w:pBdr/>
@@ -58490,9 +61137,9 @@
       <w:color w:val="404040" w:themeColor="text1" w:themeTint="BF"/>
     </w:rPr>
   </w:style>
-  <w:style w:type="paragraph" w:styleId="764">
+  <w:style w:type="paragraph" w:styleId="970">
     <w:name w:val="List Paragraph"/>
-    <w:basedOn w:val="736"/>
+    <w:basedOn w:val="942"/>
     <w:uiPriority w:val="34"/>
     <w:qFormat/>
     <w:pPr>
@@ -58502,9 +61149,9 @@
       <w:contextualSpacing w:val="true"/>
     </w:pPr>
   </w:style>
-  <w:style w:type="character" w:styleId="765">
+  <w:style w:type="character" w:styleId="971">
     <w:name w:val="Intense Emphasis"/>
-    <w:basedOn w:val="746"/>
+    <w:basedOn w:val="952"/>
     <w:uiPriority w:val="21"/>
     <w:qFormat/>
     <w:pPr>
@@ -58518,11 +61165,11 @@
       <w:color w:val="0f4761" w:themeColor="accent1" w:themeShade="BF"/>
     </w:rPr>
   </w:style>
-  <w:style w:type="paragraph" w:styleId="766">
+  <w:style w:type="paragraph" w:styleId="972">
     <w:name w:val="Intense Quote"/>
-    <w:basedOn w:val="736"/>
-    <w:next w:val="736"/>
-    <w:link w:val="767"/>
+    <w:basedOn w:val="942"/>
+    <w:next w:val="942"/>
+    <w:link w:val="973"/>
     <w:uiPriority w:val="30"/>
     <w:qFormat/>
     <w:pPr>
@@ -58540,10 +61187,10 @@
       <w:color w:val="0f4761" w:themeColor="accent1" w:themeShade="BF"/>
     </w:rPr>
   </w:style>
-  <w:style w:type="character" w:styleId="767" w:customStyle="1">
+  <w:style w:type="character" w:styleId="973" w:customStyle="1">
     <w:name w:val="Nháy kép Đậm Char"/>
-    <w:basedOn w:val="746"/>
-    <w:link w:val="766"/>
+    <w:basedOn w:val="952"/>
+    <w:link w:val="972"/>
     <w:uiPriority w:val="30"/>
     <w:pPr>
       <w:pBdr/>
@@ -58556,9 +61203,9 @@
       <w:color w:val="0f4761" w:themeColor="accent1" w:themeShade="BF"/>
     </w:rPr>
   </w:style>
-  <w:style w:type="character" w:styleId="768">
+  <w:style w:type="character" w:styleId="974">
     <w:name w:val="Intense Reference"/>
-    <w:basedOn w:val="746"/>
+    <w:basedOn w:val="952"/>
     <w:uiPriority w:val="32"/>
     <w:qFormat/>
     <w:pPr>
@@ -58574,9 +61221,9 @@
       <w:spacing w:val="5"/>
     </w:rPr>
   </w:style>
-  <w:style w:type="table" w:styleId="769">
+  <w:style w:type="table" w:styleId="975">
     <w:name w:val="Table Grid"/>
-    <w:basedOn w:val="747"/>
+    <w:basedOn w:val="953"/>
     <w:uiPriority w:val="59"/>
     <w:pPr>
       <w:pBdr/>
@@ -58773,10 +61420,10 @@
       </w:tcPr>
     </w:tblStylePr>
   </w:style>
-  <w:style w:type="paragraph" w:styleId="770">
+  <w:style w:type="paragraph" w:styleId="976">
     <w:name w:val="Balloon Text"/>
-    <w:basedOn w:val="736"/>
-    <w:link w:val="771"/>
+    <w:basedOn w:val="942"/>
+    <w:link w:val="977"/>
     <w:uiPriority w:val="99"/>
     <w:semiHidden/>
     <w:unhideWhenUsed/>
@@ -58791,10 +61438,10 @@
       <w:szCs w:val="16"/>
     </w:rPr>
   </w:style>
-  <w:style w:type="character" w:styleId="771" w:customStyle="1">
+  <w:style w:type="character" w:styleId="977" w:customStyle="1">
     <w:name w:val="Bóng chú thích Char"/>
-    <w:basedOn w:val="746"/>
-    <w:link w:val="770"/>
+    <w:basedOn w:val="952"/>
+    <w:link w:val="976"/>
     <w:uiPriority w:val="99"/>
     <w:semiHidden/>
     <w:pPr>
@@ -58810,9 +61457,9 @@
       <w14:ligatures w14:val="none"/>
     </w:rPr>
   </w:style>
-  <w:style w:type="paragraph" w:styleId="772">
+  <w:style w:type="paragraph" w:styleId="978">
     <w:name w:val="Normal (Web)"/>
-    <w:basedOn w:val="736"/>
+    <w:basedOn w:val="942"/>
     <w:uiPriority w:val="99"/>
     <w:semiHidden/>
     <w:unhideWhenUsed/>

--- a/Kỹ thuật Phục hồi chức năng/01. Môn học Cơ sở (II.1)/MH09. Hóa sinh/Đề cương /1. GLUCID.docx
+++ b/Kỹ thuật Phục hồi chức năng/01. Môn học Cơ sở (II.1)/MH09. Hóa sinh/Đề cương /1. GLUCID.docx
@@ -11427,7 +11427,6 @@
         <w:rPr>
           <w:szCs w:val="28"/>
           <w:highlight w:val="yellow"/>
-          <w:lang w:val="en-US"/>
         </w:rPr>
       </w:r>
       <w:r>
@@ -13682,7 +13681,6 @@
           <w:bCs/>
           <w:iCs/>
           <w:szCs w:val="28"/>
-          <w:highlight w:val="yellow"/>
         </w:rPr>
       </w:r>
       <w:r>
@@ -14315,7 +14313,6 @@
       <w:r>
         <w:rPr>
           <w:szCs w:val="28"/>
-          <w:highlight w:val="yellow"/>
           <w:lang w:val="en-US"/>
         </w:rPr>
       </w:r>
@@ -15289,7 +15286,21 @@
           <w:lang w:val="en-US"/>
         </w:rPr>
         <w:tab/>
-        <w:t xml:space="preserve">B. (1) Giai đoạn 1, (2) Oxi hóa </w:t>
+      </w:r>
+      <w:r>
+        <w:rPr>
+          <w:szCs w:val="28"/>
+          <w:highlight w:val="yellow"/>
+          <w:lang w:val="en-US"/>
+        </w:rPr>
+        <w:t xml:space="preserve">B. (1) Giai đoạn 1, (2) Oxi hóa</w:t>
+      </w:r>
+      <w:r>
+        <w:rPr>
+          <w:szCs w:val="28"/>
+          <w:lang w:val="en-US"/>
+        </w:rPr>
+        <w:t xml:space="preserve"> </w:t>
       </w:r>
       <w:r>
         <w:rPr>
@@ -15565,6 +15576,13 @@
           <w:lang w:val="en-US"/>
         </w:rPr>
         <w:tab/>
+      </w:r>
+      <w:r>
+        <w:rPr>
+          <w:szCs w:val="28"/>
+          <w:highlight w:val="yellow"/>
+          <w:lang w:val="en-US"/>
+        </w:rPr>
         <w:t xml:space="preserve">B. (2) Không oxi hóa, (2) Ribose-5P</w:t>
       </w:r>
       <w:r>
@@ -17270,12 +17288,21 @@
           <w:lang w:val="en-US"/>
         </w:rPr>
         <w:tab/>
+      </w:r>
+      <w:r>
+        <w:rPr>
+          <w:rFonts w:cs="Times New Roman"/>
+          <w:szCs w:val="28"/>
+          <w:highlight w:val="yellow"/>
+          <w:lang w:val="en-US"/>
+        </w:rPr>
         <w:t xml:space="preserve">C</w:t>
       </w:r>
       <w:r>
         <w:rPr>
           <w:rFonts w:cs="Times New Roman"/>
           <w:szCs w:val="28"/>
+          <w:highlight w:val="yellow"/>
         </w:rPr>
         <w:t xml:space="preserve">. &lt;2%</w:t>
       </w:r>
@@ -17425,6 +17452,7 @@
         <w:rPr>
           <w:rFonts w:cs="Times New Roman"/>
           <w:szCs w:val="28"/>
+          <w:highlight w:val="yellow"/>
         </w:rPr>
         <w:t xml:space="preserve">C. pH 8</w:t>
       </w:r>
@@ -17669,12 +17697,14 @@
         <w:rPr>
           <w:rFonts w:cs="Times New Roman"/>
           <w:szCs w:val="28"/>
-        </w:rPr>
-      </w:pPr>
-      <w:r>
-        <w:rPr>
-          <w:rFonts w:cs="Times New Roman"/>
-          <w:szCs w:val="28"/>
+          <w:highlight w:val="yellow"/>
+        </w:rPr>
+      </w:pPr>
+      <w:r>
+        <w:rPr>
+          <w:rFonts w:cs="Times New Roman"/>
+          <w:szCs w:val="28"/>
+          <w:highlight w:val="yellow"/>
         </w:rPr>
         <w:t xml:space="preserve">D. A và C đúng</w:t>
       </w:r>
@@ -17682,12 +17712,14 @@
         <w:rPr>
           <w:rFonts w:cs="Times New Roman"/>
           <w:szCs w:val="28"/>
-        </w:rPr>
-      </w:r>
-      <w:r>
-        <w:rPr>
-          <w:rFonts w:cs="Times New Roman"/>
-          <w:szCs w:val="28"/>
+          <w:highlight w:val="yellow"/>
+        </w:rPr>
+      </w:r>
+      <w:r>
+        <w:rPr>
+          <w:rFonts w:cs="Times New Roman"/>
+          <w:szCs w:val="28"/>
+          <w:highlight w:val="yellow"/>
         </w:rPr>
       </w:r>
     </w:p>
@@ -17912,13 +17944,15 @@
           <w:rFonts w:cs="Times New Roman"/>
           <w:bCs/>
           <w:szCs w:val="28"/>
-        </w:rPr>
-      </w:pPr>
-      <w:r>
-        <w:rPr>
-          <w:rFonts w:cs="Times New Roman"/>
-          <w:bCs/>
-          <w:szCs w:val="28"/>
+          <w:highlight w:val="yellow"/>
+        </w:rPr>
+      </w:pPr>
+      <w:r>
+        <w:rPr>
+          <w:rFonts w:cs="Times New Roman"/>
+          <w:bCs/>
+          <w:szCs w:val="28"/>
+          <w:highlight w:val="yellow"/>
         </w:rPr>
         <w:t xml:space="preserve">D. A và B đúng</w:t>
       </w:r>
@@ -17927,13 +17961,15 @@
           <w:rFonts w:cs="Times New Roman"/>
           <w:bCs/>
           <w:szCs w:val="28"/>
-        </w:rPr>
-      </w:r>
-      <w:r>
-        <w:rPr>
-          <w:rFonts w:cs="Times New Roman"/>
-          <w:bCs/>
-          <w:szCs w:val="28"/>
+          <w:highlight w:val="yellow"/>
+        </w:rPr>
+      </w:r>
+      <w:r>
+        <w:rPr>
+          <w:rFonts w:cs="Times New Roman"/>
+          <w:bCs/>
+          <w:szCs w:val="28"/>
+          <w:highlight w:val="yellow"/>
         </w:rPr>
       </w:r>
     </w:p>
@@ -18057,12 +18093,14 @@
         <w:rPr>
           <w:rFonts w:cs="Times New Roman"/>
           <w:szCs w:val="28"/>
-        </w:rPr>
-      </w:pPr>
-      <w:r>
-        <w:rPr>
-          <w:rFonts w:cs="Times New Roman"/>
-          <w:szCs w:val="28"/>
+          <w:highlight w:val="none"/>
+        </w:rPr>
+      </w:pPr>
+      <w:r>
+        <w:rPr>
+          <w:rFonts w:cs="Times New Roman"/>
+          <w:szCs w:val="28"/>
+          <w:highlight w:val="none"/>
         </w:rPr>
         <w:t xml:space="preserve">B. Acetyl CoA đi vào chu trình Krebs tạo 38 ATP</w:t>
       </w:r>
@@ -18070,12 +18108,14 @@
         <w:rPr>
           <w:rFonts w:cs="Times New Roman"/>
           <w:szCs w:val="28"/>
-        </w:rPr>
-      </w:r>
-      <w:r>
-        <w:rPr>
-          <w:rFonts w:cs="Times New Roman"/>
-          <w:szCs w:val="28"/>
+          <w:highlight w:val="none"/>
+        </w:rPr>
+      </w:r>
+      <w:r>
+        <w:rPr>
+          <w:rFonts w:cs="Times New Roman"/>
+          <w:szCs w:val="28"/>
+          <w:highlight w:val="none"/>
         </w:rPr>
       </w:r>
     </w:p>
@@ -18096,12 +18136,14 @@
         <w:rPr>
           <w:rFonts w:cs="Times New Roman"/>
           <w:szCs w:val="28"/>
-        </w:rPr>
-      </w:pPr>
-      <w:r>
-        <w:rPr>
-          <w:rFonts w:cs="Times New Roman"/>
-          <w:szCs w:val="28"/>
+          <w:highlight w:val="yellow"/>
+        </w:rPr>
+      </w:pPr>
+      <w:r>
+        <w:rPr>
+          <w:rFonts w:cs="Times New Roman"/>
+          <w:szCs w:val="28"/>
+          <w:highlight w:val="yellow"/>
         </w:rPr>
         <w:t xml:space="preserve">C. CO</w:t>
       </w:r>
@@ -18109,6 +18151,7 @@
         <w:rPr>
           <w:rFonts w:cs="Times New Roman"/>
           <w:szCs w:val="28"/>
+          <w:highlight w:val="yellow"/>
           <w:vertAlign w:val="subscript"/>
         </w:rPr>
         <w:t xml:space="preserve">2</w:t>
@@ -18117,6 +18160,7 @@
         <w:rPr>
           <w:rFonts w:cs="Times New Roman"/>
           <w:szCs w:val="28"/>
+          <w:highlight w:val="yellow"/>
         </w:rPr>
         <w:t xml:space="preserve"> và H</w:t>
       </w:r>
@@ -18124,6 +18168,7 @@
         <w:rPr>
           <w:rFonts w:cs="Times New Roman"/>
           <w:szCs w:val="28"/>
+          <w:highlight w:val="yellow"/>
           <w:vertAlign w:val="subscript"/>
         </w:rPr>
         <w:t xml:space="preserve">2</w:t>
@@ -18132,6 +18177,7 @@
         <w:rPr>
           <w:rFonts w:cs="Times New Roman"/>
           <w:szCs w:val="28"/>
+          <w:highlight w:val="yellow"/>
         </w:rPr>
         <w:t xml:space="preserve">O</w:t>
       </w:r>
@@ -18139,12 +18185,14 @@
         <w:rPr>
           <w:rFonts w:cs="Times New Roman"/>
           <w:szCs w:val="28"/>
-        </w:rPr>
-      </w:r>
-      <w:r>
-        <w:rPr>
-          <w:rFonts w:cs="Times New Roman"/>
-          <w:szCs w:val="28"/>
+          <w:highlight w:val="yellow"/>
+        </w:rPr>
+      </w:r>
+      <w:r>
+        <w:rPr>
+          <w:rFonts w:cs="Times New Roman"/>
+          <w:szCs w:val="28"/>
+          <w:highlight w:val="yellow"/>
         </w:rPr>
       </w:r>
     </w:p>
@@ -18274,6 +18322,7 @@
         <w:rPr>
           <w:rFonts w:cs="Times New Roman"/>
           <w:szCs w:val="28"/>
+          <w:highlight w:val="yellow"/>
         </w:rPr>
         <w:t xml:space="preserve">A. Glucose và các MS khác</w:t>
       </w:r>
@@ -18450,6 +18499,7 @@
           <w:bCs/>
           <w:iCs/>
           <w:szCs w:val="28"/>
+          <w:highlight w:val="yellow"/>
         </w:rPr>
         <w:t xml:space="preserve">A. Insulin</w:t>
       </w:r>
@@ -18775,6 +18825,7 @@
           <w:bCs/>
           <w:iCs/>
           <w:szCs w:val="28"/>
+          <w:highlight w:val="yellow"/>
         </w:rPr>
       </w:pPr>
       <w:r>
@@ -18783,6 +18834,7 @@
           <w:bCs/>
           <w:iCs/>
           <w:szCs w:val="28"/>
+          <w:highlight w:val="yellow"/>
         </w:rPr>
         <w:t xml:space="preserve">D. Cả A, B và C đều đúng</w:t>
       </w:r>
@@ -18792,6 +18844,7 @@
           <w:bCs/>
           <w:iCs/>
           <w:szCs w:val="28"/>
+          <w:highlight w:val="yellow"/>
         </w:rPr>
       </w:r>
       <w:r>
@@ -18800,6 +18853,7 @@
           <w:bCs/>
           <w:iCs/>
           <w:szCs w:val="28"/>
+          <w:highlight w:val="yellow"/>
         </w:rPr>
       </w:r>
     </w:p>

--- a/Kỹ thuật Phục hồi chức năng/01. Môn học Cơ sở (II.1)/MH09. Hóa sinh/Đề cương /1. GLUCID.docx
+++ b/Kỹ thuật Phục hồi chức năng/01. Môn học Cơ sở (II.1)/MH09. Hóa sinh/Đề cương /1. GLUCID.docx
@@ -12930,7 +12930,8 @@
       <w:r>
         <w:rPr>
           <w:rFonts w:cs="Times New Roman"/>
-          <w:bCs/>
+          <w:b w:val="0"/>
+          <w:bCs w:val="0"/>
           <w:szCs w:val="28"/>
           <w:lang w:val="fr-FR"/>
         </w:rPr>
@@ -16090,7 +16091,7 @@
         <w:ind w:firstLine="0"/>
         <w:rPr>
           <w:szCs w:val="28"/>
-          <w:lang w:val="en-US"/>
+          <w:highlight w:val="yellow"/>
         </w:rPr>
       </w:pPr>
       <w:r>
@@ -16099,17 +16100,26 @@
           <w:lang w:val="en-US"/>
         </w:rPr>
         <w:tab/>
+      </w:r>
+      <w:r>
+        <w:rPr>
+          <w:szCs w:val="28"/>
+          <w:highlight w:val="yellow"/>
+          <w:lang w:val="en-US"/>
+        </w:rPr>
         <w:t xml:space="preserve">E. Tất cả đều sai</w:t>
       </w:r>
       <w:r>
         <w:rPr>
           <w:szCs w:val="28"/>
-          <w:lang w:val="en-US"/>
-        </w:rPr>
-      </w:r>
-      <w:r>
-        <w:rPr>
-          <w:szCs w:val="28"/>
+          <w:highlight w:val="yellow"/>
+          <w:lang w:val="en-US"/>
+        </w:rPr>
+      </w:r>
+      <w:r>
+        <w:rPr>
+          <w:szCs w:val="28"/>
+          <w:highlight w:val="yellow"/>
           <w:lang w:val="en-US"/>
         </w:rPr>
       </w:r>
@@ -16367,7 +16377,7 @@
         <w:ind w:firstLine="0"/>
         <w:rPr>
           <w:szCs w:val="28"/>
-          <w:lang w:val="en-US"/>
+          <w:highlight w:val="yellow"/>
         </w:rPr>
       </w:pPr>
       <w:r>
@@ -16376,17 +16386,26 @@
           <w:lang w:val="en-US"/>
         </w:rPr>
         <w:tab/>
+      </w:r>
+      <w:r>
+        <w:rPr>
+          <w:szCs w:val="28"/>
+          <w:highlight w:val="yellow"/>
+          <w:lang w:val="en-US"/>
+        </w:rPr>
         <w:t xml:space="preserve">E. A và B đúng</w:t>
       </w:r>
       <w:r>
         <w:rPr>
           <w:szCs w:val="28"/>
-          <w:lang w:val="en-US"/>
-        </w:rPr>
-      </w:r>
-      <w:r>
-        <w:rPr>
-          <w:szCs w:val="28"/>
+          <w:highlight w:val="yellow"/>
+          <w:lang w:val="en-US"/>
+        </w:rPr>
+      </w:r>
+      <w:r>
+        <w:rPr>
+          <w:szCs w:val="28"/>
+          <w:highlight w:val="yellow"/>
           <w:lang w:val="en-US"/>
         </w:rPr>
       </w:r>
@@ -16493,7 +16512,7 @@
         <w:ind w:firstLine="0"/>
         <w:rPr>
           <w:szCs w:val="28"/>
-          <w:lang w:val="en-US"/>
+          <w:highlight w:val="yellow"/>
         </w:rPr>
       </w:pPr>
       <w:r>
@@ -16502,17 +16521,26 @@
           <w:lang w:val="en-US"/>
         </w:rPr>
         <w:tab/>
+      </w:r>
+      <w:r>
+        <w:rPr>
+          <w:szCs w:val="28"/>
+          <w:highlight w:val="yellow"/>
+          <w:lang w:val="en-US"/>
+        </w:rPr>
         <w:t xml:space="preserve">A. (1) NADPH, (2) pentose phosphat</w:t>
       </w:r>
       <w:r>
         <w:rPr>
           <w:szCs w:val="28"/>
-          <w:lang w:val="en-US"/>
-        </w:rPr>
-      </w:r>
-      <w:r>
-        <w:rPr>
-          <w:szCs w:val="28"/>
+          <w:highlight w:val="yellow"/>
+          <w:lang w:val="en-US"/>
+        </w:rPr>
+      </w:r>
+      <w:r>
+        <w:rPr>
+          <w:szCs w:val="28"/>
+          <w:highlight w:val="yellow"/>
           <w:lang w:val="en-US"/>
         </w:rPr>
       </w:r>
@@ -16931,7 +16959,7 @@
         <w:ind w:firstLine="0"/>
         <w:rPr>
           <w:szCs w:val="28"/>
-          <w:lang w:val="en-US"/>
+          <w:highlight w:val="yellow"/>
         </w:rPr>
       </w:pPr>
       <w:r>
@@ -16940,17 +16968,26 @@
           <w:lang w:val="en-US"/>
         </w:rPr>
         <w:tab/>
+      </w:r>
+      <w:r>
+        <w:rPr>
+          <w:szCs w:val="28"/>
+          <w:highlight w:val="yellow"/>
+          <w:lang w:val="en-US"/>
+        </w:rPr>
         <w:t xml:space="preserve">E. A và B đúng</w:t>
       </w:r>
       <w:r>
         <w:rPr>
           <w:szCs w:val="28"/>
-          <w:lang w:val="en-US"/>
-        </w:rPr>
-      </w:r>
-      <w:r>
-        <w:rPr>
-          <w:szCs w:val="28"/>
+          <w:highlight w:val="yellow"/>
+          <w:lang w:val="en-US"/>
+        </w:rPr>
+      </w:r>
+      <w:r>
+        <w:rPr>
+          <w:szCs w:val="28"/>
+          <w:highlight w:val="yellow"/>
           <w:lang w:val="en-US"/>
         </w:rPr>
       </w:r>
@@ -17162,6 +17199,7 @@
         <w:ind w:firstLine="0"/>
         <w:rPr>
           <w:szCs w:val="28"/>
+          <w:highlight w:val="yellow"/>
         </w:rPr>
       </w:pPr>
       <w:r>
@@ -17170,16 +17208,25 @@
           <w:lang w:val="en-US"/>
         </w:rPr>
         <w:tab/>
+      </w:r>
+      <w:r>
+        <w:rPr>
+          <w:szCs w:val="28"/>
+          <w:highlight w:val="yellow"/>
+          <w:lang w:val="en-US"/>
+        </w:rPr>
         <w:t xml:space="preserve">E. (1) Bào tương, (2) Glucose-6P</w:t>
       </w:r>
       <w:r>
         <w:rPr>
           <w:szCs w:val="28"/>
-        </w:rPr>
-      </w:r>
-      <w:r>
-        <w:rPr>
-          <w:szCs w:val="28"/>
+          <w:highlight w:val="yellow"/>
+        </w:rPr>
+      </w:r>
+      <w:r>
+        <w:rPr>
+          <w:szCs w:val="28"/>
+          <w:highlight w:val="yellow"/>
         </w:rPr>
       </w:r>
     </w:p>
@@ -18092,30 +18139,38 @@
         <w:ind/>
         <w:rPr>
           <w:rFonts w:cs="Times New Roman"/>
-          <w:szCs w:val="28"/>
-          <w:highlight w:val="none"/>
-        </w:rPr>
-      </w:pPr>
-      <w:r>
-        <w:rPr>
-          <w:rFonts w:cs="Times New Roman"/>
-          <w:szCs w:val="28"/>
-          <w:highlight w:val="none"/>
+          <w:b/>
+          <w:bCs/>
+          <w:szCs w:val="28"/>
+          <w:highlight w:val="yellow"/>
+        </w:rPr>
+      </w:pPr>
+      <w:r>
+        <w:rPr>
+          <w:rFonts w:cs="Times New Roman"/>
+          <w:b/>
+          <w:bCs/>
+          <w:szCs w:val="28"/>
+          <w:highlight w:val="yellow"/>
         </w:rPr>
         <w:t xml:space="preserve">B. Acetyl CoA đi vào chu trình Krebs tạo 38 ATP</w:t>
       </w:r>
       <w:r>
         <w:rPr>
           <w:rFonts w:cs="Times New Roman"/>
-          <w:szCs w:val="28"/>
-          <w:highlight w:val="none"/>
-        </w:rPr>
-      </w:r>
-      <w:r>
-        <w:rPr>
-          <w:rFonts w:cs="Times New Roman"/>
-          <w:szCs w:val="28"/>
-          <w:highlight w:val="none"/>
+          <w:b/>
+          <w:bCs/>
+          <w:szCs w:val="28"/>
+          <w:highlight w:val="yellow"/>
+        </w:rPr>
+      </w:r>
+      <w:r>
+        <w:rPr>
+          <w:rFonts w:cs="Times New Roman"/>
+          <w:b/>
+          <w:bCs/>
+          <w:szCs w:val="28"/>
+          <w:highlight w:val="yellow"/>
         </w:rPr>
       </w:r>
     </w:p>
@@ -18136,14 +18191,14 @@
         <w:rPr>
           <w:rFonts w:cs="Times New Roman"/>
           <w:szCs w:val="28"/>
-          <w:highlight w:val="yellow"/>
-        </w:rPr>
-      </w:pPr>
-      <w:r>
-        <w:rPr>
-          <w:rFonts w:cs="Times New Roman"/>
-          <w:szCs w:val="28"/>
-          <w:highlight w:val="yellow"/>
+          <w:highlight w:val="none"/>
+        </w:rPr>
+      </w:pPr>
+      <w:r>
+        <w:rPr>
+          <w:rFonts w:cs="Times New Roman"/>
+          <w:szCs w:val="28"/>
+          <w:highlight w:val="none"/>
         </w:rPr>
         <w:t xml:space="preserve">C. CO</w:t>
       </w:r>
@@ -18151,7 +18206,7 @@
         <w:rPr>
           <w:rFonts w:cs="Times New Roman"/>
           <w:szCs w:val="28"/>
-          <w:highlight w:val="yellow"/>
+          <w:highlight w:val="none"/>
           <w:vertAlign w:val="subscript"/>
         </w:rPr>
         <w:t xml:space="preserve">2</w:t>
@@ -18160,7 +18215,7 @@
         <w:rPr>
           <w:rFonts w:cs="Times New Roman"/>
           <w:szCs w:val="28"/>
-          <w:highlight w:val="yellow"/>
+          <w:highlight w:val="none"/>
         </w:rPr>
         <w:t xml:space="preserve"> và H</w:t>
       </w:r>
@@ -18168,7 +18223,7 @@
         <w:rPr>
           <w:rFonts w:cs="Times New Roman"/>
           <w:szCs w:val="28"/>
-          <w:highlight w:val="yellow"/>
+          <w:highlight w:val="none"/>
           <w:vertAlign w:val="subscript"/>
         </w:rPr>
         <w:t xml:space="preserve">2</w:t>
@@ -18177,7 +18232,7 @@
         <w:rPr>
           <w:rFonts w:cs="Times New Roman"/>
           <w:szCs w:val="28"/>
-          <w:highlight w:val="yellow"/>
+          <w:highlight w:val="none"/>
         </w:rPr>
         <w:t xml:space="preserve">O</w:t>
       </w:r>
@@ -18185,14 +18240,14 @@
         <w:rPr>
           <w:rFonts w:cs="Times New Roman"/>
           <w:szCs w:val="28"/>
-          <w:highlight w:val="yellow"/>
-        </w:rPr>
-      </w:r>
-      <w:r>
-        <w:rPr>
-          <w:rFonts w:cs="Times New Roman"/>
-          <w:szCs w:val="28"/>
-          <w:highlight w:val="yellow"/>
+          <w:highlight w:val="none"/>
+        </w:rPr>
+      </w:r>
+      <w:r>
+        <w:rPr>
+          <w:rFonts w:cs="Times New Roman"/>
+          <w:szCs w:val="28"/>
+          <w:highlight w:val="none"/>
         </w:rPr>
       </w:r>
     </w:p>
@@ -19105,6 +19160,7 @@
           <w:bCs/>
           <w:iCs/>
           <w:szCs w:val="28"/>
+          <w:highlight w:val="yellow"/>
         </w:rPr>
       </w:pPr>
       <w:r>
@@ -19113,6 +19169,7 @@
           <w:bCs/>
           <w:iCs/>
           <w:szCs w:val="28"/>
+          <w:highlight w:val="yellow"/>
         </w:rPr>
         <w:t xml:space="preserve">D. Cả A, B và C đều đúng</w:t>
       </w:r>
@@ -19122,6 +19179,7 @@
           <w:bCs/>
           <w:iCs/>
           <w:szCs w:val="28"/>
+          <w:highlight w:val="yellow"/>
         </w:rPr>
       </w:r>
       <w:r>
@@ -19130,6 +19188,7 @@
           <w:bCs/>
           <w:iCs/>
           <w:szCs w:val="28"/>
+          <w:highlight w:val="yellow"/>
         </w:rPr>
       </w:r>
     </w:p>
@@ -19238,6 +19297,7 @@
           <w:bCs/>
           <w:iCs/>
           <w:szCs w:val="28"/>
+          <w:highlight w:val="yellow"/>
         </w:rPr>
         <w:t xml:space="preserve">A. CH</w:t>
       </w:r>
@@ -19247,6 +19307,7 @@
           <w:bCs/>
           <w:iCs/>
           <w:szCs w:val="28"/>
+          <w:highlight w:val="yellow"/>
           <w:vertAlign w:val="subscript"/>
         </w:rPr>
         <w:t xml:space="preserve">3</w:t>
@@ -19257,6 +19318,7 @@
           <w:bCs/>
           <w:iCs/>
           <w:szCs w:val="28"/>
+          <w:highlight w:val="yellow"/>
         </w:rPr>
         <w:t xml:space="preserve">-CO-COOH</w:t>
       </w:r>
@@ -19479,6 +19541,7 @@
           <w:bCs/>
           <w:iCs/>
           <w:szCs w:val="28"/>
+          <w:highlight w:val="yellow"/>
         </w:rPr>
       </w:pPr>
       <w:r>
@@ -19487,6 +19550,7 @@
           <w:bCs/>
           <w:iCs/>
           <w:szCs w:val="28"/>
+          <w:highlight w:val="yellow"/>
         </w:rPr>
         <w:t xml:space="preserve">A. Xảy ra ở bào tương, qua 2 giai đoạn gồm 10 phản ứng. Giai đoạn hoạt hóa  5 phản ứng. Giai đoạn oxy hóa sinh năng lượng 5 phản ứng.</w:t>
       </w:r>
@@ -19496,6 +19560,7 @@
           <w:bCs/>
           <w:iCs/>
           <w:szCs w:val="28"/>
+          <w:highlight w:val="yellow"/>
         </w:rPr>
       </w:r>
       <w:r>
@@ -19504,6 +19569,7 @@
           <w:bCs/>
           <w:iCs/>
           <w:szCs w:val="28"/>
+          <w:highlight w:val="yellow"/>
         </w:rPr>
       </w:r>
     </w:p>
@@ -19745,6 +19811,7 @@
           <w:bCs/>
           <w:iCs/>
           <w:szCs w:val="28"/>
+          <w:highlight w:val="yellow"/>
         </w:rPr>
       </w:pPr>
       <w:r>
@@ -19753,6 +19820,7 @@
           <w:bCs/>
           <w:iCs/>
           <w:szCs w:val="28"/>
+          <w:highlight w:val="yellow"/>
         </w:rPr>
         <w:t xml:space="preserve">A. Là hormon làm giảm đường huyết bằng cách tăng nhập Glucose vào tế bào và tăng sử dụng Glucose ở gan đồng thới ức chế các Enzym tân tạo đường.</w:t>
       </w:r>
@@ -19762,6 +19830,7 @@
           <w:bCs/>
           <w:iCs/>
           <w:szCs w:val="28"/>
+          <w:highlight w:val="yellow"/>
         </w:rPr>
       </w:r>
       <w:r>
@@ -19770,6 +19839,7 @@
           <w:bCs/>
           <w:iCs/>
           <w:szCs w:val="28"/>
+          <w:highlight w:val="yellow"/>
         </w:rPr>
       </w:r>
     </w:p>
@@ -20030,6 +20100,7 @@
       <w:r>
         <w:rPr>
           <w:szCs w:val="28"/>
+          <w:highlight w:val="yellow"/>
           <w:lang w:val="en-US"/>
         </w:rPr>
         <w:t xml:space="preserve">A.(</w:t>
@@ -20037,6 +20108,7 @@
       <w:r>
         <w:rPr>
           <w:szCs w:val="28"/>
+          <w:highlight w:val="yellow"/>
           <w:lang w:val="en-US"/>
         </w:rPr>
         <w:t xml:space="preserve">1) Cori, (2) yếm khí, (3) cơ</w:t>
@@ -20253,7 +20325,7 @@
           <w:szCs w:val="28"/>
           <w:lang w:val="en-US"/>
         </w:rPr>
-        <w:t xml:space="preserve">Câu 91:</w:t>
+        <w:t xml:space="preserve">*Câu 91:</w:t>
       </w:r>
       <w:r>
         <w:rPr>
@@ -20328,6 +20400,13 @@
           <w:lang w:val="en-US"/>
         </w:rPr>
         <w:tab/>
+      </w:r>
+      <w:r>
+        <w:rPr>
+          <w:szCs w:val="28"/>
+          <w:highlight w:val="yellow"/>
+          <w:lang w:val="en-US"/>
+        </w:rPr>
         <w:t xml:space="preserve">D. A và B</w:t>
       </w:r>
       <w:r>
@@ -20423,6 +20502,7 @@
       <w:r>
         <w:rPr>
           <w:szCs w:val="28"/>
+          <w:highlight w:val="yellow"/>
           <w:lang w:val="en-US"/>
         </w:rPr>
         <w:t xml:space="preserve">A.Ty</w:t>
@@ -20430,6 +20510,7 @@
       <w:r>
         <w:rPr>
           <w:szCs w:val="28"/>
+          <w:highlight w:val="yellow"/>
           <w:lang w:val="en-US"/>
         </w:rPr>
         <w:t xml:space="preserve"> thể</w:t>
@@ -20540,7 +20621,7 @@
         <w:ind w:firstLine="0"/>
         <w:rPr>
           <w:szCs w:val="28"/>
-          <w:lang w:val="en-US"/>
+          <w:highlight w:val="yellow"/>
         </w:rPr>
       </w:pPr>
       <w:r>
@@ -20549,17 +20630,26 @@
           <w:lang w:val="en-US"/>
         </w:rPr>
         <w:tab/>
+      </w:r>
+      <w:r>
+        <w:rPr>
+          <w:szCs w:val="28"/>
+          <w:highlight w:val="yellow"/>
+          <w:lang w:val="en-US"/>
+        </w:rPr>
         <w:t xml:space="preserve">A. Chu trình Cori là quá trình chuyển hóa hiếu khí Glucose tại cơ tạo acid Lactic, giải phóng 2 ATP</w:t>
       </w:r>
       <w:r>
         <w:rPr>
           <w:szCs w:val="28"/>
-          <w:lang w:val="en-US"/>
-        </w:rPr>
-      </w:r>
-      <w:r>
-        <w:rPr>
-          <w:szCs w:val="28"/>
+          <w:highlight w:val="yellow"/>
+          <w:lang w:val="en-US"/>
+        </w:rPr>
+      </w:r>
+      <w:r>
+        <w:rPr>
+          <w:szCs w:val="28"/>
+          <w:highlight w:val="yellow"/>
           <w:lang w:val="en-US"/>
         </w:rPr>
       </w:r>
@@ -20829,6 +20919,13 @@
           <w:lang w:val="en-US"/>
         </w:rPr>
         <w:tab/>
+      </w:r>
+      <w:r>
+        <w:rPr>
+          <w:szCs w:val="28"/>
+          <w:highlight w:val="yellow"/>
+          <w:lang w:val="en-US"/>
+        </w:rPr>
         <w:t xml:space="preserve">B. Acid Lactic được máu vận chuyển về gan để tổng hợp Glucose, tổng hợp 6 ATP</w:t>
       </w:r>
       <w:r>
@@ -21109,10 +21206,21 @@
           <w:lang w:val="en-US"/>
         </w:rPr>
         <w:tab/>
+      </w:r>
+      <w:r>
+        <w:rPr>
+          <w:b/>
+          <w:bCs/>
+          <w:szCs w:val="28"/>
+          <w:highlight w:val="yellow"/>
+          <w:lang w:val="en-US"/>
+        </w:rPr>
         <w:t xml:space="preserve">C. Đường phân Glucose tại cơ tạo Pyruvat, Pyruvat chuyển hóa hiếu khi tạo Acid Lactic</w:t>
       </w:r>
       <w:r>
         <w:rPr>
+          <w:b/>
+          <w:bCs/>
           <w:szCs w:val="28"/>
           <w:lang w:val="en-US"/>
         </w:rPr>
@@ -21139,7 +21247,7 @@
         <w:ind w:firstLine="0"/>
         <w:rPr>
           <w:szCs w:val="28"/>
-          <w:lang w:val="en-US"/>
+          <w:highlight w:val="yellow"/>
         </w:rPr>
       </w:pPr>
       <w:r>
@@ -21148,17 +21256,26 @@
           <w:lang w:val="en-US"/>
         </w:rPr>
         <w:tab/>
+      </w:r>
+      <w:r>
+        <w:rPr>
+          <w:szCs w:val="28"/>
+          <w:highlight w:val="none"/>
+          <w:lang w:val="en-US"/>
+        </w:rPr>
         <w:t xml:space="preserve">D. Acid lactic về gan chuyển thành Pyruvat nhờ enzym Lactat dehydrocgenase</w:t>
       </w:r>
       <w:r>
         <w:rPr>
           <w:szCs w:val="28"/>
-          <w:lang w:val="en-US"/>
-        </w:rPr>
-      </w:r>
-      <w:r>
-        <w:rPr>
-          <w:szCs w:val="28"/>
+          <w:highlight w:val="none"/>
+          <w:lang w:val="en-US"/>
+        </w:rPr>
+      </w:r>
+      <w:r>
+        <w:rPr>
+          <w:szCs w:val="28"/>
+          <w:highlight w:val="yellow"/>
           <w:lang w:val="en-US"/>
         </w:rPr>
       </w:r>
@@ -21379,27 +21496,45 @@
         <w:spacing/>
         <w:ind w:firstLine="0"/>
         <w:rPr>
-          <w:szCs w:val="28"/>
-          <w:lang w:val="en-US"/>
-        </w:rPr>
-      </w:pPr>
-      <w:r>
-        <w:rPr>
-          <w:szCs w:val="28"/>
+          <w:b/>
+          <w:bCs/>
+          <w:szCs w:val="28"/>
+          <w:highlight w:val="yellow"/>
+        </w:rPr>
+      </w:pPr>
+      <w:r>
+        <w:rPr>
+          <w:szCs w:val="28"/>
+          <w:highlight w:val="yellow"/>
           <w:lang w:val="en-US"/>
         </w:rPr>
         <w:tab/>
+      </w:r>
+      <w:r>
+        <w:rPr>
+          <w:b/>
+          <w:bCs/>
+          <w:szCs w:val="28"/>
+          <w:highlight w:val="yellow"/>
+          <w:lang w:val="en-US"/>
+        </w:rPr>
         <w:t xml:space="preserve">D. Acid lactic về gan chuyển thành Pyruvat nhờ enzym Pyruvat dehydrocgenase</w:t>
       </w:r>
       <w:r>
         <w:rPr>
-          <w:szCs w:val="28"/>
-          <w:lang w:val="en-US"/>
-        </w:rPr>
-      </w:r>
-      <w:r>
-        <w:rPr>
-          <w:szCs w:val="28"/>
+          <w:b/>
+          <w:bCs/>
+          <w:szCs w:val="28"/>
+          <w:highlight w:val="yellow"/>
+          <w:lang w:val="en-US"/>
+        </w:rPr>
+      </w:r>
+      <w:r>
+        <w:rPr>
+          <w:b/>
+          <w:bCs/>
+          <w:szCs w:val="28"/>
+          <w:highlight w:val="yellow"/>
           <w:lang w:val="en-US"/>
         </w:rPr>
       </w:r>
@@ -21419,7 +21554,7 @@
         <w:ind w:firstLine="0"/>
         <w:rPr>
           <w:szCs w:val="28"/>
-          <w:lang w:val="en-US"/>
+          <w:highlight w:val="none"/>
         </w:rPr>
       </w:pPr>
       <w:r>
@@ -21428,17 +21563,26 @@
           <w:lang w:val="en-US"/>
         </w:rPr>
         <w:tab/>
+      </w:r>
+      <w:r>
+        <w:rPr>
+          <w:szCs w:val="28"/>
+          <w:highlight w:val="none"/>
+          <w:lang w:val="en-US"/>
+        </w:rPr>
         <w:t xml:space="preserve">E. Hiện tượng hoạt động mạnh trong thời gian ngắn gây đau cơ là do chuyển hóa yếm khí Pyruvat theo chu trình Cori tạo acid lactic </w:t>
       </w:r>
       <w:r>
         <w:rPr>
           <w:szCs w:val="28"/>
-          <w:lang w:val="en-US"/>
-        </w:rPr>
-      </w:r>
-      <w:r>
-        <w:rPr>
-          <w:szCs w:val="28"/>
+          <w:highlight w:val="none"/>
+          <w:lang w:val="en-US"/>
+        </w:rPr>
+      </w:r>
+      <w:r>
+        <w:rPr>
+          <w:szCs w:val="28"/>
+          <w:highlight w:val="none"/>
           <w:lang w:val="en-US"/>
         </w:rPr>
       </w:r>
@@ -21660,7 +21804,7 @@
         <w:ind w:firstLine="0"/>
         <w:rPr>
           <w:szCs w:val="28"/>
-          <w:lang w:val="en-US"/>
+          <w:highlight w:val="yellow"/>
         </w:rPr>
       </w:pPr>
       <w:r>
@@ -21669,17 +21813,26 @@
           <w:lang w:val="en-US"/>
         </w:rPr>
         <w:tab/>
+      </w:r>
+      <w:r>
+        <w:rPr>
+          <w:szCs w:val="28"/>
+          <w:highlight w:val="yellow"/>
+          <w:lang w:val="en-US"/>
+        </w:rPr>
         <w:t xml:space="preserve">E. Hiện tượng hoạt động mạnh trong thời gian ngắn gây đau cơ là do chuyển hóa hiếu khí Pyruvat theo chu trình Cori tạo acid lactic </w:t>
       </w:r>
       <w:r>
         <w:rPr>
           <w:szCs w:val="28"/>
-          <w:lang w:val="en-US"/>
-        </w:rPr>
-      </w:r>
-      <w:r>
-        <w:rPr>
-          <w:szCs w:val="28"/>
+          <w:highlight w:val="yellow"/>
+          <w:lang w:val="en-US"/>
+        </w:rPr>
+      </w:r>
+      <w:r>
+        <w:rPr>
+          <w:szCs w:val="28"/>
+          <w:highlight w:val="yellow"/>
           <w:lang w:val="en-US"/>
         </w:rPr>
       </w:r>
@@ -21904,7 +22057,7 @@
         <w:ind w:firstLine="0"/>
         <w:rPr>
           <w:szCs w:val="28"/>
-          <w:lang w:val="en-US"/>
+          <w:highlight w:val="yellow"/>
         </w:rPr>
       </w:pPr>
       <w:r>
@@ -21918,6 +22071,7 @@
       <w:r>
         <w:rPr>
           <w:szCs w:val="28"/>
+          <w:highlight w:val="yellow"/>
           <w:lang w:val="en-US"/>
         </w:rPr>
         <w:t xml:space="preserve">E. Hiện tượng hoạt động mạnh trong thời gian ngắn gây đau cơ là do chuyển hóa yếm khí Pyruvat theo chu trình Glucose-Alanin tạo acid lactic </w:t>
@@ -21925,12 +22079,14 @@
       <w:r>
         <w:rPr>
           <w:szCs w:val="28"/>
-          <w:lang w:val="en-US"/>
-        </w:rPr>
-      </w:r>
-      <w:r>
-        <w:rPr>
-          <w:szCs w:val="28"/>
+          <w:highlight w:val="yellow"/>
+          <w:lang w:val="en-US"/>
+        </w:rPr>
+      </w:r>
+      <w:r>
+        <w:rPr>
+          <w:szCs w:val="28"/>
+          <w:highlight w:val="yellow"/>
           <w:lang w:val="en-US"/>
         </w:rPr>
       </w:r>
@@ -22155,7 +22311,7 @@
         <w:ind w:firstLine="0"/>
         <w:rPr>
           <w:szCs w:val="28"/>
-          <w:lang w:val="en-US"/>
+          <w:highlight w:val="yellow"/>
         </w:rPr>
       </w:pPr>
       <w:r>
@@ -22169,6 +22325,7 @@
       <w:r>
         <w:rPr>
           <w:szCs w:val="28"/>
+          <w:highlight w:val="yellow"/>
           <w:lang w:val="en-US"/>
         </w:rPr>
         <w:t xml:space="preserve">E. Tất cả đều sai</w:t>
@@ -22176,12 +22333,14 @@
       <w:r>
         <w:rPr>
           <w:szCs w:val="28"/>
-          <w:lang w:val="en-US"/>
-        </w:rPr>
-      </w:r>
-      <w:r>
-        <w:rPr>
-          <w:szCs w:val="28"/>
+          <w:highlight w:val="yellow"/>
+          <w:lang w:val="en-US"/>
+        </w:rPr>
+      </w:r>
+      <w:r>
+        <w:rPr>
+          <w:szCs w:val="28"/>
+          <w:highlight w:val="yellow"/>
           <w:lang w:val="en-US"/>
         </w:rPr>
       </w:r>
@@ -22365,7 +22524,7 @@
         <w:rPr>
           <w:b/>
           <w:szCs w:val="28"/>
-          <w:lang w:val="en-US"/>
+          <w:highlight w:val="yellow"/>
         </w:rPr>
       </w:pPr>
       <w:r>
@@ -22374,12 +22533,20 @@
           <w:lang w:val="en-US"/>
         </w:rPr>
         <w:tab/>
+      </w:r>
+      <w:r>
+        <w:rPr>
+          <w:szCs w:val="28"/>
+          <w:highlight w:val="yellow"/>
+          <w:lang w:val="en-US"/>
+        </w:rPr>
         <w:t xml:space="preserve">D. Tất cả đều đúng</w:t>
       </w:r>
       <w:r>
         <w:rPr>
           <w:b/>
           <w:szCs w:val="28"/>
+          <w:highlight w:val="yellow"/>
           <w:lang w:val="en-US"/>
         </w:rPr>
       </w:r>
@@ -22387,6 +22554,7 @@
         <w:rPr>
           <w:b/>
           <w:szCs w:val="28"/>
+          <w:highlight w:val="yellow"/>
           <w:lang w:val="en-US"/>
         </w:rPr>
       </w:r>
@@ -22934,6 +23102,13 @@
           <w:lang w:val="en-US"/>
         </w:rPr>
         <w:tab/>
+      </w:r>
+      <w:r>
+        <w:rPr>
+          <w:szCs w:val="28"/>
+          <w:highlight w:val="yellow"/>
+          <w:lang w:val="en-US"/>
+        </w:rPr>
         <w:t xml:space="preserve">D. (I) Glucose-1P, (II) UDP-Glucose</w:t>
       </w:r>
       <w:r>
@@ -23447,11 +23622,19 @@
           <w:lang w:val="en-US"/>
         </w:rPr>
         <w:tab/>
+      </w:r>
+      <w:r>
+        <w:rPr>
+          <w:szCs w:val="28"/>
+          <w:highlight w:val="yellow"/>
+          <w:lang w:val="en-US"/>
+        </w:rPr>
         <w:t xml:space="preserve">C. (I) Glucose-6P, (II) Glucose-1P</w:t>
       </w:r>
       <w:r>
         <w:rPr>
           <w:szCs w:val="28"/>
+          <w:highlight w:val="yellow"/>
           <w:lang w:val="en-US"/>
         </w:rPr>
       </w:r>
@@ -23632,6 +23815,7 @@
         <w:rPr>
           <w:rFonts w:cs="Times New Roman"/>
           <w:szCs w:val="28"/>
+          <w:highlight w:val="none"/>
         </w:rPr>
         <w:t xml:space="preserve">A. 50-60%</w:t>
       </w:r>
@@ -23639,8 +23823,18 @@
         <w:rPr>
           <w:rFonts w:cs="Times New Roman"/>
           <w:szCs w:val="28"/>
+          <w:highlight w:val="none"/>
         </w:rPr>
         <w:tab/>
+      </w:r>
+      <w:r>
+        <w:rPr>
+          <w:rFonts w:cs="Times New Roman"/>
+          <w:b/>
+          <w:bCs/>
+          <w:szCs w:val="28"/>
+          <w:highlight w:val="yellow"/>
+        </w:rPr>
         <w:t xml:space="preserve">B. 80-90%</w:t>
       </w:r>
       <w:r>
@@ -23782,6 +23976,7 @@
         <w:rPr>
           <w:rFonts w:cs="Times New Roman"/>
           <w:szCs w:val="28"/>
+          <w:highlight w:val="yellow"/>
         </w:rPr>
         <w:t xml:space="preserve">A. pH 6,8 – 7</w:t>
       </w:r>
@@ -24077,6 +24272,7 @@
           <w:bCs/>
           <w:iCs/>
           <w:szCs w:val="28"/>
+          <w:highlight w:val="yellow"/>
         </w:rPr>
       </w:pPr>
       <w:r>
@@ -24085,6 +24281,7 @@
           <w:bCs/>
           <w:iCs/>
           <w:szCs w:val="28"/>
+          <w:highlight w:val="yellow"/>
         </w:rPr>
         <w:t xml:space="preserve">D. Cả A và C đúng</w:t>
       </w:r>
@@ -24094,6 +24291,7 @@
           <w:bCs/>
           <w:iCs/>
           <w:szCs w:val="28"/>
+          <w:highlight w:val="yellow"/>
         </w:rPr>
       </w:r>
       <w:r>
@@ -24102,6 +24300,7 @@
           <w:bCs/>
           <w:iCs/>
           <w:szCs w:val="28"/>
+          <w:highlight w:val="yellow"/>
         </w:rPr>
       </w:r>
     </w:p>
@@ -24305,6 +24504,7 @@
           <w:bCs/>
           <w:iCs/>
           <w:szCs w:val="28"/>
+          <w:highlight w:val="yellow"/>
         </w:rPr>
         <w:t xml:space="preserve">C. CH</w:t>
       </w:r>
@@ -24314,6 +24514,7 @@
           <w:bCs/>
           <w:iCs/>
           <w:szCs w:val="28"/>
+          <w:highlight w:val="yellow"/>
           <w:vertAlign w:val="subscript"/>
         </w:rPr>
         <w:t xml:space="preserve">3</w:t>
@@ -24324,6 +24525,7 @@
           <w:bCs/>
           <w:iCs/>
           <w:szCs w:val="28"/>
+          <w:highlight w:val="yellow"/>
         </w:rPr>
         <w:t xml:space="preserve">–CO~SCoA</w:t>
       </w:r>
@@ -24498,6 +24700,7 @@
           <w:bCs/>
           <w:iCs/>
           <w:szCs w:val="28"/>
+          <w:highlight w:val="yellow"/>
         </w:rPr>
       </w:pPr>
       <w:r>
@@ -24506,6 +24709,7 @@
           <w:bCs/>
           <w:iCs/>
           <w:szCs w:val="28"/>
+          <w:highlight w:val="yellow"/>
         </w:rPr>
         <w:t xml:space="preserve">B. Quan trọng ở các tế bào phân chia nhanh và các tế bào cần NADPH</w:t>
       </w:r>
@@ -24515,6 +24719,7 @@
           <w:bCs/>
           <w:iCs/>
           <w:szCs w:val="28"/>
+          <w:highlight w:val="yellow"/>
           <w:vertAlign w:val="subscript"/>
         </w:rPr>
         <w:t xml:space="preserve">2 </w:t>
@@ -24525,6 +24730,7 @@
           <w:bCs/>
           <w:iCs/>
           <w:szCs w:val="28"/>
+          <w:highlight w:val="yellow"/>
         </w:rPr>
         <w:t xml:space="preserve"> để chống lại tác nhân oxy hóa và sinh tổng hợp acid béo, cholesterol.</w:t>
       </w:r>
@@ -24534,6 +24740,7 @@
           <w:bCs/>
           <w:iCs/>
           <w:szCs w:val="28"/>
+          <w:highlight w:val="yellow"/>
         </w:rPr>
       </w:r>
       <w:r>
@@ -24542,6 +24749,7 @@
           <w:bCs/>
           <w:iCs/>
           <w:szCs w:val="28"/>
+          <w:highlight w:val="yellow"/>
         </w:rPr>
       </w:r>
     </w:p>
@@ -24688,7 +24896,23 @@
           <w:rFonts w:cs="Times New Roman"/>
           <w:szCs w:val="28"/>
         </w:rPr>
-        <w:t xml:space="preserve"> Nguyên liệu tổng hợp Glycogen ở cơ là gì?</w:t>
+        <w:t xml:space="preserve"> Nguyên liệu tổng hợp Glycogen ở </w:t>
+      </w:r>
+      <w:r>
+        <w:rPr>
+          <w:rFonts w:cs="Times New Roman"/>
+          <w:b/>
+          <w:bCs/>
+          <w:szCs w:val="28"/>
+        </w:rPr>
+        <w:t xml:space="preserve">cơ </w:t>
+      </w:r>
+      <w:r>
+        <w:rPr>
+          <w:rFonts w:cs="Times New Roman"/>
+          <w:szCs w:val="28"/>
+        </w:rPr>
+        <w:t xml:space="preserve">là gì?</w:t>
       </w:r>
       <w:r>
         <w:rPr>
@@ -24719,7 +24943,10 @@
         <w:ind w:firstLine="0"/>
         <w:rPr>
           <w:rFonts w:cs="Times New Roman"/>
-          <w:szCs w:val="28"/>
+          <w:b/>
+          <w:bCs/>
+          <w:szCs w:val="28"/>
+          <w:highlight w:val="yellow"/>
         </w:rPr>
       </w:pPr>
       <w:r>
@@ -24734,6 +24961,7 @@
         <w:rPr>
           <w:rFonts w:cs="Times New Roman"/>
           <w:szCs w:val="28"/>
+          <w:highlight w:val="none"/>
         </w:rPr>
         <w:t xml:space="preserve">A. Glucose và các MS khác</w:t>
       </w:r>
@@ -24743,18 +24971,33 @@
           <w:szCs w:val="28"/>
         </w:rPr>
         <w:tab/>
+      </w:r>
+      <w:r>
+        <w:rPr>
+          <w:rFonts w:cs="Times New Roman"/>
+          <w:b/>
+          <w:bCs/>
+          <w:szCs w:val="28"/>
+          <w:highlight w:val="yellow"/>
+        </w:rPr>
         <w:t xml:space="preserve">B. Chỉ từ Glucose</w:t>
       </w:r>
       <w:r>
         <w:rPr>
           <w:rFonts w:cs="Times New Roman"/>
-          <w:szCs w:val="28"/>
-        </w:rPr>
-      </w:r>
-      <w:r>
-        <w:rPr>
-          <w:rFonts w:cs="Times New Roman"/>
-          <w:szCs w:val="28"/>
+          <w:b/>
+          <w:bCs/>
+          <w:szCs w:val="28"/>
+          <w:highlight w:val="yellow"/>
+        </w:rPr>
+      </w:r>
+      <w:r>
+        <w:rPr>
+          <w:rFonts w:cs="Times New Roman"/>
+          <w:b/>
+          <w:bCs/>
+          <w:szCs w:val="28"/>
+          <w:highlight w:val="yellow"/>
         </w:rPr>
       </w:r>
     </w:p>
@@ -24903,6 +25146,7 @@
           <w:bCs/>
           <w:iCs/>
           <w:szCs w:val="28"/>
+          <w:highlight w:val="yellow"/>
         </w:rPr>
       </w:pPr>
       <w:r>
@@ -24942,6 +25186,15 @@
           <w:szCs w:val="28"/>
         </w:rPr>
         <w:tab/>
+      </w:r>
+      <w:r>
+        <w:rPr>
+          <w:rFonts w:cs="Times New Roman"/>
+          <w:bCs/>
+          <w:iCs/>
+          <w:szCs w:val="28"/>
+          <w:highlight w:val="yellow"/>
+        </w:rPr>
         <w:t xml:space="preserve">D. A, B và C đều đúng</w:t>
       </w:r>
       <w:r>
@@ -24950,6 +25203,7 @@
           <w:bCs/>
           <w:iCs/>
           <w:szCs w:val="28"/>
+          <w:highlight w:val="yellow"/>
         </w:rPr>
       </w:r>
       <w:r>
@@ -24958,6 +25212,7 @@
           <w:bCs/>
           <w:iCs/>
           <w:szCs w:val="28"/>
+          <w:highlight w:val="yellow"/>
         </w:rPr>
       </w:r>
     </w:p>
@@ -25057,6 +25312,7 @@
       <w:r>
         <w:rPr>
           <w:szCs w:val="28"/>
+          <w:highlight w:val="yellow"/>
           <w:lang w:val="en-US"/>
         </w:rPr>
         <w:t xml:space="preserve">A.</w:t>
@@ -25064,12 +25320,14 @@
       <w:r>
         <w:rPr>
           <w:szCs w:val="28"/>
+          <w:highlight w:val="yellow"/>
         </w:rPr>
         <w:t xml:space="preserve">Ty</w:t>
       </w:r>
       <w:r>
         <w:rPr>
           <w:szCs w:val="28"/>
+          <w:highlight w:val="yellow"/>
         </w:rPr>
         <w:t xml:space="preserve"> thể</w:t>
       </w:r>
@@ -25300,6 +25558,7 @@
       <w:r>
         <w:rPr>
           <w:szCs w:val="28"/>
+          <w:highlight w:val="yellow"/>
           <w:lang w:val="en-US"/>
         </w:rPr>
         <w:t xml:space="preserve">C.Amylase</w:t>

--- a/Kỹ thuật Phục hồi chức năng/01. Môn học Cơ sở (II.1)/MH09. Hóa sinh/Đề cương /1. GLUCID.docx
+++ b/Kỹ thuật Phục hồi chức năng/01. Môn học Cơ sở (II.1)/MH09. Hóa sinh/Đề cương /1. GLUCID.docx
@@ -16120,7 +16120,6 @@
         <w:rPr>
           <w:szCs w:val="28"/>
           <w:highlight w:val="yellow"/>
-          <w:lang w:val="en-US"/>
         </w:rPr>
       </w:r>
     </w:p>
@@ -16406,7 +16405,6 @@
         <w:rPr>
           <w:szCs w:val="28"/>
           <w:highlight w:val="yellow"/>
-          <w:lang w:val="en-US"/>
         </w:rPr>
       </w:r>
     </w:p>
@@ -16541,7 +16539,6 @@
         <w:rPr>
           <w:szCs w:val="28"/>
           <w:highlight w:val="yellow"/>
-          <w:lang w:val="en-US"/>
         </w:rPr>
       </w:r>
     </w:p>
@@ -16988,7 +16985,6 @@
         <w:rPr>
           <w:szCs w:val="28"/>
           <w:highlight w:val="yellow"/>
-          <w:lang w:val="en-US"/>
         </w:rPr>
       </w:r>
     </w:p>
@@ -20591,7 +20587,22 @@
           <w:szCs w:val="28"/>
           <w:lang w:val="en-US"/>
         </w:rPr>
-        <w:t xml:space="preserve"> Nhận định nào sau đây là sai về chu trình Cori</w:t>
+        <w:t xml:space="preserve"> Nhận định nào sau đây là </w:t>
+      </w:r>
+      <w:r>
+        <w:rPr>
+          <w:szCs w:val="28"/>
+          <w:u w:val="single"/>
+          <w:lang w:val="en-US"/>
+        </w:rPr>
+        <w:t xml:space="preserve">sai</w:t>
+      </w:r>
+      <w:r>
+        <w:rPr>
+          <w:szCs w:val="28"/>
+          <w:lang w:val="en-US"/>
+        </w:rPr>
+        <w:t xml:space="preserve"> về chu trình Cori</w:t>
       </w:r>
       <w:r>
         <w:rPr>
@@ -20650,7 +20661,6 @@
         <w:rPr>
           <w:szCs w:val="28"/>
           <w:highlight w:val="yellow"/>
-          <w:lang w:val="en-US"/>
         </w:rPr>
       </w:r>
     </w:p>
@@ -21219,8 +21229,6 @@
       </w:r>
       <w:r>
         <w:rPr>
-          <w:b/>
-          <w:bCs/>
           <w:szCs w:val="28"/>
           <w:lang w:val="en-US"/>
         </w:rPr>
@@ -21268,15 +21276,14 @@
       <w:r>
         <w:rPr>
           <w:szCs w:val="28"/>
-          <w:highlight w:val="none"/>
-          <w:lang w:val="en-US"/>
-        </w:rPr>
-      </w:r>
-      <w:r>
-        <w:rPr>
-          <w:szCs w:val="28"/>
           <w:highlight w:val="yellow"/>
           <w:lang w:val="en-US"/>
+        </w:rPr>
+      </w:r>
+      <w:r>
+        <w:rPr>
+          <w:szCs w:val="28"/>
+          <w:highlight w:val="yellow"/>
         </w:rPr>
       </w:r>
     </w:p>
@@ -21535,7 +21542,6 @@
           <w:bCs/>
           <w:szCs w:val="28"/>
           <w:highlight w:val="yellow"/>
-          <w:lang w:val="en-US"/>
         </w:rPr>
       </w:r>
     </w:p>
@@ -21583,7 +21589,6 @@
         <w:rPr>
           <w:szCs w:val="28"/>
           <w:highlight w:val="none"/>
-          <w:lang w:val="en-US"/>
         </w:rPr>
       </w:r>
     </w:p>
@@ -21833,7 +21838,6 @@
         <w:rPr>
           <w:szCs w:val="28"/>
           <w:highlight w:val="yellow"/>
-          <w:lang w:val="en-US"/>
         </w:rPr>
       </w:r>
     </w:p>
@@ -22087,7 +22091,6 @@
         <w:rPr>
           <w:szCs w:val="28"/>
           <w:highlight w:val="yellow"/>
-          <w:lang w:val="en-US"/>
         </w:rPr>
       </w:r>
     </w:p>
@@ -22341,7 +22344,6 @@
         <w:rPr>
           <w:szCs w:val="28"/>
           <w:highlight w:val="yellow"/>
-          <w:lang w:val="en-US"/>
         </w:rPr>
       </w:r>
     </w:p>
@@ -22555,7 +22557,6 @@
           <w:b/>
           <w:szCs w:val="28"/>
           <w:highlight w:val="yellow"/>
-          <w:lang w:val="en-US"/>
         </w:rPr>
       </w:r>
     </w:p>
@@ -23634,7 +23635,6 @@
       <w:r>
         <w:rPr>
           <w:szCs w:val="28"/>
-          <w:highlight w:val="yellow"/>
           <w:lang w:val="en-US"/>
         </w:rPr>
       </w:r>
